--- a/10-应急管理/流程制度规范类文件/100101-组织级应急管理制度.docx
+++ b/10-应急管理/流程制度规范类文件/100101-组织级应急管理制度.docx
@@ -1,14 +1,13 @@
 
 <file path=word/document.xml><?xml version="1.0" encoding="utf-8"?>
-<w:document xmlns:wpc="http://schemas.microsoft.com/office/word/2010/wordprocessingCanvas" xmlns:mc="http://schemas.openxmlformats.org/markup-compatibility/2006" xmlns:o="urn:schemas-microsoft-com:office:office" xmlns:r="http://schemas.openxmlformats.org/officeDocument/2006/relationships" xmlns:m="http://schemas.openxmlformats.org/officeDocument/2006/math" xmlns:v="urn:schemas-microsoft-com:vml" xmlns:wp14="http://schemas.microsoft.com/office/word/2010/wordprocessingDrawing" xmlns:wp="http://schemas.openxmlformats.org/drawingml/2006/wordprocessingDrawing" xmlns:w10="urn:schemas-microsoft-com:office:word" xmlns:w="http://schemas.openxmlformats.org/wordprocessingml/2006/main" xmlns:w14="http://schemas.microsoft.com/office/word/2010/wordml" xmlns:w15="http://schemas.microsoft.com/office/word/2012/wordml" xmlns:wne="http://schemas.microsoft.com/office/word/2006/wordml" xmlns:wpg="http://schemas.microsoft.com/office/word/2010/wordprocessingGroup" xmlns:wpi="http://schemas.microsoft.com/office/word/2010/wordprocessingInk" xmlns:wps="http://schemas.microsoft.com/office/word/2010/wordprocessingShape" mc:Ignorable="w14 w15 wp14">
-  <!-- Generated by Aspose.Words for .NET 13.3.0.1 -->
+<w:document xmlns:wpc="http://schemas.microsoft.com/office/word/2010/wordprocessingCanvas" xmlns:mc="http://schemas.openxmlformats.org/markup-compatibility/2006" xmlns:o="urn:schemas-microsoft-com:office:office" xmlns:r="http://schemas.openxmlformats.org/officeDocument/2006/relationships" xmlns:m="http://schemas.openxmlformats.org/officeDocument/2006/math" xmlns:v="urn:schemas-microsoft-com:vml" xmlns:wp14="http://schemas.microsoft.com/office/word/2010/wordprocessingDrawing" xmlns:wp="http://schemas.openxmlformats.org/drawingml/2006/wordprocessingDrawing" xmlns:w="http://schemas.openxmlformats.org/wordprocessingml/2006/main" xmlns:w14="http://schemas.microsoft.com/office/word/2010/wordml" xmlns:w10="urn:schemas-microsoft-com:office:word" xmlns:w15="http://schemas.microsoft.com/office/word/2012/wordml" xmlns:wpg="http://schemas.microsoft.com/office/word/2010/wordprocessingGroup" xmlns:wpi="http://schemas.microsoft.com/office/word/2010/wordprocessingInk" xmlns:wne="http://schemas.microsoft.com/office/word/2006/wordml" xmlns:wps="http://schemas.microsoft.com/office/word/2010/wordprocessingShape" xmlns:wpsCustomData="http://www.wps.cn/officeDocument/2013/wpsCustomData" mc:Ignorable="w14 w15 wp14">
   <w:body>
     <w:p>
       <w:pPr>
         <w:spacing w:before="78" w:line="219" w:lineRule="auto"/>
         <w:ind w:left="25"/>
         <w:rPr>
-          <w:rFonts w:ascii="宋体" w:eastAsia="宋体" w:hAnsi="宋体" w:cs="宋体" w:hint="default"/>
+          <w:rFonts w:hint="default" w:ascii="宋体" w:hAnsi="宋体" w:eastAsia="宋体" w:cs="宋体"/>
           <w:sz w:val="24"/>
           <w:szCs w:val="24"/>
           <w:lang w:val="en-US" w:eastAsia="zh-CN"/>
@@ -16,7 +15,7 @@
       </w:pPr>
       <w:r>
         <w:rPr>
-          <w:rFonts w:ascii="宋体" w:eastAsia="宋体" w:hAnsi="宋体" w:cs="宋体"/>
+          <w:rFonts w:ascii="宋体" w:hAnsi="宋体" w:eastAsia="宋体" w:cs="宋体"/>
           <w:b/>
           <w:bCs/>
           <w:spacing w:val="-3"/>
@@ -27,7 +26,7 @@
       </w:r>
       <w:r>
         <w:rPr>
-          <w:rFonts w:ascii="宋体" w:eastAsia="宋体" w:hAnsi="宋体" w:cs="宋体" w:hint="eastAsia"/>
+          <w:rFonts w:hint="eastAsia" w:ascii="宋体" w:hAnsi="宋体" w:eastAsia="宋体" w:cs="宋体"/>
           <w:b/>
           <w:bCs/>
           <w:spacing w:val="-3"/>
@@ -39,7 +38,7 @@
       </w:r>
       <w:r>
         <w:rPr>
-          <w:rFonts w:ascii="宋体" w:eastAsia="宋体" w:hAnsi="宋体" w:cs="宋体"/>
+          <w:rFonts w:ascii="宋体" w:hAnsi="宋体" w:eastAsia="宋体" w:cs="宋体"/>
           <w:b/>
           <w:bCs/>
           <w:spacing w:val="-3"/>
@@ -50,7 +49,7 @@
       </w:r>
       <w:r>
         <w:rPr>
-          <w:rFonts w:ascii="宋体" w:eastAsia="宋体" w:hAnsi="宋体" w:cs="宋体" w:hint="eastAsia"/>
+          <w:rFonts w:hint="eastAsia" w:ascii="宋体" w:hAnsi="宋体" w:eastAsia="宋体" w:cs="宋体"/>
           <w:b/>
           <w:bCs/>
           <w:spacing w:val="-3"/>
@@ -80,14 +79,14 @@
         <w:ind w:left="23"/>
         <w:textAlignment w:val="auto"/>
         <w:rPr>
-          <w:rFonts w:ascii="宋体" w:eastAsia="宋体" w:hAnsi="宋体" w:cs="宋体"/>
-          <w:sz w:val="24"/>
-          <w:szCs w:val="24"/>
-        </w:rPr>
-      </w:pPr>
-      <w:r>
-        <w:rPr>
-          <w:rFonts w:ascii="宋体" w:eastAsia="宋体" w:hAnsi="宋体" w:cs="宋体"/>
+          <w:rFonts w:ascii="宋体" w:hAnsi="宋体" w:eastAsia="宋体" w:cs="宋体"/>
+          <w:sz w:val="24"/>
+          <w:szCs w:val="24"/>
+        </w:rPr>
+      </w:pPr>
+      <w:r>
+        <w:rPr>
+          <w:rFonts w:ascii="宋体" w:hAnsi="宋体" w:eastAsia="宋体" w:cs="宋体"/>
           <w:b/>
           <w:bCs/>
           <w:spacing w:val="240"/>
@@ -99,7 +98,7 @@
       </w:r>
       <w:r>
         <w:rPr>
-          <w:rFonts w:ascii="宋体" w:eastAsia="宋体" w:hAnsi="宋体" w:cs="宋体"/>
+          <w:rFonts w:ascii="宋体" w:hAnsi="宋体" w:eastAsia="宋体" w:cs="宋体"/>
           <w:b/>
           <w:bCs/>
           <w:spacing w:val="0"/>
@@ -111,7 +110,7 @@
       </w:r>
       <w:r>
         <w:rPr>
-          <w:rFonts w:ascii="宋体" w:eastAsia="宋体" w:hAnsi="宋体" w:cs="宋体"/>
+          <w:rFonts w:ascii="宋体" w:hAnsi="宋体" w:eastAsia="宋体" w:cs="宋体"/>
           <w:b/>
           <w:bCs/>
           <w:spacing w:val="-5"/>
@@ -123,10 +122,11 @@
     </w:p>
     <w:p>
       <w:pPr>
-        <w:pStyle w:val="a"/>
+        <w:pStyle w:val="24"/>
         <w:bidi w:val="0"/>
       </w:pPr>
       <w:bookmarkStart w:id="0" w:name="_Toc20834"/>
+      <w:bookmarkStart w:id="1" w:name="_Toc20708"/>
       <w:r>
         <w:rPr>
           <w:rFonts w:hint="eastAsia"/>
@@ -135,17 +135,18 @@
         <w:t>天津通海信息技术有限公司</w:t>
       </w:r>
       <w:bookmarkEnd w:id="0"/>
-    </w:p>
-    <w:p>
-      <w:pPr>
-        <w:pStyle w:val="a0"/>
+      <w:bookmarkEnd w:id="1"/>
+    </w:p>
+    <w:p>
+      <w:pPr>
+        <w:pStyle w:val="25"/>
         <w:bidi w:val="0"/>
         <w:rPr>
           <w:rFonts w:hint="default"/>
           <w:lang w:val="en-US"/>
         </w:rPr>
       </w:pPr>
-      <w:bookmarkStart w:id="1" w:name="_Toc797"/>
+      <w:bookmarkStart w:id="2" w:name="_Toc18977"/>
       <w:r>
         <w:rPr>
           <w:rFonts w:hint="eastAsia"/>
@@ -153,21 +154,22 @@
         </w:rPr>
         <w:t>组织级应急管理制度</w:t>
       </w:r>
-      <w:bookmarkEnd w:id="1"/>
+      <w:bookmarkEnd w:id="2"/>
     </w:p>
     <w:tbl>
       <w:tblPr>
-        <w:tblStyle w:val="TableGrid"/>
+        <w:tblStyle w:val="21"/>
         <w:tblW w:w="0" w:type="auto"/>
         <w:tblInd w:w="2443" w:type="dxa"/>
         <w:tblBorders>
-          <w:top w:val="nil"/>
-          <w:left w:val="nil"/>
-          <w:bottom w:val="nil"/>
-          <w:right w:val="nil"/>
-          <w:insideH w:val="nil"/>
-          <w:insideV w:val="nil"/>
+          <w:top w:val="none" w:color="auto" w:sz="0" w:space="0"/>
+          <w:left w:val="none" w:color="auto" w:sz="0" w:space="0"/>
+          <w:bottom w:val="none" w:color="auto" w:sz="0" w:space="0"/>
+          <w:right w:val="none" w:color="auto" w:sz="0" w:space="0"/>
+          <w:insideH w:val="none" w:color="auto" w:sz="0" w:space="0"/>
+          <w:insideV w:val="none" w:color="auto" w:sz="0" w:space="0"/>
         </w:tblBorders>
+        <w:tblLayout w:type="autofit"/>
         <w:tblCellMar>
           <w:top w:w="0" w:type="dxa"/>
           <w:left w:w="108" w:type="dxa"/>
@@ -181,15 +183,13 @@
       </w:tblGrid>
       <w:tr>
         <w:tblPrEx>
-          <w:tblW w:w="0" w:type="auto"/>
-          <w:tblInd w:w="2443" w:type="dxa"/>
           <w:tblBorders>
-            <w:top w:val="nil"/>
-            <w:left w:val="nil"/>
-            <w:bottom w:val="nil"/>
-            <w:right w:val="nil"/>
-            <w:insideH w:val="nil"/>
-            <w:insideV w:val="nil"/>
+            <w:top w:val="none" w:color="auto" w:sz="0" w:space="0"/>
+            <w:left w:val="none" w:color="auto" w:sz="0" w:space="0"/>
+            <w:bottom w:val="none" w:color="auto" w:sz="0" w:space="0"/>
+            <w:right w:val="none" w:color="auto" w:sz="0" w:space="0"/>
+            <w:insideH w:val="none" w:color="auto" w:sz="0" w:space="0"/>
+            <w:insideV w:val="none" w:color="auto" w:sz="0" w:space="0"/>
           </w:tblBorders>
           <w:tblCellMar>
             <w:top w:w="0" w:type="dxa"/>
@@ -199,7 +199,7 @@
           </w:tblCellMar>
         </w:tblPrEx>
         <w:trPr>
-          <w:trHeight w:val="810"/>
+          <w:trHeight w:val="810" w:hRule="atLeast"/>
         </w:trPr>
         <w:tc>
           <w:tcPr>
@@ -224,7 +224,7 @@
             </w:r>
             <w:r>
               <w:rPr>
-                <w:rFonts w:asciiTheme="minorAscii" w:eastAsiaTheme="minorEastAsia" w:hAnsiTheme="minorAscii" w:hint="default"/>
+                <w:rFonts w:hint="default" w:asciiTheme="minorAscii" w:hAnsiTheme="minorAscii" w:eastAsiaTheme="minorEastAsia"/>
                 <w:spacing w:val="227"/>
                 <w:sz w:val="21"/>
                 <w:vertAlign w:val="baseline"/>
@@ -239,7 +239,7 @@
                 <w:vertAlign w:val="baseline"/>
                 <w:lang w:val="en-US" w:eastAsia="zh-CN"/>
               </w:rPr>
-              <w:t>孙光莉</w:t>
+              <w:t>耿宁</w:t>
             </w:r>
           </w:p>
         </w:tc>
@@ -266,7 +266,7 @@
             </w:r>
             <w:r>
               <w:rPr>
-                <w:rFonts w:asciiTheme="minorAscii" w:eastAsiaTheme="minorEastAsia" w:hAnsiTheme="minorAscii" w:hint="eastAsia"/>
+                <w:rFonts w:hint="eastAsia" w:asciiTheme="minorAscii" w:hAnsiTheme="minorAscii" w:eastAsiaTheme="minorEastAsia"/>
                 <w:spacing w:val="227"/>
                 <w:sz w:val="21"/>
                 <w:vertAlign w:val="baseline"/>
@@ -288,8 +288,14 @@
       </w:tr>
       <w:tr>
         <w:tblPrEx>
-          <w:tblW w:w="0" w:type="auto"/>
-          <w:tblInd w:w="2443" w:type="dxa"/>
+          <w:tblBorders>
+            <w:top w:val="none" w:color="auto" w:sz="0" w:space="0"/>
+            <w:left w:val="none" w:color="auto" w:sz="0" w:space="0"/>
+            <w:bottom w:val="none" w:color="auto" w:sz="0" w:space="0"/>
+            <w:right w:val="none" w:color="auto" w:sz="0" w:space="0"/>
+            <w:insideH w:val="none" w:color="auto" w:sz="0" w:space="0"/>
+            <w:insideV w:val="none" w:color="auto" w:sz="0" w:space="0"/>
+          </w:tblBorders>
           <w:tblCellMar>
             <w:top w:w="0" w:type="dxa"/>
             <w:left w:w="108" w:type="dxa"/>
@@ -298,7 +304,7 @@
           </w:tblCellMar>
         </w:tblPrEx>
         <w:trPr>
-          <w:trHeight w:val="810"/>
+          <w:trHeight w:val="810" w:hRule="atLeast"/>
         </w:trPr>
         <w:tc>
           <w:tcPr>
@@ -309,7 +315,7 @@
             <w:pPr>
               <w:widowControl w:val="0"/>
               <w:rPr>
-                <w:rFonts w:ascii="Arial" w:eastAsia="Arial" w:hAnsi="Arial" w:cs="Arial" w:hint="eastAsia"/>
+                <w:rFonts w:hint="eastAsia" w:ascii="Arial" w:hAnsi="Arial" w:eastAsia="Arial" w:cs="Arial"/>
                 <w:snapToGrid w:val="0"/>
                 <w:color w:val="000000"/>
                 <w:kern w:val="0"/>
@@ -329,7 +335,7 @@
             </w:r>
             <w:r>
               <w:rPr>
-                <w:rFonts w:asciiTheme="minorAscii" w:eastAsiaTheme="minorEastAsia" w:hAnsiTheme="minorAscii" w:hint="default"/>
+                <w:rFonts w:hint="default" w:asciiTheme="minorAscii" w:hAnsiTheme="minorAscii" w:eastAsiaTheme="minorEastAsia"/>
                 <w:spacing w:val="227"/>
                 <w:sz w:val="21"/>
                 <w:vertAlign w:val="baseline"/>
@@ -344,7 +350,7 @@
                 <w:vertAlign w:val="baseline"/>
                 <w:lang w:val="en-US" w:eastAsia="zh-CN"/>
               </w:rPr>
-              <w:t>刘瑞</w:t>
+              <w:t>常海霞</w:t>
             </w:r>
           </w:p>
         </w:tc>
@@ -357,7 +363,7 @@
             <w:pPr>
               <w:widowControl w:val="0"/>
               <w:rPr>
-                <w:rFonts w:ascii="Arial" w:eastAsia="Arial" w:hAnsi="Arial" w:cs="Arial" w:hint="eastAsia"/>
+                <w:rFonts w:hint="eastAsia" w:ascii="Arial" w:hAnsi="Arial" w:eastAsia="Arial" w:cs="Arial"/>
                 <w:snapToGrid w:val="0"/>
                 <w:color w:val="000000"/>
                 <w:kern w:val="0"/>
@@ -373,11 +379,11 @@
                 <w:vertAlign w:val="baseline"/>
                 <w:lang w:val="en-US" w:eastAsia="zh-CN"/>
               </w:rPr>
-              <w:t>编制时间</w:t>
+              <w:t>审核时间</w:t>
             </w:r>
             <w:r>
               <w:rPr>
-                <w:rFonts w:asciiTheme="minorAscii" w:eastAsiaTheme="minorEastAsia" w:hAnsiTheme="minorAscii" w:hint="eastAsia"/>
+                <w:rFonts w:hint="eastAsia" w:asciiTheme="minorAscii" w:hAnsiTheme="minorAscii" w:eastAsiaTheme="minorEastAsia"/>
                 <w:spacing w:val="227"/>
                 <w:sz w:val="21"/>
                 <w:vertAlign w:val="baseline"/>
@@ -399,8 +405,14 @@
       </w:tr>
       <w:tr>
         <w:tblPrEx>
-          <w:tblW w:w="0" w:type="auto"/>
-          <w:tblInd w:w="2443" w:type="dxa"/>
+          <w:tblBorders>
+            <w:top w:val="none" w:color="auto" w:sz="0" w:space="0"/>
+            <w:left w:val="none" w:color="auto" w:sz="0" w:space="0"/>
+            <w:bottom w:val="none" w:color="auto" w:sz="0" w:space="0"/>
+            <w:right w:val="none" w:color="auto" w:sz="0" w:space="0"/>
+            <w:insideH w:val="none" w:color="auto" w:sz="0" w:space="0"/>
+            <w:insideV w:val="none" w:color="auto" w:sz="0" w:space="0"/>
+          </w:tblBorders>
           <w:tblCellMar>
             <w:top w:w="0" w:type="dxa"/>
             <w:left w:w="108" w:type="dxa"/>
@@ -409,7 +421,7 @@
           </w:tblCellMar>
         </w:tblPrEx>
         <w:trPr>
-          <w:trHeight w:val="635"/>
+          <w:trHeight w:val="635" w:hRule="atLeast"/>
         </w:trPr>
         <w:tc>
           <w:tcPr>
@@ -434,7 +446,7 @@
             </w:r>
             <w:r>
               <w:rPr>
-                <w:rFonts w:asciiTheme="minorAscii" w:eastAsiaTheme="minorEastAsia" w:hAnsiTheme="minorAscii" w:hint="eastAsia"/>
+                <w:rFonts w:hint="eastAsia" w:asciiTheme="minorAscii" w:hAnsiTheme="minorAscii" w:eastAsiaTheme="minorEastAsia"/>
                 <w:spacing w:val="227"/>
                 <w:sz w:val="21"/>
                 <w:vertAlign w:val="baseline"/>
@@ -475,7 +487,7 @@
             </w:r>
             <w:r>
               <w:rPr>
-                <w:rFonts w:asciiTheme="minorAscii" w:eastAsiaTheme="minorEastAsia" w:hAnsiTheme="minorAscii" w:hint="eastAsia"/>
+                <w:rFonts w:hint="eastAsia" w:asciiTheme="minorAscii" w:hAnsiTheme="minorAscii" w:eastAsiaTheme="minorEastAsia"/>
                 <w:spacing w:val="227"/>
                 <w:sz w:val="21"/>
                 <w:vertAlign w:val="baseline"/>
@@ -506,14 +518,14 @@
         <w:spacing w:before="153" w:line="225" w:lineRule="auto"/>
         <w:ind w:left="3634"/>
         <w:rPr>
-          <w:rFonts w:ascii="宋体" w:eastAsia="宋体" w:hAnsi="宋体" w:cs="宋体"/>
+          <w:rFonts w:ascii="宋体" w:hAnsi="宋体" w:eastAsia="宋体" w:cs="宋体"/>
           <w:sz w:val="31"/>
           <w:szCs w:val="31"/>
         </w:rPr>
       </w:pPr>
       <w:r>
         <w:rPr>
-          <w:rFonts w:ascii="宋体" w:eastAsia="宋体" w:hAnsi="宋体" w:cs="宋体"/>
+          <w:rFonts w:ascii="宋体" w:hAnsi="宋体" w:eastAsia="宋体" w:cs="宋体"/>
           <w:b/>
           <w:bCs/>
           <w:spacing w:val="4"/>
@@ -525,16 +537,16 @@
     </w:p>
     <w:tbl>
       <w:tblPr>
-        <w:tblStyle w:val="TableNormal0"/>
+        <w:tblStyle w:val="26"/>
         <w:tblW w:w="8301" w:type="dxa"/>
         <w:tblInd w:w="2" w:type="dxa"/>
         <w:tblBorders>
-          <w:top w:val="single" w:sz="2" w:space="0" w:color="000000"/>
-          <w:left w:val="single" w:sz="2" w:space="0" w:color="000000"/>
-          <w:bottom w:val="single" w:sz="2" w:space="0" w:color="000000"/>
-          <w:right w:val="single" w:sz="2" w:space="0" w:color="000000"/>
-          <w:insideH w:val="single" w:sz="2" w:space="0" w:color="000000"/>
-          <w:insideV w:val="single" w:sz="2" w:space="0" w:color="000000"/>
+          <w:top w:val="single" w:color="000000" w:sz="2" w:space="0"/>
+          <w:left w:val="single" w:color="000000" w:sz="2" w:space="0"/>
+          <w:bottom w:val="single" w:color="000000" w:sz="2" w:space="0"/>
+          <w:right w:val="single" w:color="000000" w:sz="2" w:space="0"/>
+          <w:insideH w:val="single" w:color="000000" w:sz="2" w:space="0"/>
+          <w:insideV w:val="single" w:color="000000" w:sz="2" w:space="0"/>
         </w:tblBorders>
         <w:tblLayout w:type="fixed"/>
         <w:tblCellMar>
@@ -554,17 +566,14 @@
       </w:tblGrid>
       <w:tr>
         <w:tblPrEx>
-          <w:tblW w:w="8301" w:type="dxa"/>
-          <w:tblInd w:w="2" w:type="dxa"/>
           <w:tblBorders>
-            <w:top w:val="single" w:sz="2" w:space="0" w:color="000000"/>
-            <w:left w:val="single" w:sz="2" w:space="0" w:color="000000"/>
-            <w:bottom w:val="single" w:sz="2" w:space="0" w:color="000000"/>
-            <w:right w:val="single" w:sz="2" w:space="0" w:color="000000"/>
-            <w:insideH w:val="single" w:sz="2" w:space="0" w:color="000000"/>
-            <w:insideV w:val="single" w:sz="2" w:space="0" w:color="000000"/>
+            <w:top w:val="single" w:color="000000" w:sz="2" w:space="0"/>
+            <w:left w:val="single" w:color="000000" w:sz="2" w:space="0"/>
+            <w:bottom w:val="single" w:color="000000" w:sz="2" w:space="0"/>
+            <w:right w:val="single" w:color="000000" w:sz="2" w:space="0"/>
+            <w:insideH w:val="single" w:color="000000" w:sz="2" w:space="0"/>
+            <w:insideV w:val="single" w:color="000000" w:sz="2" w:space="0"/>
           </w:tblBorders>
-          <w:tblLayout w:type="fixed"/>
           <w:tblCellMar>
             <w:top w:w="0" w:type="dxa"/>
             <w:left w:w="0" w:type="dxa"/>
@@ -573,7 +582,7 @@
           </w:tblCellMar>
         </w:tblPrEx>
         <w:trPr>
-          <w:trHeight w:val="593"/>
+          <w:trHeight w:val="593" w:hRule="atLeast"/>
         </w:trPr>
         <w:tc>
           <w:tcPr>
@@ -584,14 +593,14 @@
               <w:spacing w:before="176" w:line="228" w:lineRule="auto"/>
               <w:ind w:left="607"/>
               <w:rPr>
-                <w:rFonts w:ascii="宋体" w:eastAsia="宋体" w:hAnsi="宋体" w:cs="宋体"/>
+                <w:rFonts w:ascii="宋体" w:hAnsi="宋体" w:eastAsia="宋体" w:cs="宋体"/>
                 <w:sz w:val="20"/>
                 <w:szCs w:val="20"/>
               </w:rPr>
             </w:pPr>
             <w:r>
               <w:rPr>
-                <w:rFonts w:ascii="宋体" w:eastAsia="宋体" w:hAnsi="宋体" w:cs="宋体"/>
+                <w:rFonts w:ascii="宋体" w:hAnsi="宋体" w:eastAsia="宋体" w:cs="宋体"/>
                 <w:spacing w:val="-14"/>
                 <w:sz w:val="20"/>
                 <w:szCs w:val="20"/>
@@ -609,14 +618,14 @@
               <w:spacing w:before="175" w:line="227" w:lineRule="auto"/>
               <w:ind w:left="253"/>
               <w:rPr>
-                <w:rFonts w:ascii="宋体" w:eastAsia="宋体" w:hAnsi="宋体" w:cs="宋体"/>
+                <w:rFonts w:ascii="宋体" w:hAnsi="宋体" w:eastAsia="宋体" w:cs="宋体"/>
                 <w:sz w:val="20"/>
                 <w:szCs w:val="20"/>
               </w:rPr>
             </w:pPr>
             <w:r>
               <w:rPr>
-                <w:rFonts w:ascii="宋体" w:eastAsia="宋体" w:hAnsi="宋体" w:cs="宋体"/>
+                <w:rFonts w:ascii="宋体" w:hAnsi="宋体" w:eastAsia="宋体" w:cs="宋体"/>
                 <w:spacing w:val="4"/>
                 <w:sz w:val="20"/>
                 <w:szCs w:val="20"/>
@@ -634,14 +643,14 @@
               <w:spacing w:before="175" w:line="228" w:lineRule="auto"/>
               <w:ind w:left="730"/>
               <w:rPr>
-                <w:rFonts w:ascii="宋体" w:eastAsia="宋体" w:hAnsi="宋体" w:cs="宋体"/>
+                <w:rFonts w:ascii="宋体" w:hAnsi="宋体" w:eastAsia="宋体" w:cs="宋体"/>
                 <w:sz w:val="20"/>
                 <w:szCs w:val="20"/>
               </w:rPr>
             </w:pPr>
             <w:r>
               <w:rPr>
-                <w:rFonts w:ascii="宋体" w:eastAsia="宋体" w:hAnsi="宋体" w:cs="宋体"/>
+                <w:rFonts w:ascii="宋体" w:hAnsi="宋体" w:eastAsia="宋体" w:cs="宋体"/>
                 <w:spacing w:val="7"/>
                 <w:sz w:val="20"/>
                 <w:szCs w:val="20"/>
@@ -659,14 +668,14 @@
               <w:spacing w:before="175" w:line="228" w:lineRule="auto"/>
               <w:ind w:left="310"/>
               <w:rPr>
-                <w:rFonts w:ascii="宋体" w:eastAsia="宋体" w:hAnsi="宋体" w:cs="宋体"/>
+                <w:rFonts w:ascii="宋体" w:hAnsi="宋体" w:eastAsia="宋体" w:cs="宋体"/>
                 <w:sz w:val="20"/>
                 <w:szCs w:val="20"/>
               </w:rPr>
             </w:pPr>
             <w:r>
               <w:rPr>
-                <w:rFonts w:ascii="宋体" w:eastAsia="宋体" w:hAnsi="宋体" w:cs="宋体"/>
+                <w:rFonts w:ascii="宋体" w:hAnsi="宋体" w:eastAsia="宋体" w:cs="宋体"/>
                 <w:spacing w:val="6"/>
                 <w:sz w:val="20"/>
                 <w:szCs w:val="20"/>
@@ -684,7 +693,7 @@
               <w:spacing w:before="175" w:line="228" w:lineRule="auto"/>
               <w:ind w:left="310"/>
               <w:rPr>
-                <w:rFonts w:ascii="宋体" w:eastAsia="宋体" w:hAnsi="宋体" w:cs="宋体" w:hint="eastAsia"/>
+                <w:rFonts w:hint="eastAsia" w:ascii="宋体" w:hAnsi="宋体" w:eastAsia="宋体" w:cs="宋体"/>
                 <w:spacing w:val="6"/>
                 <w:sz w:val="20"/>
                 <w:szCs w:val="20"/>
@@ -693,7 +702,7 @@
             </w:pPr>
             <w:r>
               <w:rPr>
-                <w:rFonts w:ascii="宋体" w:eastAsia="宋体" w:hAnsi="宋体" w:cs="宋体" w:hint="eastAsia"/>
+                <w:rFonts w:hint="eastAsia" w:ascii="宋体" w:hAnsi="宋体" w:eastAsia="宋体" w:cs="宋体"/>
                 <w:spacing w:val="6"/>
                 <w:sz w:val="20"/>
                 <w:szCs w:val="20"/>
@@ -712,14 +721,14 @@
               <w:spacing w:before="176" w:line="229" w:lineRule="auto"/>
               <w:ind w:left="311"/>
               <w:rPr>
-                <w:rFonts w:ascii="宋体" w:eastAsia="宋体" w:hAnsi="宋体" w:cs="宋体"/>
+                <w:rFonts w:ascii="宋体" w:hAnsi="宋体" w:eastAsia="宋体" w:cs="宋体"/>
                 <w:sz w:val="20"/>
                 <w:szCs w:val="20"/>
               </w:rPr>
             </w:pPr>
             <w:r>
               <w:rPr>
-                <w:rFonts w:ascii="宋体" w:eastAsia="宋体" w:hAnsi="宋体" w:cs="宋体"/>
+                <w:rFonts w:ascii="宋体" w:hAnsi="宋体" w:eastAsia="宋体" w:cs="宋体"/>
                 <w:spacing w:val="7"/>
                 <w:sz w:val="20"/>
                 <w:szCs w:val="20"/>
@@ -731,9 +740,14 @@
       </w:tr>
       <w:tr>
         <w:tblPrEx>
-          <w:tblW w:w="8301" w:type="dxa"/>
-          <w:tblInd w:w="2" w:type="dxa"/>
-          <w:tblLayout w:type="fixed"/>
+          <w:tblBorders>
+            <w:top w:val="single" w:color="000000" w:sz="2" w:space="0"/>
+            <w:left w:val="single" w:color="000000" w:sz="2" w:space="0"/>
+            <w:bottom w:val="single" w:color="000000" w:sz="2" w:space="0"/>
+            <w:right w:val="single" w:color="000000" w:sz="2" w:space="0"/>
+            <w:insideH w:val="single" w:color="000000" w:sz="2" w:space="0"/>
+            <w:insideV w:val="single" w:color="000000" w:sz="2" w:space="0"/>
+          </w:tblBorders>
           <w:tblCellMar>
             <w:top w:w="0" w:type="dxa"/>
             <w:left w:w="0" w:type="dxa"/>
@@ -742,7 +756,7 @@
           </w:tblCellMar>
         </w:tblPrEx>
         <w:trPr>
-          <w:trHeight w:val="556"/>
+          <w:trHeight w:val="556" w:hRule="atLeast"/>
         </w:trPr>
         <w:tc>
           <w:tcPr>
@@ -753,14 +767,14 @@
               <w:spacing w:before="173" w:line="267" w:lineRule="exact"/>
               <w:ind w:left="260"/>
               <w:rPr>
-                <w:rFonts w:ascii="宋体" w:eastAsia="宋体" w:hAnsi="宋体" w:cs="宋体"/>
+                <w:rFonts w:ascii="宋体" w:hAnsi="宋体" w:eastAsia="宋体" w:cs="宋体"/>
                 <w:sz w:val="20"/>
                 <w:szCs w:val="20"/>
               </w:rPr>
             </w:pPr>
             <w:r>
               <w:rPr>
-                <w:rFonts w:ascii="宋体" w:eastAsia="宋体" w:hAnsi="宋体" w:cs="宋体"/>
+                <w:rFonts w:ascii="宋体" w:hAnsi="宋体" w:eastAsia="宋体" w:cs="宋体"/>
                 <w:spacing w:val="3"/>
                 <w:position w:val="1"/>
                 <w:sz w:val="20"/>
@@ -779,14 +793,14 @@
               <w:spacing w:before="173" w:line="267" w:lineRule="exact"/>
               <w:ind w:left="248"/>
               <w:rPr>
-                <w:rFonts w:ascii="宋体" w:eastAsia="宋体" w:hAnsi="宋体" w:cs="宋体"/>
+                <w:rFonts w:ascii="宋体" w:hAnsi="宋体" w:eastAsia="宋体" w:cs="宋体"/>
                 <w:sz w:val="20"/>
                 <w:szCs w:val="20"/>
               </w:rPr>
             </w:pPr>
             <w:r>
               <w:rPr>
-                <w:rFonts w:ascii="宋体" w:eastAsia="宋体" w:hAnsi="宋体" w:cs="宋体"/>
+                <w:rFonts w:ascii="宋体" w:hAnsi="宋体" w:eastAsia="宋体" w:cs="宋体"/>
                 <w:spacing w:val="4"/>
                 <w:position w:val="1"/>
                 <w:sz w:val="20"/>
@@ -806,14 +820,14 @@
               <w:ind w:left="114"/>
               <w:jc w:val="center"/>
               <w:rPr>
-                <w:rFonts w:ascii="宋体" w:eastAsia="宋体" w:hAnsi="宋体" w:cs="宋体"/>
+                <w:rFonts w:ascii="宋体" w:hAnsi="宋体" w:eastAsia="宋体" w:cs="宋体"/>
                 <w:sz w:val="20"/>
                 <w:szCs w:val="20"/>
               </w:rPr>
             </w:pPr>
             <w:r>
               <w:rPr>
-                <w:rFonts w:ascii="宋体" w:eastAsia="宋体" w:hAnsi="宋体" w:cs="宋体"/>
+                <w:rFonts w:ascii="宋体" w:hAnsi="宋体" w:eastAsia="宋体" w:cs="宋体"/>
                 <w:spacing w:val="7"/>
                 <w:sz w:val="20"/>
                 <w:szCs w:val="20"/>
@@ -828,75 +842,78 @@
           </w:tcPr>
           <w:p>
             <w:pPr>
-              <w:spacing w:before="172" w:line="228" w:lineRule="auto"/>
-              <w:ind w:left="313"/>
-              <w:rPr>
-                <w:rFonts w:ascii="宋体" w:eastAsia="宋体" w:hAnsi="宋体" w:cs="宋体" w:hint="eastAsia"/>
-                <w:sz w:val="20"/>
-                <w:szCs w:val="20"/>
-                <w:lang w:val="en-US" w:eastAsia="zh-CN"/>
-              </w:rPr>
-            </w:pPr>
-            <w:r>
-              <w:rPr>
-                <w:rFonts w:ascii="宋体" w:eastAsia="宋体" w:hAnsi="宋体" w:cs="宋体" w:hint="eastAsia"/>
-                <w:sz w:val="20"/>
-                <w:szCs w:val="20"/>
-                <w:lang w:val="en-US" w:eastAsia="zh-CN"/>
-              </w:rPr>
-              <w:t>孙光莉</w:t>
-            </w:r>
-          </w:p>
-        </w:tc>
-        <w:tc>
-          <w:tcPr>
-            <w:tcW w:w="1150" w:type="dxa"/>
-          </w:tcPr>
-          <w:p>
-            <w:pPr>
-              <w:spacing w:before="172" w:line="228" w:lineRule="auto"/>
-              <w:ind w:left="313"/>
-              <w:rPr>
-                <w:rFonts w:ascii="宋体" w:eastAsia="宋体" w:hAnsi="宋体" w:cs="宋体" w:hint="eastAsia"/>
-                <w:spacing w:val="5"/>
-                <w:sz w:val="20"/>
-                <w:szCs w:val="20"/>
-              </w:rPr>
-            </w:pPr>
-            <w:r>
-              <w:rPr>
-                <w:rFonts w:ascii="宋体" w:eastAsia="宋体" w:hAnsi="宋体" w:cs="宋体" w:hint="eastAsia"/>
-                <w:spacing w:val="5"/>
-                <w:sz w:val="20"/>
-                <w:szCs w:val="20"/>
-                <w:lang w:val="en-US" w:eastAsia="zh-CN"/>
-              </w:rPr>
-              <w:t>刘瑞</w:t>
-            </w:r>
-          </w:p>
-        </w:tc>
-        <w:tc>
-          <w:tcPr>
-            <w:tcW w:w="1240" w:type="dxa"/>
-          </w:tcPr>
-          <w:p>
-            <w:pPr>
               <w:spacing w:before="173" w:line="229" w:lineRule="auto"/>
               <w:ind w:left="314"/>
               <w:rPr>
-                <w:rFonts w:ascii="宋体" w:eastAsia="宋体" w:hAnsi="宋体" w:cs="宋体"/>
-                <w:sz w:val="20"/>
-                <w:szCs w:val="20"/>
-              </w:rPr>
-            </w:pPr>
-            <w:r>
-              <w:rPr>
-                <w:rFonts w:ascii="宋体" w:eastAsia="宋体" w:hAnsi="宋体" w:cs="宋体" w:hint="eastAsia"/>
+                <w:rFonts w:hint="eastAsia" w:ascii="宋体" w:hAnsi="宋体" w:eastAsia="宋体" w:cs="宋体"/>
                 <w:spacing w:val="6"/>
                 <w:sz w:val="20"/>
                 <w:szCs w:val="20"/>
                 <w:lang w:val="en-US" w:eastAsia="zh-CN"/>
               </w:rPr>
+            </w:pPr>
+            <w:r>
+              <w:rPr>
+                <w:rFonts w:hint="eastAsia" w:ascii="宋体" w:hAnsi="宋体" w:eastAsia="宋体" w:cs="宋体"/>
+                <w:spacing w:val="6"/>
+                <w:sz w:val="20"/>
+                <w:szCs w:val="20"/>
+                <w:lang w:val="en-US" w:eastAsia="zh-CN"/>
+              </w:rPr>
+              <w:t>耿宁</w:t>
+            </w:r>
+          </w:p>
+        </w:tc>
+        <w:tc>
+          <w:tcPr>
+            <w:tcW w:w="1150" w:type="dxa"/>
+          </w:tcPr>
+          <w:p>
+            <w:pPr>
+              <w:spacing w:before="173" w:line="229" w:lineRule="auto"/>
+              <w:ind w:left="314"/>
+              <w:rPr>
+                <w:rFonts w:hint="eastAsia" w:ascii="宋体" w:hAnsi="宋体" w:eastAsia="宋体" w:cs="宋体"/>
+                <w:spacing w:val="6"/>
+                <w:sz w:val="20"/>
+                <w:szCs w:val="20"/>
+                <w:lang w:val="en-US" w:eastAsia="zh-CN"/>
+              </w:rPr>
+            </w:pPr>
+            <w:r>
+              <w:rPr>
+                <w:rFonts w:hint="eastAsia" w:ascii="宋体" w:hAnsi="宋体" w:eastAsia="宋体" w:cs="宋体"/>
+                <w:spacing w:val="6"/>
+                <w:sz w:val="20"/>
+                <w:szCs w:val="20"/>
+                <w:lang w:val="en-US" w:eastAsia="zh-CN"/>
+              </w:rPr>
+              <w:t>常海霞</w:t>
+            </w:r>
+          </w:p>
+        </w:tc>
+        <w:tc>
+          <w:tcPr>
+            <w:tcW w:w="1240" w:type="dxa"/>
+          </w:tcPr>
+          <w:p>
+            <w:pPr>
+              <w:spacing w:before="173" w:line="229" w:lineRule="auto"/>
+              <w:ind w:left="314"/>
+              <w:rPr>
+                <w:rFonts w:ascii="宋体" w:hAnsi="宋体" w:eastAsia="宋体" w:cs="宋体"/>
+                <w:sz w:val="20"/>
+                <w:szCs w:val="20"/>
+              </w:rPr>
+            </w:pPr>
+            <w:r>
+              <w:rPr>
+                <w:rFonts w:hint="eastAsia" w:ascii="宋体" w:hAnsi="宋体" w:eastAsia="宋体" w:cs="宋体"/>
+                <w:spacing w:val="6"/>
+                <w:sz w:val="20"/>
+                <w:szCs w:val="20"/>
+                <w:lang w:val="en-US" w:eastAsia="zh-CN"/>
+              </w:rPr>
               <w:t>尹兆铮</w:t>
             </w:r>
           </w:p>
@@ -904,9 +921,14 @@
       </w:tr>
       <w:tr>
         <w:tblPrEx>
-          <w:tblW w:w="8301" w:type="dxa"/>
-          <w:tblInd w:w="2" w:type="dxa"/>
-          <w:tblLayout w:type="fixed"/>
+          <w:tblBorders>
+            <w:top w:val="single" w:color="000000" w:sz="2" w:space="0"/>
+            <w:left w:val="single" w:color="000000" w:sz="2" w:space="0"/>
+            <w:bottom w:val="single" w:color="000000" w:sz="2" w:space="0"/>
+            <w:right w:val="single" w:color="000000" w:sz="2" w:space="0"/>
+            <w:insideH w:val="single" w:color="000000" w:sz="2" w:space="0"/>
+            <w:insideV w:val="single" w:color="000000" w:sz="2" w:space="0"/>
+          </w:tblBorders>
           <w:tblCellMar>
             <w:top w:w="0" w:type="dxa"/>
             <w:left w:w="0" w:type="dxa"/>
@@ -915,7 +937,7 @@
           </w:tblCellMar>
         </w:tblPrEx>
         <w:trPr>
-          <w:trHeight w:val="556"/>
+          <w:trHeight w:val="556" w:hRule="atLeast"/>
         </w:trPr>
         <w:tc>
           <w:tcPr>
@@ -923,7 +945,7 @@
           </w:tcPr>
           <w:p>
             <w:pPr>
-              <w:pStyle w:val="TableText"/>
+              <w:pStyle w:val="27"/>
             </w:pPr>
           </w:p>
         </w:tc>
@@ -933,7 +955,7 @@
           </w:tcPr>
           <w:p>
             <w:pPr>
-              <w:pStyle w:val="TableText"/>
+              <w:pStyle w:val="27"/>
             </w:pPr>
           </w:p>
         </w:tc>
@@ -943,7 +965,7 @@
           </w:tcPr>
           <w:p>
             <w:pPr>
-              <w:pStyle w:val="TableText"/>
+              <w:pStyle w:val="27"/>
             </w:pPr>
           </w:p>
         </w:tc>
@@ -975,16 +997,21 @@
           </w:tcPr>
           <w:p>
             <w:pPr>
-              <w:pStyle w:val="TableText"/>
+              <w:pStyle w:val="27"/>
             </w:pPr>
           </w:p>
         </w:tc>
       </w:tr>
       <w:tr>
         <w:tblPrEx>
-          <w:tblW w:w="8301" w:type="dxa"/>
-          <w:tblInd w:w="2" w:type="dxa"/>
-          <w:tblLayout w:type="fixed"/>
+          <w:tblBorders>
+            <w:top w:val="single" w:color="000000" w:sz="2" w:space="0"/>
+            <w:left w:val="single" w:color="000000" w:sz="2" w:space="0"/>
+            <w:bottom w:val="single" w:color="000000" w:sz="2" w:space="0"/>
+            <w:right w:val="single" w:color="000000" w:sz="2" w:space="0"/>
+            <w:insideH w:val="single" w:color="000000" w:sz="2" w:space="0"/>
+            <w:insideV w:val="single" w:color="000000" w:sz="2" w:space="0"/>
+          </w:tblBorders>
           <w:tblCellMar>
             <w:top w:w="0" w:type="dxa"/>
             <w:left w:w="0" w:type="dxa"/>
@@ -993,7 +1020,7 @@
           </w:tblCellMar>
         </w:tblPrEx>
         <w:trPr>
-          <w:trHeight w:val="556"/>
+          <w:trHeight w:val="556" w:hRule="atLeast"/>
         </w:trPr>
         <w:tc>
           <w:tcPr>
@@ -1001,7 +1028,7 @@
           </w:tcPr>
           <w:p>
             <w:pPr>
-              <w:pStyle w:val="TableText"/>
+              <w:pStyle w:val="27"/>
             </w:pPr>
           </w:p>
         </w:tc>
@@ -1011,7 +1038,7 @@
           </w:tcPr>
           <w:p>
             <w:pPr>
-              <w:pStyle w:val="TableText"/>
+              <w:pStyle w:val="27"/>
             </w:pPr>
           </w:p>
         </w:tc>
@@ -1021,7 +1048,7 @@
           </w:tcPr>
           <w:p>
             <w:pPr>
-              <w:pStyle w:val="TableText"/>
+              <w:pStyle w:val="27"/>
             </w:pPr>
           </w:p>
         </w:tc>
@@ -1053,16 +1080,21 @@
           </w:tcPr>
           <w:p>
             <w:pPr>
-              <w:pStyle w:val="TableText"/>
+              <w:pStyle w:val="27"/>
             </w:pPr>
           </w:p>
         </w:tc>
       </w:tr>
       <w:tr>
         <w:tblPrEx>
-          <w:tblW w:w="8301" w:type="dxa"/>
-          <w:tblInd w:w="2" w:type="dxa"/>
-          <w:tblLayout w:type="fixed"/>
+          <w:tblBorders>
+            <w:top w:val="single" w:color="000000" w:sz="2" w:space="0"/>
+            <w:left w:val="single" w:color="000000" w:sz="2" w:space="0"/>
+            <w:bottom w:val="single" w:color="000000" w:sz="2" w:space="0"/>
+            <w:right w:val="single" w:color="000000" w:sz="2" w:space="0"/>
+            <w:insideH w:val="single" w:color="000000" w:sz="2" w:space="0"/>
+            <w:insideV w:val="single" w:color="000000" w:sz="2" w:space="0"/>
+          </w:tblBorders>
           <w:tblCellMar>
             <w:top w:w="0" w:type="dxa"/>
             <w:left w:w="0" w:type="dxa"/>
@@ -1071,7 +1103,7 @@
           </w:tblCellMar>
         </w:tblPrEx>
         <w:trPr>
-          <w:trHeight w:val="557"/>
+          <w:trHeight w:val="557" w:hRule="atLeast"/>
         </w:trPr>
         <w:tc>
           <w:tcPr>
@@ -1079,7 +1111,7 @@
           </w:tcPr>
           <w:p>
             <w:pPr>
-              <w:pStyle w:val="TableText"/>
+              <w:pStyle w:val="27"/>
             </w:pPr>
           </w:p>
         </w:tc>
@@ -1089,7 +1121,7 @@
           </w:tcPr>
           <w:p>
             <w:pPr>
-              <w:pStyle w:val="TableText"/>
+              <w:pStyle w:val="27"/>
             </w:pPr>
           </w:p>
         </w:tc>
@@ -1099,7 +1131,7 @@
           </w:tcPr>
           <w:p>
             <w:pPr>
-              <w:pStyle w:val="TableText"/>
+              <w:pStyle w:val="27"/>
             </w:pPr>
           </w:p>
         </w:tc>
@@ -1109,7 +1141,7 @@
           </w:tcPr>
           <w:p>
             <w:pPr>
-              <w:pStyle w:val="TableText"/>
+              <w:pStyle w:val="27"/>
             </w:pPr>
           </w:p>
         </w:tc>
@@ -1119,7 +1151,7 @@
           </w:tcPr>
           <w:p>
             <w:pPr>
-              <w:pStyle w:val="TableText"/>
+              <w:pStyle w:val="27"/>
             </w:pPr>
           </w:p>
         </w:tc>
@@ -1129,16 +1161,21 @@
           </w:tcPr>
           <w:p>
             <w:pPr>
-              <w:pStyle w:val="TableText"/>
+              <w:pStyle w:val="27"/>
             </w:pPr>
           </w:p>
         </w:tc>
       </w:tr>
       <w:tr>
         <w:tblPrEx>
-          <w:tblW w:w="8301" w:type="dxa"/>
-          <w:tblInd w:w="2" w:type="dxa"/>
-          <w:tblLayout w:type="fixed"/>
+          <w:tblBorders>
+            <w:top w:val="single" w:color="000000" w:sz="2" w:space="0"/>
+            <w:left w:val="single" w:color="000000" w:sz="2" w:space="0"/>
+            <w:bottom w:val="single" w:color="000000" w:sz="2" w:space="0"/>
+            <w:right w:val="single" w:color="000000" w:sz="2" w:space="0"/>
+            <w:insideH w:val="single" w:color="000000" w:sz="2" w:space="0"/>
+            <w:insideV w:val="single" w:color="000000" w:sz="2" w:space="0"/>
+          </w:tblBorders>
           <w:tblCellMar>
             <w:top w:w="0" w:type="dxa"/>
             <w:left w:w="0" w:type="dxa"/>
@@ -1147,7 +1184,7 @@
           </w:tblCellMar>
         </w:tblPrEx>
         <w:trPr>
-          <w:trHeight w:val="556"/>
+          <w:trHeight w:val="556" w:hRule="atLeast"/>
         </w:trPr>
         <w:tc>
           <w:tcPr>
@@ -1155,7 +1192,7 @@
           </w:tcPr>
           <w:p>
             <w:pPr>
-              <w:pStyle w:val="TableText"/>
+              <w:pStyle w:val="27"/>
             </w:pPr>
           </w:p>
         </w:tc>
@@ -1165,7 +1202,7 @@
           </w:tcPr>
           <w:p>
             <w:pPr>
-              <w:pStyle w:val="TableText"/>
+              <w:pStyle w:val="27"/>
             </w:pPr>
           </w:p>
         </w:tc>
@@ -1175,7 +1212,7 @@
           </w:tcPr>
           <w:p>
             <w:pPr>
-              <w:pStyle w:val="TableText"/>
+              <w:pStyle w:val="27"/>
             </w:pPr>
           </w:p>
         </w:tc>
@@ -1185,7 +1222,7 @@
           </w:tcPr>
           <w:p>
             <w:pPr>
-              <w:pStyle w:val="TableText"/>
+              <w:pStyle w:val="27"/>
             </w:pPr>
           </w:p>
         </w:tc>
@@ -1195,7 +1232,7 @@
           </w:tcPr>
           <w:p>
             <w:pPr>
-              <w:pStyle w:val="TableText"/>
+              <w:pStyle w:val="27"/>
             </w:pPr>
           </w:p>
         </w:tc>
@@ -1205,16 +1242,21 @@
           </w:tcPr>
           <w:p>
             <w:pPr>
-              <w:pStyle w:val="TableText"/>
+              <w:pStyle w:val="27"/>
             </w:pPr>
           </w:p>
         </w:tc>
       </w:tr>
       <w:tr>
         <w:tblPrEx>
-          <w:tblW w:w="8301" w:type="dxa"/>
-          <w:tblInd w:w="2" w:type="dxa"/>
-          <w:tblLayout w:type="fixed"/>
+          <w:tblBorders>
+            <w:top w:val="single" w:color="000000" w:sz="2" w:space="0"/>
+            <w:left w:val="single" w:color="000000" w:sz="2" w:space="0"/>
+            <w:bottom w:val="single" w:color="000000" w:sz="2" w:space="0"/>
+            <w:right w:val="single" w:color="000000" w:sz="2" w:space="0"/>
+            <w:insideH w:val="single" w:color="000000" w:sz="2" w:space="0"/>
+            <w:insideV w:val="single" w:color="000000" w:sz="2" w:space="0"/>
+          </w:tblBorders>
           <w:tblCellMar>
             <w:top w:w="0" w:type="dxa"/>
             <w:left w:w="0" w:type="dxa"/>
@@ -1223,7 +1265,7 @@
           </w:tblCellMar>
         </w:tblPrEx>
         <w:trPr>
-          <w:trHeight w:val="561"/>
+          <w:trHeight w:val="561" w:hRule="atLeast"/>
         </w:trPr>
         <w:tc>
           <w:tcPr>
@@ -1231,7 +1273,7 @@
           </w:tcPr>
           <w:p>
             <w:pPr>
-              <w:pStyle w:val="TableText"/>
+              <w:pStyle w:val="27"/>
             </w:pPr>
           </w:p>
         </w:tc>
@@ -1241,7 +1283,7 @@
           </w:tcPr>
           <w:p>
             <w:pPr>
-              <w:pStyle w:val="TableText"/>
+              <w:pStyle w:val="27"/>
             </w:pPr>
           </w:p>
         </w:tc>
@@ -1251,7 +1293,7 @@
           </w:tcPr>
           <w:p>
             <w:pPr>
-              <w:pStyle w:val="TableText"/>
+              <w:pStyle w:val="27"/>
             </w:pPr>
           </w:p>
         </w:tc>
@@ -1261,7 +1303,7 @@
           </w:tcPr>
           <w:p>
             <w:pPr>
-              <w:pStyle w:val="TableText"/>
+              <w:pStyle w:val="27"/>
             </w:pPr>
           </w:p>
         </w:tc>
@@ -1271,7 +1313,7 @@
           </w:tcPr>
           <w:p>
             <w:pPr>
-              <w:pStyle w:val="TableText"/>
+              <w:pStyle w:val="27"/>
             </w:pPr>
           </w:p>
         </w:tc>
@@ -1281,7 +1323,7 @@
           </w:tcPr>
           <w:p>
             <w:pPr>
-              <w:pStyle w:val="TableText"/>
+              <w:pStyle w:val="27"/>
             </w:pPr>
           </w:p>
         </w:tc>
@@ -1295,7 +1337,7 @@
     <w:sdt>
       <w:sdtPr>
         <w:rPr>
-          <w:rFonts w:ascii="宋体" w:eastAsia="宋体" w:hAnsi="宋体" w:cs="Arial"/>
+          <w:rFonts w:ascii="宋体" w:hAnsi="宋体" w:eastAsia="宋体" w:cs="Arial"/>
           <w:snapToGrid w:val="0"/>
           <w:color w:val="000000"/>
           <w:kern w:val="0"/>
@@ -1311,7 +1353,7 @@
       </w:sdtPr>
       <w:sdtEndPr>
         <w:rPr>
-          <w:rFonts w:ascii="宋体" w:eastAsia="宋体" w:hAnsi="宋体" w:cs="宋体" w:hint="eastAsia"/>
+          <w:rFonts w:hint="eastAsia" w:ascii="宋体" w:hAnsi="宋体" w:eastAsia="宋体" w:cs="宋体"/>
           <w:snapToGrid w:val="0"/>
           <w:color w:val="000000"/>
           <w:kern w:val="0"/>
@@ -1324,17 +1366,17 @@
         <w:p>
           <w:pPr>
             <w:spacing w:before="0" w:beforeLines="0" w:after="0" w:afterLines="0" w:line="240" w:lineRule="auto"/>
-            <w:ind w:left="0" w:right="0" w:firstLine="0" w:leftChars="0" w:rightChars="0" w:firstLineChars="0"/>
+            <w:ind w:left="0" w:leftChars="0" w:right="0" w:rightChars="0" w:firstLine="0" w:firstLineChars="0"/>
             <w:jc w:val="center"/>
             <w:rPr>
-              <w:rFonts w:ascii="宋体" w:eastAsia="宋体" w:hAnsi="宋体" w:cs="宋体" w:hint="eastAsia"/>
+              <w:rFonts w:hint="eastAsia" w:ascii="宋体" w:hAnsi="宋体" w:eastAsia="宋体" w:cs="宋体"/>
               <w:sz w:val="24"/>
               <w:szCs w:val="24"/>
             </w:rPr>
           </w:pPr>
           <w:r>
             <w:rPr>
-              <w:rFonts w:ascii="宋体" w:eastAsia="宋体" w:hAnsi="宋体" w:cs="宋体" w:hint="eastAsia"/>
+              <w:rFonts w:hint="eastAsia" w:ascii="宋体" w:hAnsi="宋体" w:eastAsia="宋体" w:cs="宋体"/>
               <w:sz w:val="24"/>
               <w:szCs w:val="24"/>
             </w:rPr>
@@ -1344,10 +1386,10 @@
         <w:p>
           <w:pPr>
             <w:spacing w:before="0" w:beforeLines="0" w:after="0" w:afterLines="0" w:line="240" w:lineRule="auto"/>
-            <w:ind w:left="0" w:right="0" w:firstLine="0" w:leftChars="0" w:rightChars="0" w:firstLineChars="0"/>
+            <w:ind w:left="0" w:leftChars="0" w:right="0" w:rightChars="0" w:firstLine="0" w:firstLineChars="0"/>
             <w:jc w:val="center"/>
             <w:rPr>
-              <w:rFonts w:ascii="宋体" w:eastAsia="宋体" w:hAnsi="宋体" w:cs="宋体" w:hint="eastAsia"/>
+              <w:rFonts w:hint="eastAsia" w:ascii="宋体" w:hAnsi="宋体" w:eastAsia="宋体" w:cs="宋体"/>
               <w:sz w:val="24"/>
               <w:szCs w:val="24"/>
             </w:rPr>
@@ -1355,14 +1397,14 @@
         </w:p>
         <w:p>
           <w:pPr>
-            <w:pStyle w:val="TOC1"/>
+            <w:pStyle w:val="16"/>
             <w:tabs>
               <w:tab w:val="right" w:leader="dot" w:pos="8306"/>
             </w:tabs>
           </w:pPr>
           <w:r>
             <w:rPr>
-              <w:rFonts w:ascii="宋体" w:eastAsia="宋体" w:hAnsi="宋体" w:cs="宋体" w:hint="eastAsia"/>
+              <w:rFonts w:hint="eastAsia" w:ascii="宋体" w:hAnsi="宋体" w:eastAsia="宋体" w:cs="宋体"/>
               <w:sz w:val="24"/>
               <w:szCs w:val="24"/>
             </w:rPr>
@@ -1370,7 +1412,7 @@
           </w:r>
           <w:r>
             <w:rPr>
-              <w:rFonts w:ascii="宋体" w:eastAsia="宋体" w:hAnsi="宋体" w:cs="宋体" w:hint="eastAsia"/>
+              <w:rFonts w:hint="eastAsia" w:ascii="宋体" w:hAnsi="宋体" w:eastAsia="宋体" w:cs="宋体"/>
               <w:sz w:val="24"/>
               <w:szCs w:val="24"/>
             </w:rPr>
@@ -1378,7 +1420,7 @@
           </w:r>
           <w:r>
             <w:rPr>
-              <w:rFonts w:ascii="宋体" w:eastAsia="宋体" w:hAnsi="宋体" w:cs="宋体" w:hint="eastAsia"/>
+              <w:rFonts w:hint="eastAsia" w:ascii="宋体" w:hAnsi="宋体" w:eastAsia="宋体" w:cs="宋体"/>
               <w:sz w:val="24"/>
               <w:szCs w:val="24"/>
             </w:rPr>
@@ -1386,21 +1428,21 @@
           </w:r>
           <w:r>
             <w:rPr>
-              <w:rFonts w:ascii="宋体" w:eastAsia="宋体" w:hAnsi="宋体" w:cs="宋体" w:hint="eastAsia"/>
+              <w:rFonts w:hint="eastAsia" w:ascii="宋体" w:hAnsi="宋体" w:eastAsia="宋体" w:cs="宋体"/>
               <w:szCs w:val="24"/>
             </w:rPr>
             <w:fldChar w:fldCharType="begin"/>
           </w:r>
           <w:r>
             <w:rPr>
-              <w:rFonts w:ascii="宋体" w:eastAsia="宋体" w:hAnsi="宋体" w:cs="宋体" w:hint="eastAsia"/>
-              <w:szCs w:val="24"/>
-            </w:rPr>
-            <w:instrText xml:space="preserve"> HYPERLINK \l _Toc21034 </w:instrText>
-          </w:r>
-          <w:r>
-            <w:rPr>
-              <w:rFonts w:ascii="宋体" w:eastAsia="宋体" w:hAnsi="宋体" w:cs="宋体" w:hint="eastAsia"/>
+              <w:rFonts w:hint="eastAsia" w:ascii="宋体" w:hAnsi="宋体" w:eastAsia="宋体" w:cs="宋体"/>
+              <w:szCs w:val="24"/>
+            </w:rPr>
+            <w:instrText xml:space="preserve"> HYPERLINK \l _Toc20708 </w:instrText>
+          </w:r>
+          <w:r>
+            <w:rPr>
+              <w:rFonts w:hint="eastAsia" w:ascii="宋体" w:hAnsi="宋体" w:eastAsia="宋体" w:cs="宋体"/>
               <w:szCs w:val="24"/>
             </w:rPr>
             <w:fldChar w:fldCharType="separate"/>
@@ -1419,7 +1461,7 @@
             <w:fldChar w:fldCharType="begin"/>
           </w:r>
           <w:r>
-            <w:instrText xml:space="preserve"> PAGEREF _Toc21034 \h </w:instrText>
+            <w:instrText xml:space="preserve"> PAGEREF _Toc20708 \h </w:instrText>
           </w:r>
           <w:r>
             <w:fldChar w:fldCharType="separate"/>
@@ -1432,7 +1474,7 @@
           </w:r>
           <w:r>
             <w:rPr>
-              <w:rFonts w:ascii="宋体" w:eastAsia="宋体" w:hAnsi="宋体" w:cs="宋体" w:hint="eastAsia"/>
+              <w:rFonts w:hint="eastAsia" w:ascii="宋体" w:hAnsi="宋体" w:eastAsia="宋体" w:cs="宋体"/>
               <w:szCs w:val="24"/>
             </w:rPr>
             <w:fldChar w:fldCharType="end"/>
@@ -1440,28 +1482,28 @@
         </w:p>
         <w:p>
           <w:pPr>
-            <w:pStyle w:val="TOC1"/>
+            <w:pStyle w:val="16"/>
             <w:tabs>
               <w:tab w:val="right" w:leader="dot" w:pos="8306"/>
             </w:tabs>
           </w:pPr>
           <w:r>
             <w:rPr>
-              <w:rFonts w:ascii="宋体" w:eastAsia="宋体" w:hAnsi="宋体" w:cs="宋体" w:hint="eastAsia"/>
+              <w:rFonts w:hint="eastAsia" w:ascii="宋体" w:hAnsi="宋体" w:eastAsia="宋体" w:cs="宋体"/>
               <w:szCs w:val="24"/>
             </w:rPr>
             <w:fldChar w:fldCharType="begin"/>
           </w:r>
           <w:r>
             <w:rPr>
-              <w:rFonts w:ascii="宋体" w:eastAsia="宋体" w:hAnsi="宋体" w:cs="宋体" w:hint="eastAsia"/>
-              <w:szCs w:val="24"/>
-            </w:rPr>
-            <w:instrText xml:space="preserve"> HYPERLINK \l _Toc797 </w:instrText>
-          </w:r>
-          <w:r>
-            <w:rPr>
-              <w:rFonts w:ascii="宋体" w:eastAsia="宋体" w:hAnsi="宋体" w:cs="宋体" w:hint="eastAsia"/>
+              <w:rFonts w:hint="eastAsia" w:ascii="宋体" w:hAnsi="宋体" w:eastAsia="宋体" w:cs="宋体"/>
+              <w:szCs w:val="24"/>
+            </w:rPr>
+            <w:instrText xml:space="preserve"> HYPERLINK \l _Toc18977 </w:instrText>
+          </w:r>
+          <w:r>
+            <w:rPr>
+              <w:rFonts w:hint="eastAsia" w:ascii="宋体" w:hAnsi="宋体" w:eastAsia="宋体" w:cs="宋体"/>
               <w:szCs w:val="24"/>
             </w:rPr>
             <w:fldChar w:fldCharType="separate"/>
@@ -1480,7 +1522,7 @@
             <w:fldChar w:fldCharType="begin"/>
           </w:r>
           <w:r>
-            <w:instrText xml:space="preserve"> PAGEREF _Toc797 \h </w:instrText>
+            <w:instrText xml:space="preserve"> PAGEREF _Toc18977 \h </w:instrText>
           </w:r>
           <w:r>
             <w:fldChar w:fldCharType="separate"/>
@@ -1493,7 +1535,7 @@
           </w:r>
           <w:r>
             <w:rPr>
-              <w:rFonts w:ascii="宋体" w:eastAsia="宋体" w:hAnsi="宋体" w:cs="宋体" w:hint="eastAsia"/>
+              <w:rFonts w:hint="eastAsia" w:ascii="宋体" w:hAnsi="宋体" w:eastAsia="宋体" w:cs="宋体"/>
               <w:szCs w:val="24"/>
             </w:rPr>
             <w:fldChar w:fldCharType="end"/>
@@ -1501,28 +1543,28 @@
         </w:p>
         <w:p>
           <w:pPr>
-            <w:pStyle w:val="TOC1"/>
+            <w:pStyle w:val="16"/>
             <w:tabs>
               <w:tab w:val="right" w:leader="dot" w:pos="8306"/>
             </w:tabs>
           </w:pPr>
           <w:r>
             <w:rPr>
-              <w:rFonts w:ascii="宋体" w:eastAsia="宋体" w:hAnsi="宋体" w:cs="宋体" w:hint="eastAsia"/>
+              <w:rFonts w:hint="eastAsia" w:ascii="宋体" w:hAnsi="宋体" w:eastAsia="宋体" w:cs="宋体"/>
               <w:szCs w:val="24"/>
             </w:rPr>
             <w:fldChar w:fldCharType="begin"/>
           </w:r>
           <w:r>
             <w:rPr>
-              <w:rFonts w:ascii="宋体" w:eastAsia="宋体" w:hAnsi="宋体" w:cs="宋体" w:hint="eastAsia"/>
-              <w:szCs w:val="24"/>
-            </w:rPr>
-            <w:instrText xml:space="preserve"> HYPERLINK \l _Toc7543 </w:instrText>
-          </w:r>
-          <w:r>
-            <w:rPr>
-              <w:rFonts w:ascii="宋体" w:eastAsia="宋体" w:hAnsi="宋体" w:cs="宋体" w:hint="eastAsia"/>
+              <w:rFonts w:hint="eastAsia" w:ascii="宋体" w:hAnsi="宋体" w:eastAsia="宋体" w:cs="宋体"/>
+              <w:szCs w:val="24"/>
+            </w:rPr>
+            <w:instrText xml:space="preserve"> HYPERLINK \l _Toc5457 </w:instrText>
+          </w:r>
+          <w:r>
+            <w:rPr>
+              <w:rFonts w:hint="eastAsia" w:ascii="宋体" w:hAnsi="宋体" w:eastAsia="宋体" w:cs="宋体"/>
               <w:szCs w:val="24"/>
             </w:rPr>
             <w:fldChar w:fldCharType="separate"/>
@@ -1543,7 +1585,7 @@
             <w:fldChar w:fldCharType="begin"/>
           </w:r>
           <w:r>
-            <w:instrText xml:space="preserve"> PAGEREF _Toc7543 \h </w:instrText>
+            <w:instrText xml:space="preserve"> PAGEREF _Toc5457 \h </w:instrText>
           </w:r>
           <w:r>
             <w:fldChar w:fldCharType="separate"/>
@@ -1556,7 +1598,7 @@
           </w:r>
           <w:r>
             <w:rPr>
-              <w:rFonts w:ascii="宋体" w:eastAsia="宋体" w:hAnsi="宋体" w:cs="宋体" w:hint="eastAsia"/>
+              <w:rFonts w:hint="eastAsia" w:ascii="宋体" w:hAnsi="宋体" w:eastAsia="宋体" w:cs="宋体"/>
               <w:szCs w:val="24"/>
             </w:rPr>
             <w:fldChar w:fldCharType="end"/>
@@ -1564,28 +1606,28 @@
         </w:p>
         <w:p>
           <w:pPr>
-            <w:pStyle w:val="TOC1"/>
+            <w:pStyle w:val="16"/>
             <w:tabs>
               <w:tab w:val="right" w:leader="dot" w:pos="8306"/>
             </w:tabs>
           </w:pPr>
           <w:r>
             <w:rPr>
-              <w:rFonts w:ascii="宋体" w:eastAsia="宋体" w:hAnsi="宋体" w:cs="宋体" w:hint="eastAsia"/>
+              <w:rFonts w:hint="eastAsia" w:ascii="宋体" w:hAnsi="宋体" w:eastAsia="宋体" w:cs="宋体"/>
               <w:szCs w:val="24"/>
             </w:rPr>
             <w:fldChar w:fldCharType="begin"/>
           </w:r>
           <w:r>
             <w:rPr>
-              <w:rFonts w:ascii="宋体" w:eastAsia="宋体" w:hAnsi="宋体" w:cs="宋体" w:hint="eastAsia"/>
-              <w:szCs w:val="24"/>
-            </w:rPr>
-            <w:instrText xml:space="preserve"> HYPERLINK \l _Toc13238 </w:instrText>
-          </w:r>
-          <w:r>
-            <w:rPr>
-              <w:rFonts w:ascii="宋体" w:eastAsia="宋体" w:hAnsi="宋体" w:cs="宋体" w:hint="eastAsia"/>
+              <w:rFonts w:hint="eastAsia" w:ascii="宋体" w:hAnsi="宋体" w:eastAsia="宋体" w:cs="宋体"/>
+              <w:szCs w:val="24"/>
+            </w:rPr>
+            <w:instrText xml:space="preserve"> HYPERLINK \l _Toc3323 </w:instrText>
+          </w:r>
+          <w:r>
+            <w:rPr>
+              <w:rFonts w:hint="eastAsia" w:ascii="宋体" w:hAnsi="宋体" w:eastAsia="宋体" w:cs="宋体"/>
               <w:szCs w:val="24"/>
             </w:rPr>
             <w:fldChar w:fldCharType="separate"/>
@@ -1611,7 +1653,7 @@
             <w:fldChar w:fldCharType="begin"/>
           </w:r>
           <w:r>
-            <w:instrText xml:space="preserve"> PAGEREF _Toc13238 \h </w:instrText>
+            <w:instrText xml:space="preserve"> PAGEREF _Toc3323 \h </w:instrText>
           </w:r>
           <w:r>
             <w:fldChar w:fldCharType="separate"/>
@@ -1624,7 +1666,7 @@
           </w:r>
           <w:r>
             <w:rPr>
-              <w:rFonts w:ascii="宋体" w:eastAsia="宋体" w:hAnsi="宋体" w:cs="宋体" w:hint="eastAsia"/>
+              <w:rFonts w:hint="eastAsia" w:ascii="宋体" w:hAnsi="宋体" w:eastAsia="宋体" w:cs="宋体"/>
               <w:szCs w:val="24"/>
             </w:rPr>
             <w:fldChar w:fldCharType="end"/>
@@ -1632,28 +1674,28 @@
         </w:p>
         <w:p>
           <w:pPr>
-            <w:pStyle w:val="TOC1"/>
+            <w:pStyle w:val="16"/>
             <w:tabs>
               <w:tab w:val="right" w:leader="dot" w:pos="8306"/>
             </w:tabs>
           </w:pPr>
           <w:r>
             <w:rPr>
-              <w:rFonts w:ascii="宋体" w:eastAsia="宋体" w:hAnsi="宋体" w:cs="宋体" w:hint="eastAsia"/>
+              <w:rFonts w:hint="eastAsia" w:ascii="宋体" w:hAnsi="宋体" w:eastAsia="宋体" w:cs="宋体"/>
               <w:szCs w:val="24"/>
             </w:rPr>
             <w:fldChar w:fldCharType="begin"/>
           </w:r>
           <w:r>
             <w:rPr>
-              <w:rFonts w:ascii="宋体" w:eastAsia="宋体" w:hAnsi="宋体" w:cs="宋体" w:hint="eastAsia"/>
-              <w:szCs w:val="24"/>
-            </w:rPr>
-            <w:instrText xml:space="preserve"> HYPERLINK \l _Toc9543 </w:instrText>
-          </w:r>
-          <w:r>
-            <w:rPr>
-              <w:rFonts w:ascii="宋体" w:eastAsia="宋体" w:hAnsi="宋体" w:cs="宋体" w:hint="eastAsia"/>
+              <w:rFonts w:hint="eastAsia" w:ascii="宋体" w:hAnsi="宋体" w:eastAsia="宋体" w:cs="宋体"/>
+              <w:szCs w:val="24"/>
+            </w:rPr>
+            <w:instrText xml:space="preserve"> HYPERLINK \l _Toc24698 </w:instrText>
+          </w:r>
+          <w:r>
+            <w:rPr>
+              <w:rFonts w:hint="eastAsia" w:ascii="宋体" w:hAnsi="宋体" w:eastAsia="宋体" w:cs="宋体"/>
               <w:szCs w:val="24"/>
             </w:rPr>
             <w:fldChar w:fldCharType="separate"/>
@@ -1681,7 +1723,7 @@
             <w:fldChar w:fldCharType="begin"/>
           </w:r>
           <w:r>
-            <w:instrText xml:space="preserve"> PAGEREF _Toc9543 \h </w:instrText>
+            <w:instrText xml:space="preserve"> PAGEREF _Toc24698 \h </w:instrText>
           </w:r>
           <w:r>
             <w:fldChar w:fldCharType="separate"/>
@@ -1694,7 +1736,7 @@
           </w:r>
           <w:r>
             <w:rPr>
-              <w:rFonts w:ascii="宋体" w:eastAsia="宋体" w:hAnsi="宋体" w:cs="宋体" w:hint="eastAsia"/>
+              <w:rFonts w:hint="eastAsia" w:ascii="宋体" w:hAnsi="宋体" w:eastAsia="宋体" w:cs="宋体"/>
               <w:szCs w:val="24"/>
             </w:rPr>
             <w:fldChar w:fldCharType="end"/>
@@ -1702,28 +1744,28 @@
         </w:p>
         <w:p>
           <w:pPr>
-            <w:pStyle w:val="TOC1"/>
+            <w:pStyle w:val="16"/>
             <w:tabs>
               <w:tab w:val="right" w:leader="dot" w:pos="8306"/>
             </w:tabs>
           </w:pPr>
           <w:r>
             <w:rPr>
-              <w:rFonts w:ascii="宋体" w:eastAsia="宋体" w:hAnsi="宋体" w:cs="宋体" w:hint="eastAsia"/>
+              <w:rFonts w:hint="eastAsia" w:ascii="宋体" w:hAnsi="宋体" w:eastAsia="宋体" w:cs="宋体"/>
               <w:szCs w:val="24"/>
             </w:rPr>
             <w:fldChar w:fldCharType="begin"/>
           </w:r>
           <w:r>
             <w:rPr>
-              <w:rFonts w:ascii="宋体" w:eastAsia="宋体" w:hAnsi="宋体" w:cs="宋体" w:hint="eastAsia"/>
-              <w:szCs w:val="24"/>
-            </w:rPr>
-            <w:instrText xml:space="preserve"> HYPERLINK \l _Toc18202 </w:instrText>
-          </w:r>
-          <w:r>
-            <w:rPr>
-              <w:rFonts w:ascii="宋体" w:eastAsia="宋体" w:hAnsi="宋体" w:cs="宋体" w:hint="eastAsia"/>
+              <w:rFonts w:hint="eastAsia" w:ascii="宋体" w:hAnsi="宋体" w:eastAsia="宋体" w:cs="宋体"/>
+              <w:szCs w:val="24"/>
+            </w:rPr>
+            <w:instrText xml:space="preserve"> HYPERLINK \l _Toc9207 </w:instrText>
+          </w:r>
+          <w:r>
+            <w:rPr>
+              <w:rFonts w:hint="eastAsia" w:ascii="宋体" w:hAnsi="宋体" w:eastAsia="宋体" w:cs="宋体"/>
               <w:szCs w:val="24"/>
             </w:rPr>
             <w:fldChar w:fldCharType="separate"/>
@@ -1749,7 +1791,7 @@
             <w:fldChar w:fldCharType="begin"/>
           </w:r>
           <w:r>
-            <w:instrText xml:space="preserve"> PAGEREF _Toc18202 \h </w:instrText>
+            <w:instrText xml:space="preserve"> PAGEREF _Toc9207 \h </w:instrText>
           </w:r>
           <w:r>
             <w:fldChar w:fldCharType="separate"/>
@@ -1762,7 +1804,7 @@
           </w:r>
           <w:r>
             <w:rPr>
-              <w:rFonts w:ascii="宋体" w:eastAsia="宋体" w:hAnsi="宋体" w:cs="宋体" w:hint="eastAsia"/>
+              <w:rFonts w:hint="eastAsia" w:ascii="宋体" w:hAnsi="宋体" w:eastAsia="宋体" w:cs="宋体"/>
               <w:szCs w:val="24"/>
             </w:rPr>
             <w:fldChar w:fldCharType="end"/>
@@ -1770,28 +1812,28 @@
         </w:p>
         <w:p>
           <w:pPr>
-            <w:pStyle w:val="TOC2"/>
+            <w:pStyle w:val="17"/>
             <w:tabs>
               <w:tab w:val="right" w:leader="dot" w:pos="8306"/>
             </w:tabs>
           </w:pPr>
           <w:r>
             <w:rPr>
-              <w:rFonts w:ascii="宋体" w:eastAsia="宋体" w:hAnsi="宋体" w:cs="宋体" w:hint="eastAsia"/>
+              <w:rFonts w:hint="eastAsia" w:ascii="宋体" w:hAnsi="宋体" w:eastAsia="宋体" w:cs="宋体"/>
               <w:szCs w:val="24"/>
             </w:rPr>
             <w:fldChar w:fldCharType="begin"/>
           </w:r>
           <w:r>
             <w:rPr>
-              <w:rFonts w:ascii="宋体" w:eastAsia="宋体" w:hAnsi="宋体" w:cs="宋体" w:hint="eastAsia"/>
-              <w:szCs w:val="24"/>
-            </w:rPr>
-            <w:instrText xml:space="preserve"> HYPERLINK \l _Toc958 </w:instrText>
-          </w:r>
-          <w:r>
-            <w:rPr>
-              <w:rFonts w:ascii="宋体" w:eastAsia="宋体" w:hAnsi="宋体" w:cs="宋体" w:hint="eastAsia"/>
+              <w:rFonts w:hint="eastAsia" w:ascii="宋体" w:hAnsi="宋体" w:eastAsia="宋体" w:cs="宋体"/>
+              <w:szCs w:val="24"/>
+            </w:rPr>
+            <w:instrText xml:space="preserve"> HYPERLINK \l _Toc5953 </w:instrText>
+          </w:r>
+          <w:r>
+            <w:rPr>
+              <w:rFonts w:hint="eastAsia" w:ascii="宋体" w:hAnsi="宋体" w:eastAsia="宋体" w:cs="宋体"/>
               <w:szCs w:val="24"/>
             </w:rPr>
             <w:fldChar w:fldCharType="separate"/>
@@ -1817,7 +1859,7 @@
             <w:fldChar w:fldCharType="begin"/>
           </w:r>
           <w:r>
-            <w:instrText xml:space="preserve"> PAGEREF _Toc958 \h </w:instrText>
+            <w:instrText xml:space="preserve"> PAGEREF _Toc5953 \h </w:instrText>
           </w:r>
           <w:r>
             <w:fldChar w:fldCharType="separate"/>
@@ -1830,7 +1872,7 @@
           </w:r>
           <w:r>
             <w:rPr>
-              <w:rFonts w:ascii="宋体" w:eastAsia="宋体" w:hAnsi="宋体" w:cs="宋体" w:hint="eastAsia"/>
+              <w:rFonts w:hint="eastAsia" w:ascii="宋体" w:hAnsi="宋体" w:eastAsia="宋体" w:cs="宋体"/>
               <w:szCs w:val="24"/>
             </w:rPr>
             <w:fldChar w:fldCharType="end"/>
@@ -1838,28 +1880,28 @@
         </w:p>
         <w:p>
           <w:pPr>
-            <w:pStyle w:val="TOC2"/>
+            <w:pStyle w:val="17"/>
             <w:tabs>
               <w:tab w:val="right" w:leader="dot" w:pos="8306"/>
             </w:tabs>
           </w:pPr>
           <w:r>
             <w:rPr>
-              <w:rFonts w:ascii="宋体" w:eastAsia="宋体" w:hAnsi="宋体" w:cs="宋体" w:hint="eastAsia"/>
+              <w:rFonts w:hint="eastAsia" w:ascii="宋体" w:hAnsi="宋体" w:eastAsia="宋体" w:cs="宋体"/>
               <w:szCs w:val="24"/>
             </w:rPr>
             <w:fldChar w:fldCharType="begin"/>
           </w:r>
           <w:r>
             <w:rPr>
-              <w:rFonts w:ascii="宋体" w:eastAsia="宋体" w:hAnsi="宋体" w:cs="宋体" w:hint="eastAsia"/>
-              <w:szCs w:val="24"/>
-            </w:rPr>
-            <w:instrText xml:space="preserve"> HYPERLINK \l _Toc5733 </w:instrText>
-          </w:r>
-          <w:r>
-            <w:rPr>
-              <w:rFonts w:ascii="宋体" w:eastAsia="宋体" w:hAnsi="宋体" w:cs="宋体" w:hint="eastAsia"/>
+              <w:rFonts w:hint="eastAsia" w:ascii="宋体" w:hAnsi="宋体" w:eastAsia="宋体" w:cs="宋体"/>
+              <w:szCs w:val="24"/>
+            </w:rPr>
+            <w:instrText xml:space="preserve"> HYPERLINK \l _Toc23823 </w:instrText>
+          </w:r>
+          <w:r>
+            <w:rPr>
+              <w:rFonts w:hint="eastAsia" w:ascii="宋体" w:hAnsi="宋体" w:eastAsia="宋体" w:cs="宋体"/>
               <w:szCs w:val="24"/>
             </w:rPr>
             <w:fldChar w:fldCharType="separate"/>
@@ -1885,7 +1927,7 @@
             <w:fldChar w:fldCharType="begin"/>
           </w:r>
           <w:r>
-            <w:instrText xml:space="preserve"> PAGEREF _Toc5733 \h </w:instrText>
+            <w:instrText xml:space="preserve"> PAGEREF _Toc23823 \h </w:instrText>
           </w:r>
           <w:r>
             <w:fldChar w:fldCharType="separate"/>
@@ -1898,7 +1940,7 @@
           </w:r>
           <w:r>
             <w:rPr>
-              <w:rFonts w:ascii="宋体" w:eastAsia="宋体" w:hAnsi="宋体" w:cs="宋体" w:hint="eastAsia"/>
+              <w:rFonts w:hint="eastAsia" w:ascii="宋体" w:hAnsi="宋体" w:eastAsia="宋体" w:cs="宋体"/>
               <w:szCs w:val="24"/>
             </w:rPr>
             <w:fldChar w:fldCharType="end"/>
@@ -1906,28 +1948,28 @@
         </w:p>
         <w:p>
           <w:pPr>
-            <w:pStyle w:val="TOC2"/>
+            <w:pStyle w:val="17"/>
             <w:tabs>
               <w:tab w:val="right" w:leader="dot" w:pos="8306"/>
             </w:tabs>
           </w:pPr>
           <w:r>
             <w:rPr>
-              <w:rFonts w:ascii="宋体" w:eastAsia="宋体" w:hAnsi="宋体" w:cs="宋体" w:hint="eastAsia"/>
+              <w:rFonts w:hint="eastAsia" w:ascii="宋体" w:hAnsi="宋体" w:eastAsia="宋体" w:cs="宋体"/>
               <w:szCs w:val="24"/>
             </w:rPr>
             <w:fldChar w:fldCharType="begin"/>
           </w:r>
           <w:r>
             <w:rPr>
-              <w:rFonts w:ascii="宋体" w:eastAsia="宋体" w:hAnsi="宋体" w:cs="宋体" w:hint="eastAsia"/>
-              <w:szCs w:val="24"/>
-            </w:rPr>
-            <w:instrText xml:space="preserve"> HYPERLINK \l _Toc14311 </w:instrText>
-          </w:r>
-          <w:r>
-            <w:rPr>
-              <w:rFonts w:ascii="宋体" w:eastAsia="宋体" w:hAnsi="宋体" w:cs="宋体" w:hint="eastAsia"/>
+              <w:rFonts w:hint="eastAsia" w:ascii="宋体" w:hAnsi="宋体" w:eastAsia="宋体" w:cs="宋体"/>
+              <w:szCs w:val="24"/>
+            </w:rPr>
+            <w:instrText xml:space="preserve"> HYPERLINK \l _Toc25043 </w:instrText>
+          </w:r>
+          <w:r>
+            <w:rPr>
+              <w:rFonts w:hint="eastAsia" w:ascii="宋体" w:hAnsi="宋体" w:eastAsia="宋体" w:cs="宋体"/>
               <w:szCs w:val="24"/>
             </w:rPr>
             <w:fldChar w:fldCharType="separate"/>
@@ -1953,7 +1995,7 @@
             <w:fldChar w:fldCharType="begin"/>
           </w:r>
           <w:r>
-            <w:instrText xml:space="preserve"> PAGEREF _Toc14311 \h </w:instrText>
+            <w:instrText xml:space="preserve"> PAGEREF _Toc25043 \h </w:instrText>
           </w:r>
           <w:r>
             <w:fldChar w:fldCharType="separate"/>
@@ -1966,7 +2008,7 @@
           </w:r>
           <w:r>
             <w:rPr>
-              <w:rFonts w:ascii="宋体" w:eastAsia="宋体" w:hAnsi="宋体" w:cs="宋体" w:hint="eastAsia"/>
+              <w:rFonts w:hint="eastAsia" w:ascii="宋体" w:hAnsi="宋体" w:eastAsia="宋体" w:cs="宋体"/>
               <w:szCs w:val="24"/>
             </w:rPr>
             <w:fldChar w:fldCharType="end"/>
@@ -1974,28 +2016,28 @@
         </w:p>
         <w:p>
           <w:pPr>
-            <w:pStyle w:val="TOC2"/>
+            <w:pStyle w:val="17"/>
             <w:tabs>
               <w:tab w:val="right" w:leader="dot" w:pos="8306"/>
             </w:tabs>
           </w:pPr>
           <w:r>
             <w:rPr>
-              <w:rFonts w:ascii="宋体" w:eastAsia="宋体" w:hAnsi="宋体" w:cs="宋体" w:hint="eastAsia"/>
+              <w:rFonts w:hint="eastAsia" w:ascii="宋体" w:hAnsi="宋体" w:eastAsia="宋体" w:cs="宋体"/>
               <w:szCs w:val="24"/>
             </w:rPr>
             <w:fldChar w:fldCharType="begin"/>
           </w:r>
           <w:r>
             <w:rPr>
-              <w:rFonts w:ascii="宋体" w:eastAsia="宋体" w:hAnsi="宋体" w:cs="宋体" w:hint="eastAsia"/>
-              <w:szCs w:val="24"/>
-            </w:rPr>
-            <w:instrText xml:space="preserve"> HYPERLINK \l _Toc28012 </w:instrText>
-          </w:r>
-          <w:r>
-            <w:rPr>
-              <w:rFonts w:ascii="宋体" w:eastAsia="宋体" w:hAnsi="宋体" w:cs="宋体" w:hint="eastAsia"/>
+              <w:rFonts w:hint="eastAsia" w:ascii="宋体" w:hAnsi="宋体" w:eastAsia="宋体" w:cs="宋体"/>
+              <w:szCs w:val="24"/>
+            </w:rPr>
+            <w:instrText xml:space="preserve"> HYPERLINK \l _Toc29037 </w:instrText>
+          </w:r>
+          <w:r>
+            <w:rPr>
+              <w:rFonts w:hint="eastAsia" w:ascii="宋体" w:hAnsi="宋体" w:eastAsia="宋体" w:cs="宋体"/>
               <w:szCs w:val="24"/>
             </w:rPr>
             <w:fldChar w:fldCharType="separate"/>
@@ -2016,7 +2058,7 @@
             <w:fldChar w:fldCharType="begin"/>
           </w:r>
           <w:r>
-            <w:instrText xml:space="preserve"> PAGEREF _Toc28012 \h </w:instrText>
+            <w:instrText xml:space="preserve"> PAGEREF _Toc29037 \h </w:instrText>
           </w:r>
           <w:r>
             <w:fldChar w:fldCharType="separate"/>
@@ -2029,7 +2071,7 @@
           </w:r>
           <w:r>
             <w:rPr>
-              <w:rFonts w:ascii="宋体" w:eastAsia="宋体" w:hAnsi="宋体" w:cs="宋体" w:hint="eastAsia"/>
+              <w:rFonts w:hint="eastAsia" w:ascii="宋体" w:hAnsi="宋体" w:eastAsia="宋体" w:cs="宋体"/>
               <w:szCs w:val="24"/>
             </w:rPr>
             <w:fldChar w:fldCharType="end"/>
@@ -2037,28 +2079,28 @@
         </w:p>
         <w:p>
           <w:pPr>
-            <w:pStyle w:val="TOC1"/>
+            <w:pStyle w:val="16"/>
             <w:tabs>
               <w:tab w:val="right" w:leader="dot" w:pos="8306"/>
             </w:tabs>
           </w:pPr>
           <w:r>
             <w:rPr>
-              <w:rFonts w:ascii="宋体" w:eastAsia="宋体" w:hAnsi="宋体" w:cs="宋体" w:hint="eastAsia"/>
+              <w:rFonts w:hint="eastAsia" w:ascii="宋体" w:hAnsi="宋体" w:eastAsia="宋体" w:cs="宋体"/>
               <w:szCs w:val="24"/>
             </w:rPr>
             <w:fldChar w:fldCharType="begin"/>
           </w:r>
           <w:r>
             <w:rPr>
-              <w:rFonts w:ascii="宋体" w:eastAsia="宋体" w:hAnsi="宋体" w:cs="宋体" w:hint="eastAsia"/>
-              <w:szCs w:val="24"/>
-            </w:rPr>
-            <w:instrText xml:space="preserve"> HYPERLINK \l _Toc19310 </w:instrText>
-          </w:r>
-          <w:r>
-            <w:rPr>
-              <w:rFonts w:ascii="宋体" w:eastAsia="宋体" w:hAnsi="宋体" w:cs="宋体" w:hint="eastAsia"/>
+              <w:rFonts w:hint="eastAsia" w:ascii="宋体" w:hAnsi="宋体" w:eastAsia="宋体" w:cs="宋体"/>
+              <w:szCs w:val="24"/>
+            </w:rPr>
+            <w:instrText xml:space="preserve"> HYPERLINK \l _Toc18328 </w:instrText>
+          </w:r>
+          <w:r>
+            <w:rPr>
+              <w:rFonts w:hint="eastAsia" w:ascii="宋体" w:hAnsi="宋体" w:eastAsia="宋体" w:cs="宋体"/>
               <w:szCs w:val="24"/>
             </w:rPr>
             <w:fldChar w:fldCharType="separate"/>
@@ -2084,7 +2126,7 @@
             <w:fldChar w:fldCharType="begin"/>
           </w:r>
           <w:r>
-            <w:instrText xml:space="preserve"> PAGEREF _Toc19310 \h </w:instrText>
+            <w:instrText xml:space="preserve"> PAGEREF _Toc18328 \h </w:instrText>
           </w:r>
           <w:r>
             <w:fldChar w:fldCharType="separate"/>
@@ -2097,7 +2139,7 @@
           </w:r>
           <w:r>
             <w:rPr>
-              <w:rFonts w:ascii="宋体" w:eastAsia="宋体" w:hAnsi="宋体" w:cs="宋体" w:hint="eastAsia"/>
+              <w:rFonts w:hint="eastAsia" w:ascii="宋体" w:hAnsi="宋体" w:eastAsia="宋体" w:cs="宋体"/>
               <w:szCs w:val="24"/>
             </w:rPr>
             <w:fldChar w:fldCharType="end"/>
@@ -2105,28 +2147,28 @@
         </w:p>
         <w:p>
           <w:pPr>
-            <w:pStyle w:val="TOC2"/>
+            <w:pStyle w:val="17"/>
             <w:tabs>
               <w:tab w:val="right" w:leader="dot" w:pos="8306"/>
             </w:tabs>
           </w:pPr>
           <w:r>
             <w:rPr>
-              <w:rFonts w:ascii="宋体" w:eastAsia="宋体" w:hAnsi="宋体" w:cs="宋体" w:hint="eastAsia"/>
+              <w:rFonts w:hint="eastAsia" w:ascii="宋体" w:hAnsi="宋体" w:eastAsia="宋体" w:cs="宋体"/>
               <w:szCs w:val="24"/>
             </w:rPr>
             <w:fldChar w:fldCharType="begin"/>
           </w:r>
           <w:r>
             <w:rPr>
-              <w:rFonts w:ascii="宋体" w:eastAsia="宋体" w:hAnsi="宋体" w:cs="宋体" w:hint="eastAsia"/>
-              <w:szCs w:val="24"/>
-            </w:rPr>
-            <w:instrText xml:space="preserve"> HYPERLINK \l _Toc4018 </w:instrText>
-          </w:r>
-          <w:r>
-            <w:rPr>
-              <w:rFonts w:ascii="宋体" w:eastAsia="宋体" w:hAnsi="宋体" w:cs="宋体" w:hint="eastAsia"/>
+              <w:rFonts w:hint="eastAsia" w:ascii="宋体" w:hAnsi="宋体" w:eastAsia="宋体" w:cs="宋体"/>
+              <w:szCs w:val="24"/>
+            </w:rPr>
+            <w:instrText xml:space="preserve"> HYPERLINK \l _Toc23073 </w:instrText>
+          </w:r>
+          <w:r>
+            <w:rPr>
+              <w:rFonts w:hint="eastAsia" w:ascii="宋体" w:hAnsi="宋体" w:eastAsia="宋体" w:cs="宋体"/>
               <w:szCs w:val="24"/>
             </w:rPr>
             <w:fldChar w:fldCharType="separate"/>
@@ -2147,7 +2189,7 @@
             <w:fldChar w:fldCharType="begin"/>
           </w:r>
           <w:r>
-            <w:instrText xml:space="preserve"> PAGEREF _Toc4018 \h </w:instrText>
+            <w:instrText xml:space="preserve"> PAGEREF _Toc23073 \h </w:instrText>
           </w:r>
           <w:r>
             <w:fldChar w:fldCharType="separate"/>
@@ -2160,7 +2202,7 @@
           </w:r>
           <w:r>
             <w:rPr>
-              <w:rFonts w:ascii="宋体" w:eastAsia="宋体" w:hAnsi="宋体" w:cs="宋体" w:hint="eastAsia"/>
+              <w:rFonts w:hint="eastAsia" w:ascii="宋体" w:hAnsi="宋体" w:eastAsia="宋体" w:cs="宋体"/>
               <w:szCs w:val="24"/>
             </w:rPr>
             <w:fldChar w:fldCharType="end"/>
@@ -2168,28 +2210,28 @@
         </w:p>
         <w:p>
           <w:pPr>
-            <w:pStyle w:val="TOC2"/>
+            <w:pStyle w:val="17"/>
             <w:tabs>
               <w:tab w:val="right" w:leader="dot" w:pos="8306"/>
             </w:tabs>
           </w:pPr>
           <w:r>
             <w:rPr>
-              <w:rFonts w:ascii="宋体" w:eastAsia="宋体" w:hAnsi="宋体" w:cs="宋体" w:hint="eastAsia"/>
+              <w:rFonts w:hint="eastAsia" w:ascii="宋体" w:hAnsi="宋体" w:eastAsia="宋体" w:cs="宋体"/>
               <w:szCs w:val="24"/>
             </w:rPr>
             <w:fldChar w:fldCharType="begin"/>
           </w:r>
           <w:r>
             <w:rPr>
-              <w:rFonts w:ascii="宋体" w:eastAsia="宋体" w:hAnsi="宋体" w:cs="宋体" w:hint="eastAsia"/>
-              <w:szCs w:val="24"/>
-            </w:rPr>
-            <w:instrText xml:space="preserve"> HYPERLINK \l _Toc23101 </w:instrText>
-          </w:r>
-          <w:r>
-            <w:rPr>
-              <w:rFonts w:ascii="宋体" w:eastAsia="宋体" w:hAnsi="宋体" w:cs="宋体" w:hint="eastAsia"/>
+              <w:rFonts w:hint="eastAsia" w:ascii="宋体" w:hAnsi="宋体" w:eastAsia="宋体" w:cs="宋体"/>
+              <w:szCs w:val="24"/>
+            </w:rPr>
+            <w:instrText xml:space="preserve"> HYPERLINK \l _Toc14240 </w:instrText>
+          </w:r>
+          <w:r>
+            <w:rPr>
+              <w:rFonts w:hint="eastAsia" w:ascii="宋体" w:hAnsi="宋体" w:eastAsia="宋体" w:cs="宋体"/>
               <w:szCs w:val="24"/>
             </w:rPr>
             <w:fldChar w:fldCharType="separate"/>
@@ -2210,7 +2252,7 @@
             <w:fldChar w:fldCharType="begin"/>
           </w:r>
           <w:r>
-            <w:instrText xml:space="preserve"> PAGEREF _Toc23101 \h </w:instrText>
+            <w:instrText xml:space="preserve"> PAGEREF _Toc14240 \h </w:instrText>
           </w:r>
           <w:r>
             <w:fldChar w:fldCharType="separate"/>
@@ -2223,7 +2265,7 @@
           </w:r>
           <w:r>
             <w:rPr>
-              <w:rFonts w:ascii="宋体" w:eastAsia="宋体" w:hAnsi="宋体" w:cs="宋体" w:hint="eastAsia"/>
+              <w:rFonts w:hint="eastAsia" w:ascii="宋体" w:hAnsi="宋体" w:eastAsia="宋体" w:cs="宋体"/>
               <w:szCs w:val="24"/>
             </w:rPr>
             <w:fldChar w:fldCharType="end"/>
@@ -2231,28 +2273,28 @@
         </w:p>
         <w:p>
           <w:pPr>
-            <w:pStyle w:val="TOC2"/>
+            <w:pStyle w:val="17"/>
             <w:tabs>
               <w:tab w:val="right" w:leader="dot" w:pos="8306"/>
             </w:tabs>
           </w:pPr>
           <w:r>
             <w:rPr>
-              <w:rFonts w:ascii="宋体" w:eastAsia="宋体" w:hAnsi="宋体" w:cs="宋体" w:hint="eastAsia"/>
+              <w:rFonts w:hint="eastAsia" w:ascii="宋体" w:hAnsi="宋体" w:eastAsia="宋体" w:cs="宋体"/>
               <w:szCs w:val="24"/>
             </w:rPr>
             <w:fldChar w:fldCharType="begin"/>
           </w:r>
           <w:r>
             <w:rPr>
-              <w:rFonts w:ascii="宋体" w:eastAsia="宋体" w:hAnsi="宋体" w:cs="宋体" w:hint="eastAsia"/>
-              <w:szCs w:val="24"/>
-            </w:rPr>
-            <w:instrText xml:space="preserve"> HYPERLINK \l _Toc24057 </w:instrText>
-          </w:r>
-          <w:r>
-            <w:rPr>
-              <w:rFonts w:ascii="宋体" w:eastAsia="宋体" w:hAnsi="宋体" w:cs="宋体" w:hint="eastAsia"/>
+              <w:rFonts w:hint="eastAsia" w:ascii="宋体" w:hAnsi="宋体" w:eastAsia="宋体" w:cs="宋体"/>
+              <w:szCs w:val="24"/>
+            </w:rPr>
+            <w:instrText xml:space="preserve"> HYPERLINK \l _Toc9027 </w:instrText>
+          </w:r>
+          <w:r>
+            <w:rPr>
+              <w:rFonts w:hint="eastAsia" w:ascii="宋体" w:hAnsi="宋体" w:eastAsia="宋体" w:cs="宋体"/>
               <w:szCs w:val="24"/>
             </w:rPr>
             <w:fldChar w:fldCharType="separate"/>
@@ -2273,20 +2315,20 @@
             <w:fldChar w:fldCharType="begin"/>
           </w:r>
           <w:r>
-            <w:instrText xml:space="preserve"> PAGEREF _Toc24057 \h </w:instrText>
+            <w:instrText xml:space="preserve"> PAGEREF _Toc9027 \h </w:instrText>
           </w:r>
           <w:r>
             <w:fldChar w:fldCharType="separate"/>
           </w:r>
           <w:r>
-            <w:t>8</w:t>
+            <w:t>9</w:t>
           </w:r>
           <w:r>
             <w:fldChar w:fldCharType="end"/>
           </w:r>
           <w:r>
             <w:rPr>
-              <w:rFonts w:ascii="宋体" w:eastAsia="宋体" w:hAnsi="宋体" w:cs="宋体" w:hint="eastAsia"/>
+              <w:rFonts w:hint="eastAsia" w:ascii="宋体" w:hAnsi="宋体" w:eastAsia="宋体" w:cs="宋体"/>
               <w:szCs w:val="24"/>
             </w:rPr>
             <w:fldChar w:fldCharType="end"/>
@@ -2294,28 +2336,28 @@
         </w:p>
         <w:p>
           <w:pPr>
-            <w:pStyle w:val="TOC2"/>
+            <w:pStyle w:val="17"/>
             <w:tabs>
               <w:tab w:val="right" w:leader="dot" w:pos="8306"/>
             </w:tabs>
           </w:pPr>
           <w:r>
             <w:rPr>
-              <w:rFonts w:ascii="宋体" w:eastAsia="宋体" w:hAnsi="宋体" w:cs="宋体" w:hint="eastAsia"/>
+              <w:rFonts w:hint="eastAsia" w:ascii="宋体" w:hAnsi="宋体" w:eastAsia="宋体" w:cs="宋体"/>
               <w:szCs w:val="24"/>
             </w:rPr>
             <w:fldChar w:fldCharType="begin"/>
           </w:r>
           <w:r>
             <w:rPr>
-              <w:rFonts w:ascii="宋体" w:eastAsia="宋体" w:hAnsi="宋体" w:cs="宋体" w:hint="eastAsia"/>
-              <w:szCs w:val="24"/>
-            </w:rPr>
-            <w:instrText xml:space="preserve"> HYPERLINK \l _Toc27741 </w:instrText>
-          </w:r>
-          <w:r>
-            <w:rPr>
-              <w:rFonts w:ascii="宋体" w:eastAsia="宋体" w:hAnsi="宋体" w:cs="宋体" w:hint="eastAsia"/>
+              <w:rFonts w:hint="eastAsia" w:ascii="宋体" w:hAnsi="宋体" w:eastAsia="宋体" w:cs="宋体"/>
+              <w:szCs w:val="24"/>
+            </w:rPr>
+            <w:instrText xml:space="preserve"> HYPERLINK \l _Toc18852 </w:instrText>
+          </w:r>
+          <w:r>
+            <w:rPr>
+              <w:rFonts w:hint="eastAsia" w:ascii="宋体" w:hAnsi="宋体" w:eastAsia="宋体" w:cs="宋体"/>
               <w:szCs w:val="24"/>
             </w:rPr>
             <w:fldChar w:fldCharType="separate"/>
@@ -2336,20 +2378,20 @@
             <w:fldChar w:fldCharType="begin"/>
           </w:r>
           <w:r>
-            <w:instrText xml:space="preserve"> PAGEREF _Toc27741 \h </w:instrText>
+            <w:instrText xml:space="preserve"> PAGEREF _Toc18852 \h </w:instrText>
           </w:r>
           <w:r>
             <w:fldChar w:fldCharType="separate"/>
           </w:r>
           <w:r>
-            <w:t>9</w:t>
+            <w:t>10</w:t>
           </w:r>
           <w:r>
             <w:fldChar w:fldCharType="end"/>
           </w:r>
           <w:r>
             <w:rPr>
-              <w:rFonts w:ascii="宋体" w:eastAsia="宋体" w:hAnsi="宋体" w:cs="宋体" w:hint="eastAsia"/>
+              <w:rFonts w:hint="eastAsia" w:ascii="宋体" w:hAnsi="宋体" w:eastAsia="宋体" w:cs="宋体"/>
               <w:szCs w:val="24"/>
             </w:rPr>
             <w:fldChar w:fldCharType="end"/>
@@ -2357,28 +2399,28 @@
         </w:p>
         <w:p>
           <w:pPr>
-            <w:pStyle w:val="TOC2"/>
+            <w:pStyle w:val="17"/>
             <w:tabs>
               <w:tab w:val="right" w:leader="dot" w:pos="8306"/>
             </w:tabs>
           </w:pPr>
           <w:r>
             <w:rPr>
-              <w:rFonts w:ascii="宋体" w:eastAsia="宋体" w:hAnsi="宋体" w:cs="宋体" w:hint="eastAsia"/>
+              <w:rFonts w:hint="eastAsia" w:ascii="宋体" w:hAnsi="宋体" w:eastAsia="宋体" w:cs="宋体"/>
               <w:szCs w:val="24"/>
             </w:rPr>
             <w:fldChar w:fldCharType="begin"/>
           </w:r>
           <w:r>
             <w:rPr>
-              <w:rFonts w:ascii="宋体" w:eastAsia="宋体" w:hAnsi="宋体" w:cs="宋体" w:hint="eastAsia"/>
-              <w:szCs w:val="24"/>
-            </w:rPr>
-            <w:instrText xml:space="preserve"> HYPERLINK \l _Toc26968 </w:instrText>
-          </w:r>
-          <w:r>
-            <w:rPr>
-              <w:rFonts w:ascii="宋体" w:eastAsia="宋体" w:hAnsi="宋体" w:cs="宋体" w:hint="eastAsia"/>
+              <w:rFonts w:hint="eastAsia" w:ascii="宋体" w:hAnsi="宋体" w:eastAsia="宋体" w:cs="宋体"/>
+              <w:szCs w:val="24"/>
+            </w:rPr>
+            <w:instrText xml:space="preserve"> HYPERLINK \l _Toc31121 </w:instrText>
+          </w:r>
+          <w:r>
+            <w:rPr>
+              <w:rFonts w:hint="eastAsia" w:ascii="宋体" w:hAnsi="宋体" w:eastAsia="宋体" w:cs="宋体"/>
               <w:szCs w:val="24"/>
             </w:rPr>
             <w:fldChar w:fldCharType="separate"/>
@@ -2404,7 +2446,7 @@
             <w:fldChar w:fldCharType="begin"/>
           </w:r>
           <w:r>
-            <w:instrText xml:space="preserve"> PAGEREF _Toc26968 \h </w:instrText>
+            <w:instrText xml:space="preserve"> PAGEREF _Toc31121 \h </w:instrText>
           </w:r>
           <w:r>
             <w:fldChar w:fldCharType="separate"/>
@@ -2417,7 +2459,7 @@
           </w:r>
           <w:r>
             <w:rPr>
-              <w:rFonts w:ascii="宋体" w:eastAsia="宋体" w:hAnsi="宋体" w:cs="宋体" w:hint="eastAsia"/>
+              <w:rFonts w:hint="eastAsia" w:ascii="宋体" w:hAnsi="宋体" w:eastAsia="宋体" w:cs="宋体"/>
               <w:szCs w:val="24"/>
             </w:rPr>
             <w:fldChar w:fldCharType="end"/>
@@ -2425,42 +2467,42 @@
         </w:p>
         <w:p>
           <w:pPr>
-            <w:pStyle w:val="TOC1"/>
+            <w:pStyle w:val="16"/>
             <w:tabs>
               <w:tab w:val="right" w:leader="dot" w:pos="8306"/>
             </w:tabs>
           </w:pPr>
           <w:r>
             <w:rPr>
-              <w:rFonts w:ascii="宋体" w:eastAsia="宋体" w:hAnsi="宋体" w:cs="宋体" w:hint="eastAsia"/>
+              <w:rFonts w:hint="eastAsia" w:ascii="宋体" w:hAnsi="宋体" w:eastAsia="宋体" w:cs="宋体"/>
               <w:szCs w:val="24"/>
             </w:rPr>
             <w:fldChar w:fldCharType="begin"/>
           </w:r>
           <w:r>
             <w:rPr>
-              <w:rFonts w:ascii="宋体" w:eastAsia="宋体" w:hAnsi="宋体" w:cs="宋体" w:hint="eastAsia"/>
-              <w:szCs w:val="24"/>
-            </w:rPr>
-            <w:instrText xml:space="preserve"> HYPERLINK \l _Toc23331 </w:instrText>
-          </w:r>
-          <w:r>
-            <w:rPr>
-              <w:rFonts w:ascii="宋体" w:eastAsia="宋体" w:hAnsi="宋体" w:cs="宋体" w:hint="eastAsia"/>
+              <w:rFonts w:hint="eastAsia" w:ascii="宋体" w:hAnsi="宋体" w:eastAsia="宋体" w:cs="宋体"/>
+              <w:szCs w:val="24"/>
+            </w:rPr>
+            <w:instrText xml:space="preserve"> HYPERLINK \l _Toc9164 </w:instrText>
+          </w:r>
+          <w:r>
+            <w:rPr>
+              <w:rFonts w:hint="eastAsia" w:ascii="宋体" w:hAnsi="宋体" w:eastAsia="宋体" w:cs="宋体"/>
               <w:szCs w:val="24"/>
             </w:rPr>
             <w:fldChar w:fldCharType="separate"/>
           </w:r>
           <w:r>
             <w:rPr>
-              <w:rFonts w:eastAsia="宋体" w:hint="default"/>
+              <w:rFonts w:hint="default" w:eastAsia="宋体"/>
               <w:lang w:val="en-US" w:eastAsia="zh-CN"/>
             </w:rPr>
             <w:t xml:space="preserve">6. </w:t>
           </w:r>
           <w:r>
             <w:rPr>
-              <w:rFonts w:eastAsia="宋体" w:hint="eastAsia"/>
+              <w:rFonts w:hint="eastAsia" w:eastAsia="宋体"/>
               <w:lang w:val="en-US" w:eastAsia="zh-CN"/>
             </w:rPr>
             <w:t>附则</w:t>
@@ -2472,7 +2514,7 @@
             <w:fldChar w:fldCharType="begin"/>
           </w:r>
           <w:r>
-            <w:instrText xml:space="preserve"> PAGEREF _Toc23331 \h </w:instrText>
+            <w:instrText xml:space="preserve"> PAGEREF _Toc9164 \h </w:instrText>
           </w:r>
           <w:r>
             <w:fldChar w:fldCharType="separate"/>
@@ -2485,7 +2527,7 @@
           </w:r>
           <w:r>
             <w:rPr>
-              <w:rFonts w:ascii="宋体" w:eastAsia="宋体" w:hAnsi="宋体" w:cs="宋体" w:hint="eastAsia"/>
+              <w:rFonts w:hint="eastAsia" w:ascii="宋体" w:hAnsi="宋体" w:eastAsia="宋体" w:cs="宋体"/>
               <w:szCs w:val="24"/>
             </w:rPr>
             <w:fldChar w:fldCharType="end"/>
@@ -2493,28 +2535,28 @@
         </w:p>
         <w:p>
           <w:pPr>
-            <w:pStyle w:val="TOC1"/>
+            <w:pStyle w:val="16"/>
             <w:tabs>
               <w:tab w:val="right" w:leader="dot" w:pos="8306"/>
             </w:tabs>
           </w:pPr>
           <w:r>
             <w:rPr>
-              <w:rFonts w:ascii="宋体" w:eastAsia="宋体" w:hAnsi="宋体" w:cs="宋体" w:hint="eastAsia"/>
+              <w:rFonts w:hint="eastAsia" w:ascii="宋体" w:hAnsi="宋体" w:eastAsia="宋体" w:cs="宋体"/>
               <w:szCs w:val="24"/>
             </w:rPr>
             <w:fldChar w:fldCharType="begin"/>
           </w:r>
           <w:r>
             <w:rPr>
-              <w:rFonts w:ascii="宋体" w:eastAsia="宋体" w:hAnsi="宋体" w:cs="宋体" w:hint="eastAsia"/>
-              <w:szCs w:val="24"/>
-            </w:rPr>
-            <w:instrText xml:space="preserve"> HYPERLINK \l _Toc26620 </w:instrText>
-          </w:r>
-          <w:r>
-            <w:rPr>
-              <w:rFonts w:ascii="宋体" w:eastAsia="宋体" w:hAnsi="宋体" w:cs="宋体" w:hint="eastAsia"/>
+              <w:rFonts w:hint="eastAsia" w:ascii="宋体" w:hAnsi="宋体" w:eastAsia="宋体" w:cs="宋体"/>
+              <w:szCs w:val="24"/>
+            </w:rPr>
+            <w:instrText xml:space="preserve"> HYPERLINK \l _Toc19844 </w:instrText>
+          </w:r>
+          <w:r>
+            <w:rPr>
+              <w:rFonts w:hint="eastAsia" w:ascii="宋体" w:hAnsi="宋体" w:eastAsia="宋体" w:cs="宋体"/>
               <w:szCs w:val="24"/>
             </w:rPr>
             <w:fldChar w:fldCharType="separate"/>
@@ -2540,7 +2582,7 @@
             <w:fldChar w:fldCharType="begin"/>
           </w:r>
           <w:r>
-            <w:instrText xml:space="preserve"> PAGEREF _Toc26620 \h </w:instrText>
+            <w:instrText xml:space="preserve"> PAGEREF _Toc19844 \h </w:instrText>
           </w:r>
           <w:r>
             <w:fldChar w:fldCharType="separate"/>
@@ -2553,7 +2595,7 @@
           </w:r>
           <w:r>
             <w:rPr>
-              <w:rFonts w:ascii="宋体" w:eastAsia="宋体" w:hAnsi="宋体" w:cs="宋体" w:hint="eastAsia"/>
+              <w:rFonts w:hint="eastAsia" w:ascii="宋体" w:hAnsi="宋体" w:eastAsia="宋体" w:cs="宋体"/>
               <w:szCs w:val="24"/>
             </w:rPr>
             <w:fldChar w:fldCharType="end"/>
@@ -2561,28 +2603,28 @@
         </w:p>
         <w:p>
           <w:pPr>
-            <w:pStyle w:val="TOC1"/>
+            <w:pStyle w:val="16"/>
             <w:tabs>
               <w:tab w:val="right" w:leader="dot" w:pos="8306"/>
             </w:tabs>
           </w:pPr>
           <w:r>
             <w:rPr>
-              <w:rFonts w:ascii="宋体" w:eastAsia="宋体" w:hAnsi="宋体" w:cs="宋体" w:hint="eastAsia"/>
+              <w:rFonts w:hint="eastAsia" w:ascii="宋体" w:hAnsi="宋体" w:eastAsia="宋体" w:cs="宋体"/>
               <w:szCs w:val="24"/>
             </w:rPr>
             <w:fldChar w:fldCharType="begin"/>
           </w:r>
           <w:r>
             <w:rPr>
-              <w:rFonts w:ascii="宋体" w:eastAsia="宋体" w:hAnsi="宋体" w:cs="宋体" w:hint="eastAsia"/>
-              <w:szCs w:val="24"/>
-            </w:rPr>
-            <w:instrText xml:space="preserve"> HYPERLINK \l _Toc1394 </w:instrText>
-          </w:r>
-          <w:r>
-            <w:rPr>
-              <w:rFonts w:ascii="宋体" w:eastAsia="宋体" w:hAnsi="宋体" w:cs="宋体" w:hint="eastAsia"/>
+              <w:rFonts w:hint="eastAsia" w:ascii="宋体" w:hAnsi="宋体" w:eastAsia="宋体" w:cs="宋体"/>
+              <w:szCs w:val="24"/>
+            </w:rPr>
+            <w:instrText xml:space="preserve"> HYPERLINK \l _Toc5076 </w:instrText>
+          </w:r>
+          <w:r>
+            <w:rPr>
+              <w:rFonts w:hint="eastAsia" w:ascii="宋体" w:hAnsi="宋体" w:eastAsia="宋体" w:cs="宋体"/>
               <w:szCs w:val="24"/>
             </w:rPr>
             <w:fldChar w:fldCharType="separate"/>
@@ -2608,7 +2650,7 @@
             <w:fldChar w:fldCharType="begin"/>
           </w:r>
           <w:r>
-            <w:instrText xml:space="preserve"> PAGEREF _Toc1394 \h </w:instrText>
+            <w:instrText xml:space="preserve"> PAGEREF _Toc5076 \h </w:instrText>
           </w:r>
           <w:r>
             <w:fldChar w:fldCharType="separate"/>
@@ -2621,7 +2663,7 @@
           </w:r>
           <w:r>
             <w:rPr>
-              <w:rFonts w:ascii="宋体" w:eastAsia="宋体" w:hAnsi="宋体" w:cs="宋体" w:hint="eastAsia"/>
+              <w:rFonts w:hint="eastAsia" w:ascii="宋体" w:hAnsi="宋体" w:eastAsia="宋体" w:cs="宋体"/>
               <w:szCs w:val="24"/>
             </w:rPr>
             <w:fldChar w:fldCharType="end"/>
@@ -2631,7 +2673,7 @@
           <w:pPr>
             <w:bidi w:val="0"/>
             <w:rPr>
-              <w:rFonts w:ascii="宋体" w:eastAsia="宋体" w:hAnsi="宋体" w:cs="宋体" w:hint="eastAsia"/>
+              <w:rFonts w:hint="eastAsia" w:ascii="宋体" w:hAnsi="宋体" w:eastAsia="宋体" w:cs="宋体"/>
               <w:snapToGrid w:val="0"/>
               <w:color w:val="000000"/>
               <w:kern w:val="0"/>
@@ -2642,7 +2684,7 @@
           </w:pPr>
           <w:r>
             <w:rPr>
-              <w:rFonts w:ascii="宋体" w:eastAsia="宋体" w:hAnsi="宋体" w:cs="宋体" w:hint="eastAsia"/>
+              <w:rFonts w:hint="eastAsia" w:ascii="宋体" w:hAnsi="宋体" w:eastAsia="宋体" w:cs="宋体"/>
               <w:szCs w:val="24"/>
             </w:rPr>
             <w:fldChar w:fldCharType="end"/>
@@ -2653,7 +2695,7 @@
     <w:p>
       <w:pPr>
         <w:rPr>
-          <w:rFonts w:ascii="Arial" w:eastAsia="Arial" w:hAnsi="Arial" w:cs="Arial"/>
+          <w:rFonts w:ascii="Arial" w:hAnsi="Arial" w:eastAsia="Arial" w:cs="Arial"/>
           <w:snapToGrid w:val="0"/>
           <w:color w:val="000000"/>
           <w:kern w:val="0"/>
@@ -2664,7 +2706,7 @@
       </w:pPr>
       <w:r>
         <w:rPr>
-          <w:rFonts w:ascii="Arial" w:eastAsia="Arial" w:hAnsi="Arial" w:cs="Arial"/>
+          <w:rFonts w:ascii="Arial" w:hAnsi="Arial" w:eastAsia="Arial" w:cs="Arial"/>
           <w:snapToGrid w:val="0"/>
           <w:color w:val="000000"/>
           <w:kern w:val="0"/>
@@ -2677,18 +2719,18 @@
     </w:p>
     <w:p>
       <w:pPr>
-        <w:pStyle w:val="1"/>
+        <w:pStyle w:val="28"/>
         <w:bidi w:val="0"/>
       </w:pPr>
-      <w:bookmarkStart w:id="2" w:name="_Toc7543"/>
+      <w:bookmarkStart w:id="3" w:name="_Toc5457"/>
       <w:r>
         <w:t>目的</w:t>
       </w:r>
-      <w:bookmarkEnd w:id="2"/>
-    </w:p>
-    <w:p>
-      <w:pPr>
-        <w:pStyle w:val="a1"/>
+      <w:bookmarkEnd w:id="3"/>
+    </w:p>
+    <w:p>
+      <w:pPr>
+        <w:pStyle w:val="29"/>
         <w:bidi w:val="0"/>
       </w:pPr>
       <w:r>
@@ -2697,14 +2739,14 @@
     </w:p>
     <w:p>
       <w:pPr>
-        <w:pStyle w:val="1"/>
+        <w:pStyle w:val="28"/>
         <w:bidi w:val="0"/>
         <w:rPr>
           <w:rFonts w:hint="eastAsia"/>
           <w:lang w:val="en-US" w:eastAsia="zh-CN"/>
         </w:rPr>
       </w:pPr>
-      <w:bookmarkStart w:id="3" w:name="_Toc13238"/>
+      <w:bookmarkStart w:id="4" w:name="_Toc3323"/>
       <w:r>
         <w:rPr>
           <w:rFonts w:hint="eastAsia"/>
@@ -2712,17 +2754,17 @@
         </w:rPr>
         <w:t>原则</w:t>
       </w:r>
-      <w:bookmarkEnd w:id="3"/>
-    </w:p>
-    <w:p>
-      <w:pPr>
-        <w:pStyle w:val="a1"/>
+      <w:bookmarkEnd w:id="4"/>
+    </w:p>
+    <w:p>
+      <w:pPr>
+        <w:pStyle w:val="29"/>
         <w:numPr>
           <w:ilvl w:val="0"/>
           <w:numId w:val="2"/>
         </w:numPr>
         <w:bidi w:val="0"/>
-        <w:ind w:left="425" w:hanging="425" w:leftChars="0" w:firstLineChars="0"/>
+        <w:ind w:left="425" w:leftChars="0" w:hanging="425" w:firstLineChars="0"/>
       </w:pPr>
       <w:r>
         <w:t>预防为主，防治结合</w:t>
@@ -2730,7 +2772,7 @@
     </w:p>
     <w:p>
       <w:pPr>
-        <w:pStyle w:val="a1"/>
+        <w:pStyle w:val="29"/>
         <w:bidi w:val="0"/>
       </w:pPr>
       <w:r>
@@ -2739,13 +2781,13 @@
     </w:p>
     <w:p>
       <w:pPr>
-        <w:pStyle w:val="a1"/>
+        <w:pStyle w:val="29"/>
         <w:numPr>
           <w:ilvl w:val="0"/>
           <w:numId w:val="2"/>
         </w:numPr>
         <w:bidi w:val="0"/>
-        <w:ind w:left="425" w:hanging="425" w:leftChars="0" w:firstLineChars="0"/>
+        <w:ind w:left="425" w:leftChars="0" w:hanging="425" w:firstLineChars="0"/>
       </w:pPr>
       <w:r>
         <w:t>统一指挥，分级负责</w:t>
@@ -2753,7 +2795,7 @@
     </w:p>
     <w:p>
       <w:pPr>
-        <w:pStyle w:val="a1"/>
+        <w:pStyle w:val="29"/>
         <w:bidi w:val="0"/>
       </w:pPr>
       <w:r>
@@ -2762,13 +2804,13 @@
     </w:p>
     <w:p>
       <w:pPr>
-        <w:pStyle w:val="a1"/>
+        <w:pStyle w:val="29"/>
         <w:numPr>
           <w:ilvl w:val="0"/>
           <w:numId w:val="2"/>
         </w:numPr>
         <w:bidi w:val="0"/>
-        <w:ind w:left="425" w:hanging="425" w:leftChars="0" w:firstLineChars="0"/>
+        <w:ind w:left="425" w:leftChars="0" w:hanging="425" w:firstLineChars="0"/>
       </w:pPr>
       <w:r>
         <w:t>快速响应，果断处置</w:t>
@@ -2776,7 +2818,7 @@
     </w:p>
     <w:p>
       <w:pPr>
-        <w:pStyle w:val="a1"/>
+        <w:pStyle w:val="29"/>
         <w:bidi w:val="0"/>
       </w:pPr>
       <w:r>
@@ -2785,13 +2827,13 @@
     </w:p>
     <w:p>
       <w:pPr>
-        <w:pStyle w:val="a1"/>
+        <w:pStyle w:val="29"/>
         <w:numPr>
           <w:ilvl w:val="0"/>
           <w:numId w:val="2"/>
         </w:numPr>
         <w:bidi w:val="0"/>
-        <w:ind w:left="425" w:hanging="425" w:leftChars="0" w:firstLineChars="0"/>
+        <w:ind w:left="425" w:leftChars="0" w:hanging="425" w:firstLineChars="0"/>
       </w:pPr>
       <w:r>
         <w:t>资源保障，协同作战</w:t>
@@ -2799,7 +2841,7 @@
     </w:p>
     <w:p>
       <w:pPr>
-        <w:pStyle w:val="a1"/>
+        <w:pStyle w:val="29"/>
         <w:bidi w:val="0"/>
         <w:rPr>
           <w:rFonts w:hint="eastAsia"/>
@@ -2812,10 +2854,10 @@
     </w:p>
     <w:p>
       <w:pPr>
-        <w:pStyle w:val="1"/>
+        <w:pStyle w:val="28"/>
         <w:bidi w:val="0"/>
       </w:pPr>
-      <w:bookmarkStart w:id="4" w:name="_Toc9543"/>
+      <w:bookmarkStart w:id="5" w:name="_Toc24698"/>
       <w:r>
         <w:rPr>
           <w:rFonts w:hint="eastAsia"/>
@@ -2826,11 +2868,11 @@
       <w:r>
         <w:t>范围</w:t>
       </w:r>
-      <w:bookmarkEnd w:id="4"/>
-    </w:p>
-    <w:p>
-      <w:pPr>
-        <w:pStyle w:val="a1"/>
+      <w:bookmarkEnd w:id="5"/>
+    </w:p>
+    <w:p>
+      <w:pPr>
+        <w:pStyle w:val="29"/>
         <w:bidi w:val="0"/>
       </w:pPr>
       <w:r>
@@ -2839,14 +2881,14 @@
     </w:p>
     <w:p>
       <w:pPr>
-        <w:pStyle w:val="1"/>
+        <w:pStyle w:val="28"/>
         <w:bidi w:val="0"/>
         <w:rPr>
           <w:rFonts w:hint="eastAsia"/>
           <w:lang w:val="en-US" w:eastAsia="zh-CN"/>
         </w:rPr>
       </w:pPr>
-      <w:bookmarkStart w:id="5" w:name="_Toc18202"/>
+      <w:bookmarkStart w:id="6" w:name="_Toc9207"/>
       <w:r>
         <w:rPr>
           <w:rFonts w:hint="eastAsia"/>
@@ -2854,18 +2896,18 @@
         </w:rPr>
         <w:t>岗位职责</w:t>
       </w:r>
-      <w:bookmarkEnd w:id="5"/>
-    </w:p>
-    <w:p>
-      <w:pPr>
-        <w:pStyle w:val="2"/>
+      <w:bookmarkEnd w:id="6"/>
+    </w:p>
+    <w:p>
+      <w:pPr>
+        <w:pStyle w:val="30"/>
         <w:bidi w:val="0"/>
         <w:rPr>
           <w:rFonts w:hint="eastAsia"/>
           <w:lang w:val="en-US" w:eastAsia="zh-CN"/>
         </w:rPr>
       </w:pPr>
-      <w:bookmarkStart w:id="6" w:name="_Toc958"/>
+      <w:bookmarkStart w:id="7" w:name="_Toc5953"/>
       <w:r>
         <w:rPr>
           <w:rFonts w:hint="eastAsia"/>
@@ -2873,15 +2915,13 @@
         </w:rPr>
         <w:t>应急管理办公室</w:t>
       </w:r>
-      <w:bookmarkEnd w:id="6"/>
-      <w:bookmarkStart w:id="7" w:name="_GoBack"/>
       <w:bookmarkEnd w:id="7"/>
     </w:p>
     <w:p>
       <w:pPr>
-        <w:pStyle w:val="a1"/>
-        <w:rPr>
-          <w:rFonts w:ascii="宋体" w:eastAsia="宋体" w:hAnsi="宋体" w:cs="宋体"/>
+        <w:pStyle w:val="29"/>
+        <w:rPr>
+          <w:rFonts w:ascii="宋体" w:hAnsi="宋体" w:eastAsia="宋体" w:cs="宋体"/>
           <w:spacing w:val="-2"/>
           <w:sz w:val="24"/>
           <w:szCs w:val="24"/>
@@ -2889,7 +2929,7 @@
       </w:pPr>
       <w:r>
         <w:rPr>
-          <w:rFonts w:ascii="宋体" w:eastAsia="宋体" w:hAnsi="宋体" w:cs="宋体"/>
+          <w:rFonts w:ascii="宋体" w:hAnsi="宋体" w:eastAsia="宋体" w:cs="宋体"/>
           <w:spacing w:val="-4"/>
           <w:sz w:val="24"/>
           <w:szCs w:val="24"/>
@@ -2898,7 +2938,7 @@
       </w:r>
       <w:r>
         <w:rPr>
-          <w:rFonts w:ascii="宋体" w:hAnsi="宋体" w:cs="宋体" w:hint="eastAsia"/>
+          <w:rFonts w:hint="eastAsia" w:ascii="宋体" w:hAnsi="宋体" w:cs="宋体"/>
           <w:spacing w:val="-4"/>
           <w:sz w:val="24"/>
           <w:szCs w:val="24"/>
@@ -2908,7 +2948,7 @@
       </w:r>
       <w:r>
         <w:rPr>
-          <w:rFonts w:ascii="宋体" w:eastAsia="宋体" w:hAnsi="宋体" w:cs="宋体"/>
+          <w:rFonts w:ascii="宋体" w:hAnsi="宋体" w:eastAsia="宋体" w:cs="宋体"/>
           <w:spacing w:val="-4"/>
           <w:sz w:val="24"/>
           <w:szCs w:val="24"/>
@@ -2917,7 +2957,7 @@
       </w:r>
       <w:r>
         <w:rPr>
-          <w:rFonts w:ascii="宋体" w:eastAsia="宋体" w:hAnsi="宋体" w:cs="宋体"/>
+          <w:rFonts w:ascii="宋体" w:hAnsi="宋体" w:eastAsia="宋体" w:cs="宋体"/>
           <w:spacing w:val="-5"/>
           <w:sz w:val="24"/>
           <w:szCs w:val="24"/>
@@ -2926,7 +2966,7 @@
       </w:r>
       <w:r>
         <w:rPr>
-          <w:rFonts w:ascii="宋体" w:eastAsia="宋体" w:hAnsi="宋体" w:cs="宋体"/>
+          <w:rFonts w:ascii="宋体" w:hAnsi="宋体" w:eastAsia="宋体" w:cs="宋体"/>
           <w:spacing w:val="-2"/>
           <w:sz w:val="24"/>
           <w:szCs w:val="24"/>
@@ -2935,7 +2975,7 @@
       </w:r>
       <w:r>
         <w:rPr>
-          <w:rFonts w:ascii="宋体" w:hAnsi="宋体" w:cs="宋体" w:hint="eastAsia"/>
+          <w:rFonts w:hint="eastAsia" w:ascii="宋体" w:hAnsi="宋体" w:cs="宋体"/>
           <w:spacing w:val="-2"/>
           <w:sz w:val="24"/>
           <w:szCs w:val="24"/>
@@ -2945,7 +2985,7 @@
       </w:r>
       <w:r>
         <w:rPr>
-          <w:rFonts w:ascii="宋体" w:eastAsia="宋体" w:hAnsi="宋体" w:cs="宋体"/>
+          <w:rFonts w:ascii="宋体" w:hAnsi="宋体" w:eastAsia="宋体" w:cs="宋体"/>
           <w:spacing w:val="-2"/>
           <w:sz w:val="24"/>
           <w:szCs w:val="24"/>
@@ -2960,16 +3000,16 @@
           <w:numId w:val="3"/>
         </w:numPr>
         <w:spacing w:before="59" w:line="219" w:lineRule="auto"/>
-        <w:ind w:left="425" w:hanging="425" w:leftChars="0" w:firstLineChars="0"/>
-        <w:rPr>
-          <w:rFonts w:ascii="宋体" w:eastAsia="宋体" w:hAnsi="宋体" w:cs="宋体"/>
-          <w:sz w:val="24"/>
-          <w:szCs w:val="24"/>
-        </w:rPr>
-      </w:pPr>
-      <w:r>
-        <w:rPr>
-          <w:rFonts w:ascii="宋体" w:eastAsia="宋体" w:hAnsi="宋体" w:cs="宋体"/>
+        <w:ind w:left="425" w:leftChars="0" w:hanging="425" w:firstLineChars="0"/>
+        <w:rPr>
+          <w:rFonts w:ascii="宋体" w:hAnsi="宋体" w:eastAsia="宋体" w:cs="宋体"/>
+          <w:sz w:val="24"/>
+          <w:szCs w:val="24"/>
+        </w:rPr>
+      </w:pPr>
+      <w:r>
+        <w:rPr>
+          <w:rFonts w:ascii="宋体" w:hAnsi="宋体" w:eastAsia="宋体" w:cs="宋体"/>
           <w:spacing w:val="-1"/>
           <w:sz w:val="24"/>
           <w:szCs w:val="24"/>
@@ -2978,7 +3018,7 @@
       </w:r>
       <w:r>
         <w:rPr>
-          <w:rFonts w:ascii="宋体" w:eastAsia="宋体" w:hAnsi="宋体" w:cs="宋体"/>
+          <w:rFonts w:ascii="宋体" w:hAnsi="宋体" w:eastAsia="宋体" w:cs="宋体"/>
           <w:spacing w:val="-2"/>
           <w:sz w:val="24"/>
           <w:szCs w:val="24"/>
@@ -2993,16 +3033,16 @@
           <w:numId w:val="3"/>
         </w:numPr>
         <w:spacing w:before="78" w:line="219" w:lineRule="auto"/>
-        <w:ind w:left="425" w:hanging="425" w:leftChars="0" w:firstLineChars="0"/>
-        <w:rPr>
-          <w:rFonts w:ascii="宋体" w:eastAsia="宋体" w:hAnsi="宋体" w:cs="宋体"/>
-          <w:sz w:val="24"/>
-          <w:szCs w:val="24"/>
-        </w:rPr>
-      </w:pPr>
-      <w:r>
-        <w:rPr>
-          <w:rFonts w:ascii="宋体" w:eastAsia="宋体" w:hAnsi="宋体" w:cs="宋体"/>
+        <w:ind w:left="425" w:leftChars="0" w:hanging="425" w:firstLineChars="0"/>
+        <w:rPr>
+          <w:rFonts w:ascii="宋体" w:hAnsi="宋体" w:eastAsia="宋体" w:cs="宋体"/>
+          <w:sz w:val="24"/>
+          <w:szCs w:val="24"/>
+        </w:rPr>
+      </w:pPr>
+      <w:r>
+        <w:rPr>
+          <w:rFonts w:ascii="宋体" w:hAnsi="宋体" w:eastAsia="宋体" w:cs="宋体"/>
           <w:spacing w:val="-1"/>
           <w:sz w:val="24"/>
           <w:szCs w:val="24"/>
@@ -3017,16 +3057,16 @@
           <w:numId w:val="3"/>
         </w:numPr>
         <w:spacing w:before="242" w:line="218" w:lineRule="auto"/>
-        <w:ind w:left="425" w:hanging="425" w:leftChars="0" w:firstLineChars="0"/>
-        <w:rPr>
-          <w:rFonts w:ascii="宋体" w:eastAsia="宋体" w:hAnsi="宋体" w:cs="宋体"/>
-          <w:sz w:val="24"/>
-          <w:szCs w:val="24"/>
-        </w:rPr>
-      </w:pPr>
-      <w:r>
-        <w:rPr>
-          <w:rFonts w:ascii="宋体" w:eastAsia="宋体" w:hAnsi="宋体" w:cs="宋体"/>
+        <w:ind w:left="425" w:leftChars="0" w:hanging="425" w:firstLineChars="0"/>
+        <w:rPr>
+          <w:rFonts w:ascii="宋体" w:hAnsi="宋体" w:eastAsia="宋体" w:cs="宋体"/>
+          <w:sz w:val="24"/>
+          <w:szCs w:val="24"/>
+        </w:rPr>
+      </w:pPr>
+      <w:r>
+        <w:rPr>
+          <w:rFonts w:ascii="宋体" w:hAnsi="宋体" w:eastAsia="宋体" w:cs="宋体"/>
           <w:spacing w:val="-1"/>
           <w:sz w:val="24"/>
           <w:szCs w:val="24"/>
@@ -3036,7 +3076,7 @@
     </w:p>
     <w:p>
       <w:pPr>
-        <w:pStyle w:val="2"/>
+        <w:pStyle w:val="30"/>
         <w:tabs>
           <w:tab w:val="left" w:pos="3357"/>
         </w:tabs>
@@ -3046,7 +3086,7 @@
           <w:lang w:val="en-US" w:eastAsia="zh-CN"/>
         </w:rPr>
       </w:pPr>
-      <w:bookmarkStart w:id="8" w:name="_Toc5733"/>
+      <w:bookmarkStart w:id="8" w:name="_Toc23823"/>
       <w:r>
         <w:rPr>
           <w:rFonts w:hint="eastAsia"/>
@@ -3065,7 +3105,7 @@
     </w:p>
     <w:p>
       <w:pPr>
-        <w:pStyle w:val="a1"/>
+        <w:pStyle w:val="29"/>
         <w:bidi w:val="0"/>
       </w:pPr>
       <w:r>
@@ -3103,16 +3143,16 @@
           <w:numId w:val="4"/>
         </w:numPr>
         <w:spacing w:before="54" w:line="219" w:lineRule="auto"/>
-        <w:ind w:left="425" w:hanging="425" w:leftChars="0" w:firstLineChars="0"/>
-        <w:rPr>
-          <w:rFonts w:ascii="宋体" w:eastAsia="宋体" w:hAnsi="宋体" w:cs="宋体"/>
-          <w:sz w:val="24"/>
-          <w:szCs w:val="24"/>
-        </w:rPr>
-      </w:pPr>
-      <w:r>
-        <w:rPr>
-          <w:rFonts w:ascii="宋体" w:eastAsia="宋体" w:hAnsi="宋体" w:cs="宋体"/>
+        <w:ind w:left="425" w:leftChars="0" w:hanging="425" w:firstLineChars="0"/>
+        <w:rPr>
+          <w:rFonts w:ascii="宋体" w:hAnsi="宋体" w:eastAsia="宋体" w:cs="宋体"/>
+          <w:sz w:val="24"/>
+          <w:szCs w:val="24"/>
+        </w:rPr>
+      </w:pPr>
+      <w:r>
+        <w:rPr>
+          <w:rFonts w:ascii="宋体" w:hAnsi="宋体" w:eastAsia="宋体" w:cs="宋体"/>
           <w:spacing w:val="-1"/>
           <w:sz w:val="24"/>
           <w:szCs w:val="24"/>
@@ -3127,16 +3167,16 @@
           <w:numId w:val="4"/>
         </w:numPr>
         <w:spacing w:before="241" w:line="362" w:lineRule="auto"/>
-        <w:ind w:left="425" w:right="61" w:hanging="425" w:leftChars="0" w:firstLineChars="0"/>
-        <w:rPr>
-          <w:rFonts w:ascii="宋体" w:eastAsia="宋体" w:hAnsi="宋体" w:cs="宋体"/>
-          <w:sz w:val="24"/>
-          <w:szCs w:val="24"/>
-        </w:rPr>
-      </w:pPr>
-      <w:r>
-        <w:rPr>
-          <w:rFonts w:ascii="宋体" w:eastAsia="宋体" w:hAnsi="宋体" w:cs="宋体"/>
+        <w:ind w:left="425" w:leftChars="0" w:right="61" w:hanging="425" w:firstLineChars="0"/>
+        <w:rPr>
+          <w:rFonts w:ascii="宋体" w:hAnsi="宋体" w:eastAsia="宋体" w:cs="宋体"/>
+          <w:sz w:val="24"/>
+          <w:szCs w:val="24"/>
+        </w:rPr>
+      </w:pPr>
+      <w:r>
+        <w:rPr>
+          <w:rFonts w:ascii="宋体" w:hAnsi="宋体" w:eastAsia="宋体" w:cs="宋体"/>
           <w:spacing w:val="-3"/>
           <w:sz w:val="24"/>
           <w:szCs w:val="24"/>
@@ -3145,7 +3185,7 @@
       </w:r>
       <w:r>
         <w:rPr>
-          <w:rFonts w:ascii="宋体" w:eastAsia="宋体" w:hAnsi="宋体" w:cs="宋体"/>
+          <w:rFonts w:ascii="宋体" w:hAnsi="宋体" w:eastAsia="宋体" w:cs="宋体"/>
           <w:spacing w:val="-4"/>
           <w:sz w:val="24"/>
           <w:szCs w:val="24"/>
@@ -3154,7 +3194,7 @@
       </w:r>
       <w:r>
         <w:rPr>
-          <w:rFonts w:ascii="宋体" w:eastAsia="宋体" w:hAnsi="宋体" w:cs="宋体"/>
+          <w:rFonts w:ascii="宋体" w:hAnsi="宋体" w:eastAsia="宋体" w:cs="宋体"/>
           <w:spacing w:val="-5"/>
           <w:sz w:val="24"/>
           <w:szCs w:val="24"/>
@@ -3169,16 +3209,16 @@
           <w:numId w:val="4"/>
         </w:numPr>
         <w:spacing w:before="52" w:line="362" w:lineRule="auto"/>
-        <w:ind w:left="425" w:right="61" w:hanging="425" w:leftChars="0" w:firstLineChars="0"/>
-        <w:rPr>
-          <w:rFonts w:ascii="宋体" w:eastAsia="宋体" w:hAnsi="宋体" w:cs="宋体"/>
-          <w:sz w:val="24"/>
-          <w:szCs w:val="24"/>
-        </w:rPr>
-      </w:pPr>
-      <w:r>
-        <w:rPr>
-          <w:rFonts w:ascii="宋体" w:eastAsia="宋体" w:hAnsi="宋体" w:cs="宋体"/>
+        <w:ind w:left="425" w:leftChars="0" w:right="61" w:hanging="425" w:firstLineChars="0"/>
+        <w:rPr>
+          <w:rFonts w:ascii="宋体" w:hAnsi="宋体" w:eastAsia="宋体" w:cs="宋体"/>
+          <w:sz w:val="24"/>
+          <w:szCs w:val="24"/>
+        </w:rPr>
+      </w:pPr>
+      <w:r>
+        <w:rPr>
+          <w:rFonts w:ascii="宋体" w:hAnsi="宋体" w:eastAsia="宋体" w:cs="宋体"/>
           <w:spacing w:val="-3"/>
           <w:sz w:val="24"/>
           <w:szCs w:val="24"/>
@@ -3187,7 +3227,7 @@
       </w:r>
       <w:r>
         <w:rPr>
-          <w:rFonts w:ascii="宋体" w:hAnsi="宋体" w:cs="宋体" w:hint="eastAsia"/>
+          <w:rFonts w:hint="eastAsia" w:ascii="宋体" w:hAnsi="宋体" w:cs="宋体"/>
           <w:spacing w:val="-3"/>
           <w:sz w:val="24"/>
           <w:szCs w:val="24"/>
@@ -3197,7 +3237,7 @@
       </w:r>
       <w:r>
         <w:rPr>
-          <w:rFonts w:ascii="宋体" w:eastAsia="宋体" w:hAnsi="宋体" w:cs="宋体"/>
+          <w:rFonts w:ascii="宋体" w:hAnsi="宋体" w:eastAsia="宋体" w:cs="宋体"/>
           <w:spacing w:val="-3"/>
           <w:sz w:val="24"/>
           <w:szCs w:val="24"/>
@@ -3206,7 +3246,7 @@
       </w:r>
       <w:r>
         <w:rPr>
-          <w:rFonts w:ascii="宋体" w:eastAsia="宋体" w:hAnsi="宋体" w:cs="宋体"/>
+          <w:rFonts w:ascii="宋体" w:hAnsi="宋体" w:eastAsia="宋体" w:cs="宋体"/>
           <w:spacing w:val="-4"/>
           <w:sz w:val="24"/>
           <w:szCs w:val="24"/>
@@ -3215,7 +3255,7 @@
       </w:r>
       <w:r>
         <w:rPr>
-          <w:rFonts w:ascii="宋体" w:eastAsia="宋体" w:hAnsi="宋体" w:cs="宋体"/>
+          <w:rFonts w:ascii="宋体" w:hAnsi="宋体" w:eastAsia="宋体" w:cs="宋体"/>
           <w:spacing w:val="-6"/>
           <w:sz w:val="24"/>
           <w:szCs w:val="24"/>
@@ -3230,16 +3270,16 @@
           <w:numId w:val="4"/>
         </w:numPr>
         <w:spacing w:before="52" w:line="219" w:lineRule="auto"/>
-        <w:ind w:left="425" w:hanging="425" w:leftChars="0" w:firstLineChars="0"/>
-        <w:rPr>
-          <w:rFonts w:ascii="宋体" w:eastAsia="宋体" w:hAnsi="宋体" w:cs="宋体"/>
-          <w:sz w:val="24"/>
-          <w:szCs w:val="24"/>
-        </w:rPr>
-      </w:pPr>
-      <w:r>
-        <w:rPr>
-          <w:rFonts w:ascii="宋体" w:eastAsia="宋体" w:hAnsi="宋体" w:cs="宋体"/>
+        <w:ind w:left="425" w:leftChars="0" w:hanging="425" w:firstLineChars="0"/>
+        <w:rPr>
+          <w:rFonts w:ascii="宋体" w:hAnsi="宋体" w:eastAsia="宋体" w:cs="宋体"/>
+          <w:sz w:val="24"/>
+          <w:szCs w:val="24"/>
+        </w:rPr>
+      </w:pPr>
+      <w:r>
+        <w:rPr>
+          <w:rFonts w:ascii="宋体" w:hAnsi="宋体" w:eastAsia="宋体" w:cs="宋体"/>
           <w:spacing w:val="-1"/>
           <w:sz w:val="24"/>
           <w:szCs w:val="24"/>
@@ -3248,7 +3288,7 @@
       </w:r>
       <w:r>
         <w:rPr>
-          <w:rFonts w:ascii="宋体" w:hAnsi="宋体" w:cs="宋体" w:hint="eastAsia"/>
+          <w:rFonts w:hint="eastAsia" w:ascii="宋体" w:hAnsi="宋体" w:cs="宋体"/>
           <w:spacing w:val="-1"/>
           <w:sz w:val="24"/>
           <w:szCs w:val="24"/>
@@ -3258,7 +3298,7 @@
       </w:r>
       <w:r>
         <w:rPr>
-          <w:rFonts w:ascii="宋体" w:eastAsia="宋体" w:hAnsi="宋体" w:cs="宋体"/>
+          <w:rFonts w:ascii="宋体" w:hAnsi="宋体" w:eastAsia="宋体" w:cs="宋体"/>
           <w:spacing w:val="-1"/>
           <w:sz w:val="24"/>
           <w:szCs w:val="24"/>
@@ -3268,14 +3308,14 @@
     </w:p>
     <w:p>
       <w:pPr>
-        <w:pStyle w:val="2"/>
+        <w:pStyle w:val="30"/>
         <w:bidi w:val="0"/>
         <w:rPr>
           <w:rFonts w:hint="default"/>
           <w:lang w:val="en-US" w:eastAsia="zh-CN"/>
         </w:rPr>
       </w:pPr>
-      <w:bookmarkStart w:id="9" w:name="_Toc14311"/>
+      <w:bookmarkStart w:id="9" w:name="_Toc25043"/>
       <w:r>
         <w:rPr>
           <w:rFonts w:hint="eastAsia"/>
@@ -3287,7 +3327,7 @@
     </w:p>
     <w:p>
       <w:pPr>
-        <w:pStyle w:val="a1"/>
+        <w:pStyle w:val="29"/>
         <w:bidi w:val="0"/>
       </w:pPr>
       <w:r>
@@ -3318,16 +3358,16 @@
           <w:numId w:val="5"/>
         </w:numPr>
         <w:spacing w:before="52" w:line="219" w:lineRule="auto"/>
-        <w:ind w:left="425" w:hanging="425" w:leftChars="0" w:firstLineChars="0"/>
-        <w:rPr>
-          <w:rFonts w:ascii="宋体" w:eastAsia="宋体" w:hAnsi="宋体" w:cs="宋体"/>
-          <w:sz w:val="24"/>
-          <w:szCs w:val="24"/>
-        </w:rPr>
-      </w:pPr>
-      <w:r>
-        <w:rPr>
-          <w:rFonts w:ascii="宋体" w:eastAsia="宋体" w:hAnsi="宋体" w:cs="宋体"/>
+        <w:ind w:left="425" w:leftChars="0" w:hanging="425" w:firstLineChars="0"/>
+        <w:rPr>
+          <w:rFonts w:ascii="宋体" w:hAnsi="宋体" w:eastAsia="宋体" w:cs="宋体"/>
+          <w:sz w:val="24"/>
+          <w:szCs w:val="24"/>
+        </w:rPr>
+      </w:pPr>
+      <w:r>
+        <w:rPr>
+          <w:rFonts w:ascii="宋体" w:hAnsi="宋体" w:eastAsia="宋体" w:cs="宋体"/>
           <w:spacing w:val="-1"/>
           <w:sz w:val="24"/>
           <w:szCs w:val="24"/>
@@ -3342,16 +3382,16 @@
           <w:numId w:val="5"/>
         </w:numPr>
         <w:spacing w:before="243" w:line="219" w:lineRule="auto"/>
-        <w:ind w:left="425" w:hanging="425" w:leftChars="0" w:firstLineChars="0"/>
-        <w:rPr>
-          <w:rFonts w:ascii="宋体" w:eastAsia="宋体" w:hAnsi="宋体" w:cs="宋体"/>
-          <w:sz w:val="24"/>
-          <w:szCs w:val="24"/>
-        </w:rPr>
-      </w:pPr>
-      <w:r>
-        <w:rPr>
-          <w:rFonts w:ascii="宋体" w:eastAsia="宋体" w:hAnsi="宋体" w:cs="宋体"/>
+        <w:ind w:left="425" w:leftChars="0" w:hanging="425" w:firstLineChars="0"/>
+        <w:rPr>
+          <w:rFonts w:ascii="宋体" w:hAnsi="宋体" w:eastAsia="宋体" w:cs="宋体"/>
+          <w:sz w:val="24"/>
+          <w:szCs w:val="24"/>
+        </w:rPr>
+      </w:pPr>
+      <w:r>
+        <w:rPr>
+          <w:rFonts w:ascii="宋体" w:hAnsi="宋体" w:eastAsia="宋体" w:cs="宋体"/>
           <w:sz w:val="24"/>
           <w:szCs w:val="24"/>
         </w:rPr>
@@ -3359,7 +3399,7 @@
       </w:r>
       <w:r>
         <w:rPr>
-          <w:rFonts w:ascii="宋体" w:eastAsia="宋体" w:hAnsi="宋体" w:cs="宋体"/>
+          <w:rFonts w:ascii="宋体" w:hAnsi="宋体" w:eastAsia="宋体" w:cs="宋体"/>
           <w:spacing w:val="-1"/>
           <w:sz w:val="24"/>
           <w:szCs w:val="24"/>
@@ -3374,16 +3414,16 @@
           <w:numId w:val="5"/>
         </w:numPr>
         <w:spacing w:before="245" w:line="219" w:lineRule="auto"/>
-        <w:ind w:left="425" w:hanging="425" w:leftChars="0" w:firstLineChars="0"/>
-        <w:rPr>
-          <w:rFonts w:ascii="宋体" w:eastAsia="宋体" w:hAnsi="宋体" w:cs="宋体"/>
-          <w:sz w:val="24"/>
-          <w:szCs w:val="24"/>
-        </w:rPr>
-      </w:pPr>
-      <w:r>
-        <w:rPr>
-          <w:rFonts w:ascii="宋体" w:eastAsia="宋体" w:hAnsi="宋体" w:cs="宋体"/>
+        <w:ind w:left="425" w:leftChars="0" w:hanging="425" w:firstLineChars="0"/>
+        <w:rPr>
+          <w:rFonts w:ascii="宋体" w:hAnsi="宋体" w:eastAsia="宋体" w:cs="宋体"/>
+          <w:sz w:val="24"/>
+          <w:szCs w:val="24"/>
+        </w:rPr>
+      </w:pPr>
+      <w:r>
+        <w:rPr>
+          <w:rFonts w:ascii="宋体" w:hAnsi="宋体" w:eastAsia="宋体" w:cs="宋体"/>
           <w:spacing w:val="-1"/>
           <w:sz w:val="24"/>
           <w:szCs w:val="24"/>
@@ -3393,12 +3433,12 @@
     </w:p>
     <w:p>
       <w:pPr>
-        <w:pStyle w:val="2"/>
+        <w:pStyle w:val="30"/>
         <w:bidi w:val="0"/>
       </w:pPr>
       <w:bookmarkStart w:id="10" w:name="bookmark9"/>
       <w:bookmarkEnd w:id="10"/>
-      <w:bookmarkStart w:id="11" w:name="_Toc28012"/>
+      <w:bookmarkStart w:id="11" w:name="_Toc29037"/>
       <w:r>
         <w:t>后勤保障小组</w:t>
       </w:r>
@@ -3409,14 +3449,14 @@
         <w:spacing w:before="242" w:line="361" w:lineRule="auto"/>
         <w:ind w:left="26" w:right="61" w:firstLine="506"/>
         <w:rPr>
-          <w:rFonts w:ascii="宋体" w:eastAsia="宋体" w:hAnsi="宋体" w:cs="宋体"/>
-          <w:sz w:val="24"/>
-          <w:szCs w:val="24"/>
-        </w:rPr>
-      </w:pPr>
-      <w:r>
-        <w:rPr>
-          <w:rFonts w:ascii="宋体" w:eastAsia="宋体" w:hAnsi="宋体" w:cs="宋体"/>
+          <w:rFonts w:ascii="宋体" w:hAnsi="宋体" w:eastAsia="宋体" w:cs="宋体"/>
+          <w:sz w:val="24"/>
+          <w:szCs w:val="24"/>
+        </w:rPr>
+      </w:pPr>
+      <w:r>
+        <w:rPr>
+          <w:rFonts w:ascii="宋体" w:hAnsi="宋体" w:eastAsia="宋体" w:cs="宋体"/>
           <w:spacing w:val="-4"/>
           <w:sz w:val="24"/>
           <w:szCs w:val="24"/>
@@ -3425,7 +3465,7 @@
       </w:r>
       <w:r>
         <w:rPr>
-          <w:rFonts w:ascii="宋体" w:eastAsia="宋体" w:hAnsi="宋体" w:cs="宋体" w:hint="eastAsia"/>
+          <w:rFonts w:hint="eastAsia" w:ascii="宋体" w:hAnsi="宋体" w:eastAsia="宋体" w:cs="宋体"/>
           <w:spacing w:val="-4"/>
           <w:sz w:val="24"/>
           <w:szCs w:val="24"/>
@@ -3435,7 +3475,7 @@
       </w:r>
       <w:r>
         <w:rPr>
-          <w:rFonts w:ascii="宋体" w:eastAsia="宋体" w:hAnsi="宋体" w:cs="宋体"/>
+          <w:rFonts w:ascii="宋体" w:hAnsi="宋体" w:eastAsia="宋体" w:cs="宋体"/>
           <w:spacing w:val="-4"/>
           <w:sz w:val="24"/>
           <w:szCs w:val="24"/>
@@ -3444,7 +3484,7 @@
       </w:r>
       <w:r>
         <w:rPr>
-          <w:rFonts w:ascii="宋体" w:eastAsia="宋体" w:hAnsi="宋体" w:cs="宋体" w:hint="eastAsia"/>
+          <w:rFonts w:hint="eastAsia" w:ascii="宋体" w:hAnsi="宋体" w:eastAsia="宋体" w:cs="宋体"/>
           <w:spacing w:val="-4"/>
           <w:sz w:val="24"/>
           <w:szCs w:val="24"/>
@@ -3454,7 +3494,7 @@
       </w:r>
       <w:r>
         <w:rPr>
-          <w:rFonts w:ascii="宋体" w:eastAsia="宋体" w:hAnsi="宋体" w:cs="宋体"/>
+          <w:rFonts w:ascii="宋体" w:hAnsi="宋体" w:eastAsia="宋体" w:cs="宋体"/>
           <w:spacing w:val="-4"/>
           <w:sz w:val="24"/>
           <w:szCs w:val="24"/>
@@ -3463,7 +3503,7 @@
       </w:r>
       <w:r>
         <w:rPr>
-          <w:rFonts w:ascii="宋体" w:eastAsia="宋体" w:hAnsi="宋体" w:cs="宋体"/>
+          <w:rFonts w:ascii="宋体" w:hAnsi="宋体" w:eastAsia="宋体" w:cs="宋体"/>
           <w:spacing w:val="-5"/>
           <w:sz w:val="24"/>
           <w:szCs w:val="24"/>
@@ -3472,7 +3512,7 @@
       </w:r>
       <w:r>
         <w:rPr>
-          <w:rFonts w:ascii="宋体" w:eastAsia="宋体" w:hAnsi="宋体" w:cs="宋体"/>
+          <w:rFonts w:ascii="宋体" w:hAnsi="宋体" w:eastAsia="宋体" w:cs="宋体"/>
           <w:spacing w:val="-2"/>
           <w:sz w:val="24"/>
           <w:szCs w:val="24"/>
@@ -3485,14 +3525,14 @@
         <w:spacing w:before="54" w:line="219" w:lineRule="auto"/>
         <w:ind w:left="504"/>
         <w:rPr>
-          <w:rFonts w:ascii="宋体" w:eastAsia="宋体" w:hAnsi="宋体" w:cs="宋体"/>
-          <w:sz w:val="24"/>
-          <w:szCs w:val="24"/>
-        </w:rPr>
-      </w:pPr>
-      <w:r>
-        <w:rPr>
-          <w:rFonts w:ascii="宋体" w:eastAsia="宋体" w:hAnsi="宋体" w:cs="宋体"/>
+          <w:rFonts w:ascii="宋体" w:hAnsi="宋体" w:eastAsia="宋体" w:cs="宋体"/>
+          <w:sz w:val="24"/>
+          <w:szCs w:val="24"/>
+        </w:rPr>
+      </w:pPr>
+      <w:r>
+        <w:rPr>
+          <w:rFonts w:ascii="宋体" w:hAnsi="宋体" w:eastAsia="宋体" w:cs="宋体"/>
           <w:spacing w:val="-3"/>
           <w:sz w:val="24"/>
           <w:szCs w:val="24"/>
@@ -3505,14 +3545,14 @@
         <w:spacing w:before="243" w:line="219" w:lineRule="auto"/>
         <w:ind w:left="512"/>
         <w:rPr>
-          <w:rFonts w:ascii="宋体" w:eastAsia="宋体" w:hAnsi="宋体" w:cs="宋体"/>
-          <w:sz w:val="24"/>
-          <w:szCs w:val="24"/>
-        </w:rPr>
-      </w:pPr>
-      <w:r>
-        <w:rPr>
-          <w:rFonts w:ascii="宋体" w:eastAsia="宋体" w:hAnsi="宋体" w:cs="宋体"/>
+          <w:rFonts w:ascii="宋体" w:hAnsi="宋体" w:eastAsia="宋体" w:cs="宋体"/>
+          <w:sz w:val="24"/>
+          <w:szCs w:val="24"/>
+        </w:rPr>
+      </w:pPr>
+      <w:r>
+        <w:rPr>
+          <w:rFonts w:ascii="宋体" w:hAnsi="宋体" w:eastAsia="宋体" w:cs="宋体"/>
           <w:spacing w:val="-1"/>
           <w:sz w:val="24"/>
           <w:szCs w:val="24"/>
@@ -3525,14 +3565,14 @@
         <w:spacing w:before="244" w:line="219" w:lineRule="auto"/>
         <w:ind w:left="503"/>
         <w:rPr>
-          <w:rFonts w:ascii="宋体" w:eastAsia="宋体" w:hAnsi="宋体" w:cs="宋体"/>
-          <w:sz w:val="24"/>
-          <w:szCs w:val="24"/>
-        </w:rPr>
-      </w:pPr>
-      <w:r>
-        <w:rPr>
-          <w:rFonts w:ascii="宋体" w:eastAsia="宋体" w:hAnsi="宋体" w:cs="宋体"/>
+          <w:rFonts w:ascii="宋体" w:hAnsi="宋体" w:eastAsia="宋体" w:cs="宋体"/>
+          <w:sz w:val="24"/>
+          <w:szCs w:val="24"/>
+        </w:rPr>
+      </w:pPr>
+      <w:r>
+        <w:rPr>
+          <w:rFonts w:ascii="宋体" w:hAnsi="宋体" w:eastAsia="宋体" w:cs="宋体"/>
           <w:spacing w:val="-1"/>
           <w:sz w:val="24"/>
           <w:szCs w:val="24"/>
@@ -3542,7 +3582,7 @@
     </w:p>
     <w:p>
       <w:pPr>
-        <w:pStyle w:val="1"/>
+        <w:pStyle w:val="28"/>
         <w:bidi w:val="0"/>
         <w:rPr>
           <w:rFonts w:hint="default"/>
@@ -3550,6 +3590,7 @@
         </w:rPr>
       </w:pPr>
       <w:bookmarkStart w:id="12" w:name="_Toc19308"/>
+      <w:bookmarkStart w:id="13" w:name="_Toc18328"/>
       <w:r>
         <w:rPr>
           <w:rFonts w:hint="eastAsia"/>
@@ -3558,24 +3599,25 @@
         <w:t>应急管理实施</w:t>
       </w:r>
       <w:bookmarkEnd w:id="12"/>
-    </w:p>
-    <w:p>
-      <w:pPr>
-        <w:pStyle w:val="2"/>
+      <w:bookmarkEnd w:id="13"/>
+    </w:p>
+    <w:p>
+      <w:pPr>
+        <w:pStyle w:val="30"/>
         <w:bidi w:val="0"/>
       </w:pPr>
-      <w:bookmarkStart w:id="13" w:name="_Toc4018"/>
+      <w:bookmarkStart w:id="14" w:name="_Toc23073"/>
       <w:r>
         <w:t>突发事件分级</w:t>
       </w:r>
-      <w:bookmarkEnd w:id="13"/>
-    </w:p>
-    <w:p>
-      <w:pPr>
-        <w:pStyle w:val="a1"/>
+      <w:bookmarkEnd w:id="14"/>
+    </w:p>
+    <w:p>
+      <w:pPr>
+        <w:pStyle w:val="29"/>
         <w:bidi w:val="0"/>
         <w:rPr>
-          <w:rFonts w:eastAsia="宋体" w:hint="default"/>
+          <w:rFonts w:hint="default" w:eastAsia="宋体"/>
           <w:lang w:val="en-US" w:eastAsia="zh-CN"/>
         </w:rPr>
       </w:pPr>
@@ -3599,10 +3641,10 @@
     </w:p>
     <w:p>
       <w:pPr>
-        <w:pStyle w:val="a1"/>
+        <w:pStyle w:val="29"/>
         <w:jc w:val="center"/>
         <w:rPr>
-          <w:rFonts w:eastAsia="宋体" w:hint="default"/>
+          <w:rFonts w:hint="default" w:eastAsia="宋体"/>
           <w:lang w:val="en-US" w:eastAsia="zh-CN"/>
         </w:rPr>
       </w:pPr>
@@ -3657,7 +3699,7 @@
         <w:rPr>
           <w:rFonts w:hint="eastAsia"/>
         </w:rPr>
-        <w:instrText>SEQ 表 \* ARABIC  \s 1</w:instrText>
+        <w:instrText xml:space="preserve">SEQ 表 \* ARABIC  \s 1</w:instrText>
       </w:r>
       <w:r>
         <w:instrText xml:space="preserve"> </w:instrText>
@@ -3684,16 +3726,16 @@
     </w:p>
     <w:tbl>
       <w:tblPr>
-        <w:tblStyle w:val="Table"/>
+        <w:tblStyle w:val="37"/>
         <w:tblW w:w="4971" w:type="pct"/>
         <w:tblInd w:w="0" w:type="dxa"/>
         <w:tblBorders>
-          <w:top w:val="single" w:sz="4" w:space="0" w:color="auto"/>
-          <w:left w:val="single" w:sz="4" w:space="0" w:color="auto"/>
-          <w:bottom w:val="single" w:sz="4" w:space="0" w:color="auto"/>
-          <w:right w:val="single" w:sz="4" w:space="0" w:color="auto"/>
-          <w:insideH w:val="single" w:sz="4" w:space="0" w:color="auto"/>
-          <w:insideV w:val="single" w:sz="4" w:space="0" w:color="auto"/>
+          <w:top w:val="single" w:color="auto" w:sz="4" w:space="0"/>
+          <w:left w:val="single" w:color="auto" w:sz="4" w:space="0"/>
+          <w:bottom w:val="single" w:color="auto" w:sz="4" w:space="0"/>
+          <w:right w:val="single" w:color="auto" w:sz="4" w:space="0"/>
+          <w:insideH w:val="single" w:color="auto" w:sz="4" w:space="0"/>
+          <w:insideV w:val="single" w:color="auto" w:sz="4" w:space="0"/>
         </w:tblBorders>
         <w:tblLayout w:type="fixed"/>
         <w:tblCellMar>
@@ -3711,17 +3753,14 @@
       </w:tblGrid>
       <w:tr>
         <w:tblPrEx>
-          <w:tblW w:w="4971" w:type="pct"/>
-          <w:tblInd w:w="0" w:type="dxa"/>
           <w:tblBorders>
-            <w:top w:val="single" w:sz="4" w:space="0" w:color="auto"/>
-            <w:left w:val="single" w:sz="4" w:space="0" w:color="auto"/>
-            <w:bottom w:val="single" w:sz="4" w:space="0" w:color="auto"/>
-            <w:right w:val="single" w:sz="4" w:space="0" w:color="auto"/>
-            <w:insideH w:val="single" w:sz="4" w:space="0" w:color="auto"/>
-            <w:insideV w:val="single" w:sz="4" w:space="0" w:color="auto"/>
+            <w:top w:val="single" w:color="auto" w:sz="4" w:space="0"/>
+            <w:left w:val="single" w:color="auto" w:sz="4" w:space="0"/>
+            <w:bottom w:val="single" w:color="auto" w:sz="4" w:space="0"/>
+            <w:right w:val="single" w:color="auto" w:sz="4" w:space="0"/>
+            <w:insideH w:val="single" w:color="auto" w:sz="4" w:space="0"/>
+            <w:insideV w:val="single" w:color="auto" w:sz="4" w:space="0"/>
           </w:tblBorders>
-          <w:tblLayout w:type="fixed"/>
           <w:tblCellMar>
             <w:top w:w="0" w:type="dxa"/>
             <w:left w:w="108" w:type="dxa"/>
@@ -3733,7 +3772,6 @@
           <w:tblHeader/>
         </w:trPr>
         <w:tc>
-          <w:tcPr/>
           <w:p>
             <w:pPr>
               <w:rPr>
@@ -3805,9 +3843,14 @@
       </w:tr>
       <w:tr>
         <w:tblPrEx>
-          <w:tblW w:w="4971" w:type="pct"/>
-          <w:tblInd w:w="0" w:type="dxa"/>
-          <w:tblLayout w:type="fixed"/>
+          <w:tblBorders>
+            <w:top w:val="single" w:color="auto" w:sz="4" w:space="0"/>
+            <w:left w:val="single" w:color="auto" w:sz="4" w:space="0"/>
+            <w:bottom w:val="single" w:color="auto" w:sz="4" w:space="0"/>
+            <w:right w:val="single" w:color="auto" w:sz="4" w:space="0"/>
+            <w:insideH w:val="single" w:color="auto" w:sz="4" w:space="0"/>
+            <w:insideV w:val="single" w:color="auto" w:sz="4" w:space="0"/>
+          </w:tblBorders>
           <w:tblCellMar>
             <w:top w:w="0" w:type="dxa"/>
             <w:left w:w="108" w:type="dxa"/>
@@ -3816,10 +3859,9 @@
           </w:tblCellMar>
         </w:tblPrEx>
         <w:trPr>
-          <w:trHeight w:val="1295"/>
+          <w:trHeight w:val="1295" w:hRule="atLeast"/>
         </w:trPr>
         <w:tc>
-          <w:tcPr/>
           <w:p>
             <w:pPr>
               <w:rPr>
@@ -3891,9 +3933,14 @@
       </w:tr>
       <w:tr>
         <w:tblPrEx>
-          <w:tblW w:w="4971" w:type="pct"/>
-          <w:tblInd w:w="0" w:type="dxa"/>
-          <w:tblLayout w:type="fixed"/>
+          <w:tblBorders>
+            <w:top w:val="single" w:color="auto" w:sz="4" w:space="0"/>
+            <w:left w:val="single" w:color="auto" w:sz="4" w:space="0"/>
+            <w:bottom w:val="single" w:color="auto" w:sz="4" w:space="0"/>
+            <w:right w:val="single" w:color="auto" w:sz="4" w:space="0"/>
+            <w:insideH w:val="single" w:color="auto" w:sz="4" w:space="0"/>
+            <w:insideV w:val="single" w:color="auto" w:sz="4" w:space="0"/>
+          </w:tblBorders>
           <w:tblCellMar>
             <w:top w:w="0" w:type="dxa"/>
             <w:left w:w="108" w:type="dxa"/>
@@ -3902,7 +3949,6 @@
           </w:tblCellMar>
         </w:tblPrEx>
         <w:tc>
-          <w:tcPr/>
           <w:p>
             <w:pPr>
               <w:rPr>
@@ -3974,9 +4020,14 @@
       </w:tr>
       <w:tr>
         <w:tblPrEx>
-          <w:tblW w:w="4971" w:type="pct"/>
-          <w:tblInd w:w="0" w:type="dxa"/>
-          <w:tblLayout w:type="fixed"/>
+          <w:tblBorders>
+            <w:top w:val="single" w:color="auto" w:sz="4" w:space="0"/>
+            <w:left w:val="single" w:color="auto" w:sz="4" w:space="0"/>
+            <w:bottom w:val="single" w:color="auto" w:sz="4" w:space="0"/>
+            <w:right w:val="single" w:color="auto" w:sz="4" w:space="0"/>
+            <w:insideH w:val="single" w:color="auto" w:sz="4" w:space="0"/>
+            <w:insideV w:val="single" w:color="auto" w:sz="4" w:space="0"/>
+          </w:tblBorders>
           <w:tblCellMar>
             <w:top w:w="0" w:type="dxa"/>
             <w:left w:w="108" w:type="dxa"/>
@@ -3985,7 +4036,6 @@
           </w:tblCellMar>
         </w:tblPrEx>
         <w:tc>
-          <w:tcPr/>
           <w:p>
             <w:pPr>
               <w:rPr>
@@ -4057,9 +4107,14 @@
       </w:tr>
       <w:tr>
         <w:tblPrEx>
-          <w:tblW w:w="4971" w:type="pct"/>
-          <w:tblInd w:w="0" w:type="dxa"/>
-          <w:tblLayout w:type="fixed"/>
+          <w:tblBorders>
+            <w:top w:val="single" w:color="auto" w:sz="4" w:space="0"/>
+            <w:left w:val="single" w:color="auto" w:sz="4" w:space="0"/>
+            <w:bottom w:val="single" w:color="auto" w:sz="4" w:space="0"/>
+            <w:right w:val="single" w:color="auto" w:sz="4" w:space="0"/>
+            <w:insideH w:val="single" w:color="auto" w:sz="4" w:space="0"/>
+            <w:insideV w:val="single" w:color="auto" w:sz="4" w:space="0"/>
+          </w:tblBorders>
           <w:tblCellMar>
             <w:top w:w="0" w:type="dxa"/>
             <w:left w:w="108" w:type="dxa"/>
@@ -4068,7 +4123,6 @@
           </w:tblCellMar>
         </w:tblPrEx>
         <w:tc>
-          <w:tcPr/>
           <w:p>
             <w:pPr>
               <w:rPr>
@@ -4141,20 +4195,20 @@
     </w:tbl>
     <w:p>
       <w:pPr>
-        <w:pStyle w:val="2"/>
+        <w:pStyle w:val="30"/>
         <w:bidi w:val="0"/>
       </w:pPr>
-      <w:bookmarkStart w:id="14" w:name="bookmark15"/>
-      <w:bookmarkEnd w:id="14"/>
-      <w:bookmarkStart w:id="15" w:name="_Toc23101"/>
+      <w:bookmarkStart w:id="15" w:name="bookmark15"/>
+      <w:bookmarkEnd w:id="15"/>
+      <w:bookmarkStart w:id="16" w:name="_Toc14240"/>
       <w:r>
         <w:t>应急处置流程</w:t>
       </w:r>
-      <w:bookmarkEnd w:id="15"/>
-    </w:p>
-    <w:p>
-      <w:pPr>
-        <w:pStyle w:val="a1"/>
+      <w:bookmarkEnd w:id="16"/>
+    </w:p>
+    <w:p>
+      <w:pPr>
+        <w:pStyle w:val="29"/>
         <w:rPr>
           <w:rFonts w:hint="eastAsia"/>
           <w:lang w:val="en-US" w:eastAsia="zh-CN"/>
@@ -4185,10 +4239,10 @@
     </w:p>
     <w:p>
       <w:pPr>
-        <w:pStyle w:val="a1"/>
+        <w:pStyle w:val="29"/>
         <w:jc w:val="center"/>
         <w:rPr>
-          <w:rFonts w:eastAsia="宋体" w:hint="default"/>
+          <w:rFonts w:hint="default" w:eastAsia="宋体"/>
           <w:lang w:val="en-US" w:eastAsia="zh-CN"/>
         </w:rPr>
       </w:pPr>
@@ -4250,7 +4304,7 @@
           <w:rFonts w:hint="eastAsia"/>
           <w:lang w:val="en-US" w:eastAsia="zh-CN"/>
         </w:rPr>
-        <w:instrText>图</w:instrText>
+        <w:instrText xml:space="preserve">图</w:instrText>
       </w:r>
       <w:r>
         <w:rPr>
@@ -4283,16 +4337,16 @@
     </w:p>
     <w:p>
       <w:pPr>
-        <w:pStyle w:val="a1"/>
+        <w:pStyle w:val="29"/>
         <w:jc w:val="center"/>
         <w:rPr>
-          <w:rFonts w:eastAsia="宋体" w:hint="eastAsia"/>
+          <w:rFonts w:hint="eastAsia" w:eastAsia="宋体"/>
           <w:lang w:eastAsia="zh-CN"/>
         </w:rPr>
       </w:pPr>
       <w:r>
         <w:rPr>
-          <w:rFonts w:eastAsia="宋体" w:hint="eastAsia"/>
+          <w:rFonts w:hint="eastAsia" w:eastAsia="宋体"/>
           <w:lang w:eastAsia="zh-CN"/>
         </w:rPr>
         <w:drawing>
@@ -4313,7 +4367,7 @@
                     </pic:cNvPicPr>
                   </pic:nvPicPr>
                   <pic:blipFill>
-                    <a:blip xmlns:r="http://schemas.openxmlformats.org/officeDocument/2006/relationships" r:embed="rId4"/>
+                    <a:blip r:embed="rId7"/>
                     <a:stretch>
                       <a:fillRect/>
                     </a:stretch>
@@ -4336,15 +4390,15 @@
     </w:p>
     <w:p>
       <w:pPr>
-        <w:pStyle w:val="a3"/>
+        <w:pStyle w:val="39"/>
         <w:numPr>
           <w:ilvl w:val="0"/>
           <w:numId w:val="6"/>
         </w:numPr>
         <w:bidi w:val="0"/>
       </w:pPr>
-      <w:bookmarkStart w:id="16" w:name="bookmark16"/>
-      <w:bookmarkEnd w:id="16"/>
+      <w:bookmarkStart w:id="17" w:name="bookmark16"/>
+      <w:bookmarkEnd w:id="17"/>
       <w:r>
         <w:t>事件报告与接警</w:t>
       </w:r>
@@ -4364,7 +4418,7 @@
         <w:bidi w:val="0"/>
         <w:adjustRightInd w:val="0"/>
         <w:snapToGrid w:val="0"/>
-        <w:ind w:firstLine="420" w:firstLineChars="200"/>
+        <w:ind w:firstLine="480" w:firstLineChars="200"/>
         <w:textAlignment w:val="baseline"/>
         <w:rPr>
           <w:sz w:val="24"/>
@@ -4394,7 +4448,7 @@
         <w:bidi w:val="0"/>
         <w:adjustRightInd w:val="0"/>
         <w:snapToGrid w:val="0"/>
-        <w:ind w:firstLine="420" w:firstLineChars="200"/>
+        <w:ind w:firstLine="480" w:firstLineChars="200"/>
         <w:textAlignment w:val="baseline"/>
         <w:rPr>
           <w:sz w:val="24"/>
@@ -4424,7 +4478,7 @@
         <w:bidi w:val="0"/>
         <w:adjustRightInd w:val="0"/>
         <w:snapToGrid w:val="0"/>
-        <w:ind w:firstLine="420" w:firstLineChars="200"/>
+        <w:ind w:firstLine="480" w:firstLineChars="200"/>
         <w:textAlignment w:val="baseline"/>
         <w:rPr>
           <w:sz w:val="24"/>
@@ -4457,15 +4511,15 @@
     </w:p>
     <w:p>
       <w:pPr>
-        <w:pStyle w:val="a3"/>
+        <w:pStyle w:val="39"/>
         <w:numPr>
           <w:ilvl w:val="0"/>
           <w:numId w:val="6"/>
         </w:numPr>
         <w:bidi w:val="0"/>
       </w:pPr>
-      <w:bookmarkStart w:id="17" w:name="bookmark17"/>
-      <w:bookmarkEnd w:id="17"/>
+      <w:bookmarkStart w:id="18" w:name="bookmark17"/>
+      <w:bookmarkEnd w:id="18"/>
       <w:r>
         <w:t>应急响应启动</w:t>
       </w:r>
@@ -4485,7 +4539,7 @@
         <w:bidi w:val="0"/>
         <w:adjustRightInd w:val="0"/>
         <w:snapToGrid w:val="0"/>
-        <w:ind w:firstLine="420" w:firstLineChars="200"/>
+        <w:ind w:firstLine="480" w:firstLineChars="200"/>
         <w:textAlignment w:val="baseline"/>
         <w:rPr>
           <w:sz w:val="24"/>
@@ -4524,7 +4578,7 @@
         <w:bidi w:val="0"/>
         <w:adjustRightInd w:val="0"/>
         <w:snapToGrid w:val="0"/>
-        <w:ind w:firstLine="420" w:firstLineChars="200"/>
+        <w:ind w:firstLine="480" w:firstLineChars="200"/>
         <w:textAlignment w:val="baseline"/>
         <w:rPr>
           <w:sz w:val="24"/>
@@ -4570,7 +4624,7 @@
         <w:bidi w:val="0"/>
         <w:adjustRightInd w:val="0"/>
         <w:snapToGrid w:val="0"/>
-        <w:ind w:firstLine="420" w:firstLineChars="200"/>
+        <w:ind w:firstLine="480" w:firstLineChars="200"/>
         <w:textAlignment w:val="baseline"/>
         <w:rPr>
           <w:sz w:val="24"/>
@@ -4587,15 +4641,15 @@
     </w:p>
     <w:p>
       <w:pPr>
-        <w:pStyle w:val="a3"/>
+        <w:pStyle w:val="39"/>
         <w:numPr>
           <w:ilvl w:val="0"/>
           <w:numId w:val="6"/>
         </w:numPr>
         <w:bidi w:val="0"/>
       </w:pPr>
-      <w:bookmarkStart w:id="18" w:name="bookmark18"/>
-      <w:bookmarkEnd w:id="18"/>
+      <w:bookmarkStart w:id="19" w:name="bookmark18"/>
+      <w:bookmarkEnd w:id="19"/>
       <w:r>
         <w:t>现场处置</w:t>
       </w:r>
@@ -4615,7 +4669,7 @@
         <w:bidi w:val="0"/>
         <w:adjustRightInd w:val="0"/>
         <w:snapToGrid w:val="0"/>
-        <w:ind w:firstLine="420" w:firstLineChars="200"/>
+        <w:ind w:firstLine="480" w:firstLineChars="200"/>
         <w:textAlignment w:val="baseline"/>
         <w:rPr>
           <w:sz w:val="24"/>
@@ -4645,7 +4699,7 @@
         <w:bidi w:val="0"/>
         <w:adjustRightInd w:val="0"/>
         <w:snapToGrid w:val="0"/>
-        <w:ind w:firstLine="420" w:firstLineChars="200"/>
+        <w:ind w:firstLine="480" w:firstLineChars="200"/>
         <w:textAlignment w:val="baseline"/>
         <w:rPr>
           <w:sz w:val="24"/>
@@ -4675,7 +4729,7 @@
         <w:bidi w:val="0"/>
         <w:adjustRightInd w:val="0"/>
         <w:snapToGrid w:val="0"/>
-        <w:ind w:firstLine="420" w:firstLineChars="200"/>
+        <w:ind w:firstLine="480" w:firstLineChars="200"/>
         <w:textAlignment w:val="baseline"/>
         <w:rPr>
           <w:sz w:val="24"/>
@@ -4705,7 +4759,7 @@
         <w:bidi w:val="0"/>
         <w:adjustRightInd w:val="0"/>
         <w:snapToGrid w:val="0"/>
-        <w:ind w:firstLine="420" w:firstLineChars="200"/>
+        <w:ind w:firstLine="480" w:firstLineChars="200"/>
         <w:textAlignment w:val="baseline"/>
         <w:rPr>
           <w:sz w:val="24"/>
@@ -4722,15 +4776,15 @@
     </w:p>
     <w:p>
       <w:pPr>
-        <w:pStyle w:val="a3"/>
+        <w:pStyle w:val="39"/>
         <w:numPr>
           <w:ilvl w:val="0"/>
           <w:numId w:val="6"/>
         </w:numPr>
         <w:bidi w:val="0"/>
       </w:pPr>
-      <w:bookmarkStart w:id="19" w:name="bookmark19"/>
-      <w:bookmarkEnd w:id="19"/>
+      <w:bookmarkStart w:id="20" w:name="bookmark19"/>
+      <w:bookmarkEnd w:id="20"/>
       <w:r>
         <w:t>应急终止</w:t>
       </w:r>
@@ -4750,7 +4804,7 @@
         <w:bidi w:val="0"/>
         <w:adjustRightInd w:val="0"/>
         <w:snapToGrid w:val="0"/>
-        <w:ind w:firstLine="420" w:firstLineChars="200"/>
+        <w:ind w:firstLine="480" w:firstLineChars="200"/>
         <w:textAlignment w:val="baseline"/>
         <w:rPr>
           <w:sz w:val="24"/>
@@ -4778,7 +4832,16 @@
           <w:sz w:val="24"/>
           <w:szCs w:val="24"/>
         </w:rPr>
-        <w:t>检查确认后，宣布应急响应终止。</w:t>
+        <w:t>检查确认后，宣布应急响应</w:t>
+      </w:r>
+      <w:bookmarkStart w:id="37" w:name="_GoBack"/>
+      <w:bookmarkEnd w:id="37"/>
+      <w:r>
+        <w:rPr>
+          <w:sz w:val="24"/>
+          <w:szCs w:val="24"/>
+        </w:rPr>
+        <w:t>终止。</w:t>
       </w:r>
     </w:p>
     <w:p>
@@ -4796,7 +4859,7 @@
         <w:bidi w:val="0"/>
         <w:adjustRightInd w:val="0"/>
         <w:snapToGrid w:val="0"/>
-        <w:ind w:firstLine="420" w:firstLineChars="200"/>
+        <w:ind w:firstLine="480" w:firstLineChars="200"/>
         <w:textAlignment w:val="baseline"/>
         <w:rPr>
           <w:sz w:val="24"/>
@@ -4826,7 +4889,7 @@
         <w:bidi w:val="0"/>
         <w:adjustRightInd w:val="0"/>
         <w:snapToGrid w:val="0"/>
-        <w:ind w:firstLine="420" w:firstLineChars="200"/>
+        <w:ind w:firstLine="480" w:firstLineChars="200"/>
         <w:textAlignment w:val="baseline"/>
         <w:rPr>
           <w:sz w:val="24"/>
@@ -4843,15 +4906,15 @@
     </w:p>
     <w:p>
       <w:pPr>
-        <w:pStyle w:val="a3"/>
+        <w:pStyle w:val="39"/>
         <w:numPr>
           <w:ilvl w:val="0"/>
           <w:numId w:val="6"/>
         </w:numPr>
         <w:bidi w:val="0"/>
       </w:pPr>
-      <w:bookmarkStart w:id="20" w:name="bookmark20"/>
-      <w:bookmarkEnd w:id="20"/>
+      <w:bookmarkStart w:id="21" w:name="bookmark20"/>
+      <w:bookmarkEnd w:id="21"/>
       <w:r>
         <w:t>后期处置</w:t>
       </w:r>
@@ -4871,7 +4934,7 @@
         <w:bidi w:val="0"/>
         <w:adjustRightInd w:val="0"/>
         <w:snapToGrid w:val="0"/>
-        <w:ind w:firstLine="420" w:firstLineChars="200"/>
+        <w:ind w:firstLine="480" w:firstLineChars="200"/>
         <w:textAlignment w:val="baseline"/>
         <w:rPr>
           <w:sz w:val="24"/>
@@ -4910,7 +4973,7 @@
         <w:bidi w:val="0"/>
         <w:adjustRightInd w:val="0"/>
         <w:snapToGrid w:val="0"/>
-        <w:ind w:firstLine="420" w:firstLineChars="200"/>
+        <w:ind w:firstLine="480" w:firstLineChars="200"/>
         <w:textAlignment w:val="baseline"/>
         <w:rPr>
           <w:sz w:val="24"/>
@@ -4940,7 +5003,7 @@
         <w:bidi w:val="0"/>
         <w:adjustRightInd w:val="0"/>
         <w:snapToGrid w:val="0"/>
-        <w:ind w:firstLine="420" w:firstLineChars="200"/>
+        <w:ind w:firstLine="480" w:firstLineChars="200"/>
         <w:textAlignment w:val="baseline"/>
         <w:rPr>
           <w:sz w:val="24"/>
@@ -4957,27 +5020,27 @@
     </w:p>
     <w:p>
       <w:pPr>
-        <w:pStyle w:val="2"/>
+        <w:pStyle w:val="30"/>
         <w:bidi w:val="0"/>
       </w:pPr>
-      <w:bookmarkStart w:id="21" w:name="_Toc24057"/>
+      <w:bookmarkStart w:id="22" w:name="_Toc9027"/>
       <w:r>
         <w:t>应急准备与保障</w:t>
       </w:r>
-      <w:bookmarkEnd w:id="21"/>
-    </w:p>
-    <w:p>
-      <w:pPr>
-        <w:pStyle w:val="a3"/>
+      <w:bookmarkEnd w:id="22"/>
+    </w:p>
+    <w:p>
+      <w:pPr>
+        <w:pStyle w:val="39"/>
         <w:numPr>
           <w:ilvl w:val="0"/>
           <w:numId w:val="7"/>
         </w:numPr>
         <w:bidi w:val="0"/>
-        <w:ind w:left="425" w:hanging="425" w:leftChars="0" w:firstLineChars="0"/>
-      </w:pPr>
-      <w:bookmarkStart w:id="22" w:name="bookmark22"/>
-      <w:bookmarkEnd w:id="22"/>
+        <w:ind w:left="425" w:leftChars="0" w:hanging="425" w:firstLineChars="0"/>
+      </w:pPr>
+      <w:bookmarkStart w:id="23" w:name="bookmark22"/>
+      <w:bookmarkEnd w:id="23"/>
       <w:r>
         <w:t>应急预案制定与演练</w:t>
       </w:r>
@@ -4997,7 +5060,7 @@
         <w:bidi w:val="0"/>
         <w:adjustRightInd w:val="0"/>
         <w:snapToGrid w:val="0"/>
-        <w:ind w:firstLine="420" w:firstLineChars="200"/>
+        <w:ind w:firstLine="480" w:firstLineChars="200"/>
         <w:textAlignment w:val="baseline"/>
         <w:rPr>
           <w:sz w:val="24"/>
@@ -5043,7 +5106,7 @@
         <w:bidi w:val="0"/>
         <w:adjustRightInd w:val="0"/>
         <w:snapToGrid w:val="0"/>
-        <w:ind w:firstLine="420" w:firstLineChars="200"/>
+        <w:ind w:firstLine="480" w:firstLineChars="200"/>
         <w:textAlignment w:val="baseline"/>
         <w:rPr>
           <w:sz w:val="24"/>
@@ -5060,16 +5123,16 @@
     </w:p>
     <w:p>
       <w:pPr>
-        <w:pStyle w:val="a3"/>
+        <w:pStyle w:val="39"/>
         <w:numPr>
           <w:ilvl w:val="0"/>
           <w:numId w:val="7"/>
         </w:numPr>
         <w:bidi w:val="0"/>
-        <w:ind w:left="425" w:hanging="425" w:leftChars="0" w:firstLineChars="0"/>
-      </w:pPr>
-      <w:bookmarkStart w:id="23" w:name="bookmark23"/>
-      <w:bookmarkEnd w:id="23"/>
+        <w:ind w:left="425" w:leftChars="0" w:hanging="425" w:firstLineChars="0"/>
+      </w:pPr>
+      <w:bookmarkStart w:id="24" w:name="bookmark23"/>
+      <w:bookmarkEnd w:id="24"/>
       <w:r>
         <w:t>应急资源保障</w:t>
       </w:r>
@@ -5089,7 +5152,7 @@
         <w:bidi w:val="0"/>
         <w:adjustRightInd w:val="0"/>
         <w:snapToGrid w:val="0"/>
-        <w:ind w:firstLine="420" w:firstLineChars="200"/>
+        <w:ind w:firstLine="480" w:firstLineChars="200"/>
         <w:textAlignment w:val="baseline"/>
         <w:rPr>
           <w:sz w:val="24"/>
@@ -5119,7 +5182,7 @@
         <w:bidi w:val="0"/>
         <w:adjustRightInd w:val="0"/>
         <w:snapToGrid w:val="0"/>
-        <w:ind w:firstLine="420" w:firstLineChars="200"/>
+        <w:ind w:firstLine="480" w:firstLineChars="200"/>
         <w:textAlignment w:val="baseline"/>
         <w:rPr>
           <w:sz w:val="24"/>
@@ -5136,16 +5199,16 @@
     </w:p>
     <w:p>
       <w:pPr>
-        <w:pStyle w:val="a3"/>
+        <w:pStyle w:val="39"/>
         <w:numPr>
           <w:ilvl w:val="0"/>
           <w:numId w:val="7"/>
         </w:numPr>
         <w:bidi w:val="0"/>
-        <w:ind w:left="425" w:hanging="425" w:leftChars="0" w:firstLineChars="0"/>
-      </w:pPr>
-      <w:bookmarkStart w:id="24" w:name="bookmark24"/>
-      <w:bookmarkEnd w:id="24"/>
+        <w:ind w:left="425" w:leftChars="0" w:hanging="425" w:firstLineChars="0"/>
+      </w:pPr>
+      <w:bookmarkStart w:id="25" w:name="bookmark24"/>
+      <w:bookmarkEnd w:id="25"/>
       <w:r>
         <w:t>技术保障</w:t>
       </w:r>
@@ -5165,7 +5228,7 @@
         <w:bidi w:val="0"/>
         <w:adjustRightInd w:val="0"/>
         <w:snapToGrid w:val="0"/>
-        <w:ind w:firstLine="420" w:firstLineChars="200"/>
+        <w:ind w:firstLine="480" w:firstLineChars="200"/>
         <w:textAlignment w:val="baseline"/>
         <w:rPr>
           <w:sz w:val="24"/>
@@ -5195,7 +5258,7 @@
         <w:bidi w:val="0"/>
         <w:adjustRightInd w:val="0"/>
         <w:snapToGrid w:val="0"/>
-        <w:ind w:firstLine="420" w:firstLineChars="200"/>
+        <w:ind w:firstLine="480" w:firstLineChars="200"/>
         <w:textAlignment w:val="baseline"/>
         <w:rPr>
           <w:sz w:val="24"/>
@@ -5225,7 +5288,7 @@
         <w:bidi w:val="0"/>
         <w:adjustRightInd w:val="0"/>
         <w:snapToGrid w:val="0"/>
-        <w:ind w:firstLine="420" w:firstLineChars="200"/>
+        <w:ind w:firstLine="480" w:firstLineChars="200"/>
         <w:textAlignment w:val="baseline"/>
         <w:rPr>
           <w:sz w:val="24"/>
@@ -5242,16 +5305,16 @@
     </w:p>
     <w:p>
       <w:pPr>
-        <w:pStyle w:val="a3"/>
+        <w:pStyle w:val="39"/>
         <w:numPr>
           <w:ilvl w:val="0"/>
           <w:numId w:val="7"/>
         </w:numPr>
         <w:bidi w:val="0"/>
-        <w:ind w:left="425" w:hanging="425" w:leftChars="0" w:firstLineChars="0"/>
-      </w:pPr>
-      <w:bookmarkStart w:id="25" w:name="bookmark25"/>
-      <w:bookmarkEnd w:id="25"/>
+        <w:ind w:left="425" w:leftChars="0" w:hanging="425" w:firstLineChars="0"/>
+      </w:pPr>
+      <w:bookmarkStart w:id="26" w:name="bookmark25"/>
+      <w:bookmarkEnd w:id="26"/>
       <w:r>
         <w:t>培训教育</w:t>
       </w:r>
@@ -5271,7 +5334,7 @@
         <w:bidi w:val="0"/>
         <w:adjustRightInd w:val="0"/>
         <w:snapToGrid w:val="0"/>
-        <w:ind w:firstLine="420" w:firstLineChars="200"/>
+        <w:ind w:firstLine="480" w:firstLineChars="200"/>
         <w:textAlignment w:val="baseline"/>
         <w:rPr>
           <w:sz w:val="24"/>
@@ -5301,7 +5364,7 @@
         <w:bidi w:val="0"/>
         <w:adjustRightInd w:val="0"/>
         <w:snapToGrid w:val="0"/>
-        <w:ind w:firstLine="420" w:firstLineChars="200"/>
+        <w:ind w:firstLine="480" w:firstLineChars="200"/>
         <w:textAlignment w:val="baseline"/>
         <w:rPr>
           <w:sz w:val="24"/>
@@ -5318,26 +5381,26 @@
     </w:p>
     <w:p>
       <w:pPr>
-        <w:pStyle w:val="2"/>
+        <w:pStyle w:val="30"/>
         <w:bidi w:val="0"/>
       </w:pPr>
-      <w:bookmarkStart w:id="26" w:name="bookmark26"/>
-      <w:bookmarkEnd w:id="26"/>
-      <w:bookmarkStart w:id="27" w:name="_Toc27741"/>
+      <w:bookmarkStart w:id="27" w:name="bookmark26"/>
+      <w:bookmarkEnd w:id="27"/>
+      <w:bookmarkStart w:id="28" w:name="_Toc18852"/>
       <w:r>
         <w:t>监督与考核</w:t>
       </w:r>
-      <w:bookmarkEnd w:id="27"/>
-    </w:p>
-    <w:p>
-      <w:pPr>
-        <w:pStyle w:val="a1"/>
+      <w:bookmarkEnd w:id="28"/>
+    </w:p>
+    <w:p>
+      <w:pPr>
+        <w:pStyle w:val="29"/>
         <w:numPr>
           <w:ilvl w:val="0"/>
           <w:numId w:val="8"/>
         </w:numPr>
         <w:bidi w:val="0"/>
-        <w:ind w:left="425" w:hanging="425" w:leftChars="0" w:firstLineChars="0"/>
+        <w:ind w:left="425" w:leftChars="0" w:hanging="425" w:firstLineChars="0"/>
       </w:pPr>
       <w:r>
         <w:t>监督检查</w:t>
@@ -5345,7 +5408,7 @@
     </w:p>
     <w:p>
       <w:pPr>
-        <w:pStyle w:val="a1"/>
+        <w:pStyle w:val="29"/>
         <w:bidi w:val="0"/>
       </w:pPr>
       <w:r>
@@ -5361,16 +5424,16 @@
     </w:p>
     <w:p>
       <w:pPr>
-        <w:pStyle w:val="a1"/>
+        <w:pStyle w:val="29"/>
         <w:numPr>
           <w:ilvl w:val="0"/>
           <w:numId w:val="8"/>
         </w:numPr>
         <w:bidi w:val="0"/>
-        <w:ind w:left="425" w:hanging="425" w:leftChars="0" w:firstLineChars="0"/>
-      </w:pPr>
-      <w:bookmarkStart w:id="28" w:name="bookmark28"/>
-      <w:bookmarkEnd w:id="28"/>
+        <w:ind w:left="425" w:leftChars="0" w:hanging="425" w:firstLineChars="0"/>
+      </w:pPr>
+      <w:bookmarkStart w:id="29" w:name="bookmark28"/>
+      <w:bookmarkEnd w:id="29"/>
       <w:r>
         <w:t>考核评估</w:t>
       </w:r>
@@ -5390,7 +5453,7 @@
         <w:bidi w:val="0"/>
         <w:adjustRightInd w:val="0"/>
         <w:snapToGrid w:val="0"/>
-        <w:ind w:firstLine="420" w:firstLineChars="200"/>
+        <w:ind w:firstLine="480" w:firstLineChars="200"/>
         <w:textAlignment w:val="baseline"/>
         <w:rPr>
           <w:sz w:val="24"/>
@@ -5407,14 +5470,14 @@
     </w:p>
     <w:p>
       <w:pPr>
-        <w:pStyle w:val="2"/>
+        <w:pStyle w:val="30"/>
         <w:bidi w:val="0"/>
         <w:rPr>
           <w:rFonts w:hint="default"/>
           <w:lang w:val="en-US" w:eastAsia="zh-CN"/>
         </w:rPr>
       </w:pPr>
-      <w:bookmarkStart w:id="29" w:name="_Toc26968"/>
+      <w:bookmarkStart w:id="30" w:name="_Toc31121"/>
       <w:r>
         <w:rPr>
           <w:rFonts w:hint="eastAsia"/>
@@ -5422,21 +5485,22 @@
         </w:rPr>
         <w:t>考核指标</w:t>
       </w:r>
-      <w:bookmarkEnd w:id="29"/>
+      <w:bookmarkEnd w:id="30"/>
     </w:p>
     <w:tbl>
       <w:tblPr>
-        <w:tblStyle w:val="TableGrid"/>
+        <w:tblStyle w:val="21"/>
         <w:tblW w:w="0" w:type="auto"/>
         <w:jc w:val="center"/>
         <w:tblBorders>
-          <w:top w:val="single" w:sz="4" w:space="0" w:color="auto"/>
-          <w:left w:val="single" w:sz="4" w:space="0" w:color="auto"/>
-          <w:bottom w:val="single" w:sz="4" w:space="0" w:color="auto"/>
-          <w:right w:val="single" w:sz="4" w:space="0" w:color="auto"/>
-          <w:insideH w:val="single" w:sz="4" w:space="0" w:color="auto"/>
-          <w:insideV w:val="single" w:sz="4" w:space="0" w:color="auto"/>
+          <w:top w:val="single" w:color="auto" w:sz="4" w:space="0"/>
+          <w:left w:val="single" w:color="auto" w:sz="4" w:space="0"/>
+          <w:bottom w:val="single" w:color="auto" w:sz="4" w:space="0"/>
+          <w:right w:val="single" w:color="auto" w:sz="4" w:space="0"/>
+          <w:insideH w:val="single" w:color="auto" w:sz="4" w:space="0"/>
+          <w:insideV w:val="single" w:color="auto" w:sz="4" w:space="0"/>
         </w:tblBorders>
+        <w:tblLayout w:type="autofit"/>
         <w:tblCellMar>
           <w:top w:w="0" w:type="dxa"/>
           <w:left w:w="108" w:type="dxa"/>
@@ -5452,15 +5516,13 @@
       </w:tblGrid>
       <w:tr>
         <w:tblPrEx>
-          <w:tblW w:w="0" w:type="auto"/>
-          <w:jc w:val="center"/>
           <w:tblBorders>
-            <w:top w:val="single" w:sz="4" w:space="0" w:color="auto"/>
-            <w:left w:val="single" w:sz="4" w:space="0" w:color="auto"/>
-            <w:bottom w:val="single" w:sz="4" w:space="0" w:color="auto"/>
-            <w:right w:val="single" w:sz="4" w:space="0" w:color="auto"/>
-            <w:insideH w:val="single" w:sz="4" w:space="0" w:color="auto"/>
-            <w:insideV w:val="single" w:sz="4" w:space="0" w:color="auto"/>
+            <w:top w:val="single" w:color="auto" w:sz="4" w:space="0"/>
+            <w:left w:val="single" w:color="auto" w:sz="4" w:space="0"/>
+            <w:bottom w:val="single" w:color="auto" w:sz="4" w:space="0"/>
+            <w:right w:val="single" w:color="auto" w:sz="4" w:space="0"/>
+            <w:insideH w:val="single" w:color="auto" w:sz="4" w:space="0"/>
+            <w:insideV w:val="single" w:color="auto" w:sz="4" w:space="0"/>
           </w:tblBorders>
           <w:tblCellMar>
             <w:top w:w="0" w:type="dxa"/>
@@ -5481,7 +5543,7 @@
               <w:widowControl w:val="0"/>
               <w:jc w:val="center"/>
               <w:rPr>
-                <w:rFonts w:ascii="宋体" w:eastAsia="宋体" w:hAnsi="宋体" w:cs="宋体" w:hint="default"/>
+                <w:rFonts w:hint="default" w:ascii="宋体" w:hAnsi="宋体" w:eastAsia="宋体" w:cs="宋体"/>
                 <w:b/>
                 <w:bCs/>
                 <w:sz w:val="18"/>
@@ -5491,7 +5553,7 @@
             </w:pPr>
             <w:r>
               <w:rPr>
-                <w:rFonts w:ascii="宋体" w:eastAsia="宋体" w:hAnsi="宋体" w:cs="宋体" w:hint="eastAsia"/>
+                <w:rFonts w:hint="eastAsia" w:ascii="宋体" w:hAnsi="宋体" w:eastAsia="宋体" w:cs="宋体"/>
                 <w:b/>
                 <w:bCs/>
                 <w:sz w:val="18"/>
@@ -5511,7 +5573,7 @@
               <w:widowControl w:val="0"/>
               <w:jc w:val="center"/>
               <w:rPr>
-                <w:rFonts w:ascii="宋体" w:eastAsia="宋体" w:hAnsi="宋体" w:cs="宋体" w:hint="default"/>
+                <w:rFonts w:hint="default" w:ascii="宋体" w:hAnsi="宋体" w:eastAsia="宋体" w:cs="宋体"/>
                 <w:b/>
                 <w:bCs/>
                 <w:sz w:val="18"/>
@@ -5521,7 +5583,7 @@
             </w:pPr>
             <w:r>
               <w:rPr>
-                <w:rFonts w:ascii="宋体" w:eastAsia="宋体" w:hAnsi="宋体" w:cs="宋体" w:hint="eastAsia"/>
+                <w:rFonts w:hint="eastAsia" w:ascii="宋体" w:hAnsi="宋体" w:eastAsia="宋体" w:cs="宋体"/>
                 <w:b/>
                 <w:bCs/>
                 <w:sz w:val="18"/>
@@ -5541,7 +5603,7 @@
               <w:widowControl w:val="0"/>
               <w:jc w:val="center"/>
               <w:rPr>
-                <w:rFonts w:ascii="宋体" w:eastAsia="宋体" w:hAnsi="宋体" w:cs="宋体" w:hint="default"/>
+                <w:rFonts w:hint="default" w:ascii="宋体" w:hAnsi="宋体" w:eastAsia="宋体" w:cs="宋体"/>
                 <w:b/>
                 <w:bCs/>
                 <w:sz w:val="18"/>
@@ -5551,7 +5613,7 @@
             </w:pPr>
             <w:r>
               <w:rPr>
-                <w:rFonts w:ascii="宋体" w:eastAsia="宋体" w:hAnsi="宋体" w:cs="宋体" w:hint="eastAsia"/>
+                <w:rFonts w:hint="eastAsia" w:ascii="宋体" w:hAnsi="宋体" w:eastAsia="宋体" w:cs="宋体"/>
                 <w:b/>
                 <w:bCs/>
                 <w:sz w:val="18"/>
@@ -5571,7 +5633,7 @@
               <w:widowControl w:val="0"/>
               <w:jc w:val="center"/>
               <w:rPr>
-                <w:rFonts w:ascii="宋体" w:eastAsia="宋体" w:hAnsi="宋体" w:cs="宋体" w:hint="default"/>
+                <w:rFonts w:hint="default" w:ascii="宋体" w:hAnsi="宋体" w:eastAsia="宋体" w:cs="宋体"/>
                 <w:b/>
                 <w:bCs/>
                 <w:sz w:val="18"/>
@@ -5581,7 +5643,7 @@
             </w:pPr>
             <w:r>
               <w:rPr>
-                <w:rFonts w:ascii="宋体" w:eastAsia="宋体" w:hAnsi="宋体" w:cs="宋体" w:hint="eastAsia"/>
+                <w:rFonts w:hint="eastAsia" w:ascii="宋体" w:hAnsi="宋体" w:eastAsia="宋体" w:cs="宋体"/>
                 <w:b/>
                 <w:bCs/>
                 <w:sz w:val="18"/>
@@ -5595,8 +5657,14 @@
       </w:tr>
       <w:tr>
         <w:tblPrEx>
-          <w:tblW w:w="0" w:type="auto"/>
-          <w:jc w:val="center"/>
+          <w:tblBorders>
+            <w:top w:val="single" w:color="auto" w:sz="4" w:space="0"/>
+            <w:left w:val="single" w:color="auto" w:sz="4" w:space="0"/>
+            <w:bottom w:val="single" w:color="auto" w:sz="4" w:space="0"/>
+            <w:right w:val="single" w:color="auto" w:sz="4" w:space="0"/>
+            <w:insideH w:val="single" w:color="auto" w:sz="4" w:space="0"/>
+            <w:insideV w:val="single" w:color="auto" w:sz="4" w:space="0"/>
+          </w:tblBorders>
           <w:tblCellMar>
             <w:top w:w="0" w:type="dxa"/>
             <w:left w:w="108" w:type="dxa"/>
@@ -5605,7 +5673,7 @@
           </w:tblCellMar>
         </w:tblPrEx>
         <w:trPr>
-          <w:trHeight w:val="710"/>
+          <w:trHeight w:val="710" w:hRule="atLeast"/>
           <w:jc w:val="center"/>
         </w:trPr>
         <w:tc>
@@ -5617,7 +5685,7 @@
             <w:pPr>
               <w:widowControl w:val="0"/>
               <w:rPr>
-                <w:rFonts w:ascii="宋体" w:eastAsia="宋体" w:hAnsi="宋体" w:cs="宋体" w:hint="default"/>
+                <w:rFonts w:hint="default" w:ascii="宋体" w:hAnsi="宋体" w:eastAsia="宋体" w:cs="宋体"/>
                 <w:snapToGrid w:val="0"/>
                 <w:color w:val="000000"/>
                 <w:kern w:val="0"/>
@@ -5628,7 +5696,7 @@
             </w:pPr>
             <w:r>
               <w:rPr>
-                <w:rFonts w:ascii="宋体" w:eastAsia="宋体" w:hAnsi="宋体" w:cs="宋体" w:hint="eastAsia"/>
+                <w:rFonts w:hint="eastAsia" w:ascii="宋体" w:hAnsi="宋体" w:eastAsia="宋体" w:cs="宋体"/>
                 <w:sz w:val="18"/>
                 <w:szCs w:val="18"/>
               </w:rPr>
@@ -5645,7 +5713,7 @@
             <w:pPr>
               <w:widowControl w:val="0"/>
               <w:rPr>
-                <w:rFonts w:ascii="宋体" w:eastAsia="宋体" w:hAnsi="宋体" w:cs="宋体" w:hint="default"/>
+                <w:rFonts w:hint="default" w:ascii="宋体" w:hAnsi="宋体" w:eastAsia="宋体" w:cs="宋体"/>
                 <w:snapToGrid w:val="0"/>
                 <w:color w:val="000000"/>
                 <w:kern w:val="0"/>
@@ -5656,7 +5724,7 @@
             </w:pPr>
             <w:r>
               <w:rPr>
-                <w:rFonts w:ascii="宋体" w:eastAsia="宋体" w:hAnsi="宋体" w:cs="宋体" w:hint="eastAsia"/>
+                <w:rFonts w:hint="eastAsia" w:ascii="宋体" w:hAnsi="宋体" w:eastAsia="宋体" w:cs="宋体"/>
                 <w:sz w:val="18"/>
                 <w:szCs w:val="18"/>
               </w:rPr>
@@ -5673,7 +5741,7 @@
             <w:pPr>
               <w:widowControl w:val="0"/>
               <w:rPr>
-                <w:rFonts w:ascii="宋体" w:eastAsia="宋体" w:hAnsi="宋体" w:cs="宋体" w:hint="default"/>
+                <w:rFonts w:hint="default" w:ascii="宋体" w:hAnsi="宋体" w:eastAsia="宋体" w:cs="宋体"/>
                 <w:snapToGrid w:val="0"/>
                 <w:color w:val="000000"/>
                 <w:kern w:val="0"/>
@@ -5684,7 +5752,7 @@
             </w:pPr>
             <w:r>
               <w:rPr>
-                <w:rFonts w:ascii="宋体" w:eastAsia="宋体" w:hAnsi="宋体" w:cs="宋体" w:hint="eastAsia"/>
+                <w:rFonts w:hint="eastAsia" w:ascii="宋体" w:hAnsi="宋体" w:eastAsia="宋体" w:cs="宋体"/>
                 <w:sz w:val="18"/>
                 <w:szCs w:val="18"/>
               </w:rPr>
@@ -5701,7 +5769,7 @@
             <w:pPr>
               <w:widowControl w:val="0"/>
               <w:rPr>
-                <w:rFonts w:ascii="宋体" w:eastAsia="宋体" w:hAnsi="宋体" w:cs="宋体" w:hint="eastAsia"/>
+                <w:rFonts w:hint="eastAsia" w:ascii="宋体" w:hAnsi="宋体" w:eastAsia="宋体" w:cs="宋体"/>
                 <w:snapToGrid w:val="0"/>
                 <w:color w:val="000000"/>
                 <w:kern w:val="0"/>
@@ -5712,7 +5780,7 @@
             </w:pPr>
             <w:r>
               <w:rPr>
-                <w:rFonts w:ascii="宋体" w:eastAsia="宋体" w:hAnsi="宋体" w:cs="宋体" w:hint="eastAsia"/>
+                <w:rFonts w:hint="eastAsia" w:ascii="宋体" w:hAnsi="宋体" w:eastAsia="宋体" w:cs="宋体"/>
                 <w:sz w:val="18"/>
                 <w:szCs w:val="18"/>
               </w:rPr>
@@ -5723,8 +5791,14 @@
       </w:tr>
       <w:tr>
         <w:tblPrEx>
-          <w:tblW w:w="0" w:type="auto"/>
-          <w:jc w:val="center"/>
+          <w:tblBorders>
+            <w:top w:val="single" w:color="auto" w:sz="4" w:space="0"/>
+            <w:left w:val="single" w:color="auto" w:sz="4" w:space="0"/>
+            <w:bottom w:val="single" w:color="auto" w:sz="4" w:space="0"/>
+            <w:right w:val="single" w:color="auto" w:sz="4" w:space="0"/>
+            <w:insideH w:val="single" w:color="auto" w:sz="4" w:space="0"/>
+            <w:insideV w:val="single" w:color="auto" w:sz="4" w:space="0"/>
+          </w:tblBorders>
           <w:tblCellMar>
             <w:top w:w="0" w:type="dxa"/>
             <w:left w:w="108" w:type="dxa"/>
@@ -5733,7 +5807,7 @@
           </w:tblCellMar>
         </w:tblPrEx>
         <w:trPr>
-          <w:trHeight w:val="285"/>
+          <w:trHeight w:val="285" w:hRule="atLeast"/>
           <w:jc w:val="center"/>
         </w:trPr>
         <w:tc>
@@ -5745,7 +5819,7 @@
             <w:pPr>
               <w:widowControl w:val="0"/>
               <w:rPr>
-                <w:rFonts w:ascii="宋体" w:eastAsia="宋体" w:hAnsi="宋体" w:cs="宋体" w:hint="default"/>
+                <w:rFonts w:hint="default" w:ascii="宋体" w:hAnsi="宋体" w:eastAsia="宋体" w:cs="宋体"/>
                 <w:snapToGrid w:val="0"/>
                 <w:color w:val="000000"/>
                 <w:kern w:val="0"/>
@@ -5754,12 +5828,12 @@
                 <w:lang w:val="en-US" w:eastAsia="zh-CN" w:bidi="ar-SA"/>
               </w:rPr>
             </w:pPr>
-            <w:bookmarkStart w:id="30" w:name="bookmark3"/>
-            <w:bookmarkEnd w:id="30"/>
-            <w:bookmarkStart w:id="31" w:name="_Toc17424"/>
+            <w:bookmarkStart w:id="31" w:name="bookmark3"/>
+            <w:bookmarkEnd w:id="31"/>
+            <w:bookmarkStart w:id="32" w:name="_Toc17424"/>
             <w:r>
               <w:rPr>
-                <w:rFonts w:ascii="宋体" w:eastAsia="宋体" w:hAnsi="宋体" w:cs="宋体" w:hint="eastAsia"/>
+                <w:rFonts w:hint="eastAsia" w:ascii="宋体" w:hAnsi="宋体" w:eastAsia="宋体" w:cs="宋体"/>
                 <w:sz w:val="18"/>
                 <w:szCs w:val="18"/>
               </w:rPr>
@@ -5776,7 +5850,7 @@
             <w:pPr>
               <w:widowControl w:val="0"/>
               <w:rPr>
-                <w:rFonts w:ascii="宋体" w:eastAsia="宋体" w:hAnsi="宋体" w:cs="宋体" w:hint="default"/>
+                <w:rFonts w:hint="default" w:ascii="宋体" w:hAnsi="宋体" w:eastAsia="宋体" w:cs="宋体"/>
                 <w:snapToGrid w:val="0"/>
                 <w:color w:val="000000"/>
                 <w:kern w:val="0"/>
@@ -5787,7 +5861,7 @@
             </w:pPr>
             <w:r>
               <w:rPr>
-                <w:rFonts w:ascii="宋体" w:eastAsia="宋体" w:hAnsi="宋体" w:cs="宋体" w:hint="eastAsia"/>
+                <w:rFonts w:hint="eastAsia" w:ascii="宋体" w:hAnsi="宋体" w:eastAsia="宋体" w:cs="宋体"/>
                 <w:sz w:val="18"/>
                 <w:szCs w:val="18"/>
               </w:rPr>
@@ -5795,7 +5869,7 @@
             </w:r>
             <w:r>
               <w:rPr>
-                <w:rFonts w:ascii="宋体" w:eastAsia="宋体" w:hAnsi="宋体" w:cs="宋体" w:hint="eastAsia"/>
+                <w:rFonts w:hint="eastAsia" w:ascii="宋体" w:hAnsi="宋体" w:eastAsia="宋体" w:cs="宋体"/>
                 <w:sz w:val="18"/>
                 <w:szCs w:val="18"/>
                 <w:lang w:eastAsia="zh-CN"/>
@@ -5804,7 +5878,7 @@
             </w:r>
             <w:r>
               <w:rPr>
-                <w:rFonts w:ascii="宋体" w:eastAsia="宋体" w:hAnsi="宋体" w:cs="宋体" w:hint="eastAsia"/>
+                <w:rFonts w:hint="eastAsia" w:ascii="宋体" w:hAnsi="宋体" w:eastAsia="宋体" w:cs="宋体"/>
                 <w:sz w:val="18"/>
                 <w:szCs w:val="18"/>
               </w:rPr>
@@ -5821,7 +5895,7 @@
             <w:pPr>
               <w:widowControl w:val="0"/>
               <w:rPr>
-                <w:rFonts w:ascii="宋体" w:eastAsia="宋体" w:hAnsi="宋体" w:cs="宋体" w:hint="default"/>
+                <w:rFonts w:hint="default" w:ascii="宋体" w:hAnsi="宋体" w:eastAsia="宋体" w:cs="宋体"/>
                 <w:snapToGrid w:val="0"/>
                 <w:color w:val="000000"/>
                 <w:kern w:val="0"/>
@@ -5832,7 +5906,7 @@
             </w:pPr>
             <w:r>
               <w:rPr>
-                <w:rFonts w:ascii="宋体" w:eastAsia="宋体" w:hAnsi="宋体" w:cs="宋体" w:hint="eastAsia"/>
+                <w:rFonts w:hint="eastAsia" w:ascii="宋体" w:hAnsi="宋体" w:eastAsia="宋体" w:cs="宋体"/>
                 <w:sz w:val="18"/>
                 <w:szCs w:val="18"/>
               </w:rPr>
@@ -5849,7 +5923,7 @@
             <w:pPr>
               <w:widowControl w:val="0"/>
               <w:rPr>
-                <w:rFonts w:ascii="宋体" w:eastAsia="宋体" w:hAnsi="宋体" w:cs="宋体" w:hint="eastAsia"/>
+                <w:rFonts w:hint="eastAsia" w:ascii="宋体" w:hAnsi="宋体" w:eastAsia="宋体" w:cs="宋体"/>
                 <w:snapToGrid w:val="0"/>
                 <w:color w:val="000000"/>
                 <w:kern w:val="0"/>
@@ -5860,7 +5934,7 @@
             </w:pPr>
             <w:r>
               <w:rPr>
-                <w:rFonts w:ascii="宋体" w:eastAsia="宋体" w:hAnsi="宋体" w:cs="宋体" w:hint="eastAsia"/>
+                <w:rFonts w:hint="eastAsia" w:ascii="宋体" w:hAnsi="宋体" w:eastAsia="宋体" w:cs="宋体"/>
                 <w:sz w:val="18"/>
                 <w:szCs w:val="18"/>
               </w:rPr>
@@ -5872,25 +5946,25 @@
     </w:tbl>
     <w:p>
       <w:pPr>
-        <w:pStyle w:val="1"/>
+        <w:pStyle w:val="28"/>
         <w:bidi w:val="0"/>
         <w:rPr>
-          <w:rStyle w:val="1Char"/>
-          <w:rFonts w:eastAsia="宋体" w:hint="default"/>
+          <w:rStyle w:val="38"/>
+          <w:rFonts w:hint="default" w:eastAsia="宋体"/>
           <w:lang w:val="en-US" w:eastAsia="zh-CN"/>
         </w:rPr>
       </w:pPr>
-      <w:bookmarkStart w:id="32" w:name="_Toc23331"/>
-      <w:r>
-        <w:rPr>
-          <w:rStyle w:val="1Char"/>
-          <w:rFonts w:eastAsia="宋体" w:hint="eastAsia"/>
+      <w:bookmarkStart w:id="33" w:name="_Toc9164"/>
+      <w:r>
+        <w:rPr>
+          <w:rStyle w:val="38"/>
+          <w:rFonts w:hint="eastAsia" w:eastAsia="宋体"/>
           <w:lang w:val="en-US" w:eastAsia="zh-CN"/>
         </w:rPr>
         <w:t>附则</w:t>
       </w:r>
-      <w:bookmarkEnd w:id="31"/>
       <w:bookmarkEnd w:id="32"/>
+      <w:bookmarkEnd w:id="33"/>
     </w:p>
     <w:p>
       <w:pPr>
@@ -5912,17 +5986,17 @@
         <w:adjustRightInd w:val="0"/>
         <w:snapToGrid w:val="0"/>
         <w:spacing w:line="360" w:lineRule="auto"/>
-        <w:ind w:left="425" w:hanging="425" w:leftChars="0" w:firstLineChars="0"/>
+        <w:ind w:left="425" w:leftChars="0" w:hanging="425" w:firstLineChars="0"/>
         <w:textAlignment w:val="baseline"/>
         <w:rPr>
-          <w:rFonts w:ascii="宋体" w:eastAsia="宋体" w:hAnsi="宋体" w:cs="宋体"/>
-          <w:sz w:val="24"/>
-          <w:szCs w:val="24"/>
-        </w:rPr>
-      </w:pPr>
-      <w:r>
-        <w:rPr>
-          <w:rFonts w:ascii="宋体" w:eastAsia="宋体" w:hAnsi="宋体" w:cs="宋体"/>
+          <w:rFonts w:ascii="宋体" w:hAnsi="宋体" w:eastAsia="宋体" w:cs="宋体"/>
+          <w:sz w:val="24"/>
+          <w:szCs w:val="24"/>
+        </w:rPr>
+      </w:pPr>
+      <w:r>
+        <w:rPr>
+          <w:rFonts w:ascii="宋体" w:hAnsi="宋体" w:eastAsia="宋体" w:cs="宋体"/>
           <w:spacing w:val="-1"/>
           <w:sz w:val="24"/>
           <w:szCs w:val="24"/>
@@ -5931,7 +6005,7 @@
       </w:r>
       <w:r>
         <w:rPr>
-          <w:rFonts w:ascii="宋体" w:eastAsia="宋体" w:hAnsi="宋体" w:cs="宋体" w:hint="eastAsia"/>
+          <w:rFonts w:hint="eastAsia" w:ascii="宋体" w:hAnsi="宋体" w:eastAsia="宋体" w:cs="宋体"/>
           <w:spacing w:val="-1"/>
           <w:sz w:val="24"/>
           <w:szCs w:val="24"/>
@@ -5941,7 +6015,7 @@
       </w:r>
       <w:r>
         <w:rPr>
-          <w:rFonts w:ascii="宋体" w:eastAsia="宋体" w:hAnsi="宋体" w:cs="宋体"/>
+          <w:rFonts w:ascii="宋体" w:hAnsi="宋体" w:eastAsia="宋体" w:cs="宋体"/>
           <w:spacing w:val="-1"/>
           <w:sz w:val="24"/>
           <w:szCs w:val="24"/>
@@ -5969,7 +6043,7 @@
         <w:adjustRightInd w:val="0"/>
         <w:snapToGrid w:val="0"/>
         <w:spacing w:line="360" w:lineRule="auto"/>
-        <w:ind w:left="425" w:hanging="425" w:leftChars="0" w:firstLineChars="0"/>
+        <w:ind w:left="425" w:leftChars="0" w:hanging="425" w:firstLineChars="0"/>
         <w:textAlignment w:val="baseline"/>
         <w:rPr>
           <w:rFonts w:hint="default"/>
@@ -5978,7 +6052,7 @@
       </w:pPr>
       <w:r>
         <w:rPr>
-          <w:rFonts w:ascii="宋体" w:eastAsia="宋体" w:hAnsi="宋体" w:cs="宋体"/>
+          <w:rFonts w:ascii="宋体" w:hAnsi="宋体" w:eastAsia="宋体" w:cs="宋体"/>
           <w:spacing w:val="-2"/>
           <w:sz w:val="24"/>
           <w:szCs w:val="24"/>
@@ -5988,16 +6062,16 @@
     </w:p>
     <w:p>
       <w:pPr>
-        <w:pStyle w:val="1"/>
+        <w:pStyle w:val="28"/>
         <w:bidi w:val="0"/>
         <w:rPr>
           <w:rFonts w:hint="default"/>
           <w:lang w:val="en-US" w:eastAsia="zh-CN"/>
         </w:rPr>
       </w:pPr>
-      <w:bookmarkStart w:id="33" w:name="bookmark14"/>
-      <w:bookmarkEnd w:id="33"/>
-      <w:bookmarkStart w:id="34" w:name="_Toc26620"/>
+      <w:bookmarkStart w:id="34" w:name="bookmark14"/>
+      <w:bookmarkEnd w:id="34"/>
+      <w:bookmarkStart w:id="35" w:name="_Toc19844"/>
       <w:r>
         <w:rPr>
           <w:rFonts w:hint="eastAsia"/>
@@ -6005,11 +6079,11 @@
         </w:rPr>
         <w:t>附件</w:t>
       </w:r>
-      <w:bookmarkEnd w:id="34"/>
-    </w:p>
-    <w:p>
-      <w:pPr>
-        <w:pStyle w:val="a1"/>
+      <w:bookmarkEnd w:id="35"/>
+    </w:p>
+    <w:p>
+      <w:pPr>
+        <w:pStyle w:val="29"/>
         <w:rPr>
           <w:rFonts w:hint="default"/>
           <w:lang w:val="en-US" w:eastAsia="zh-CN"/>
@@ -6025,14 +6099,14 @@
     </w:p>
     <w:p>
       <w:pPr>
-        <w:pStyle w:val="1"/>
+        <w:pStyle w:val="28"/>
         <w:bidi w:val="0"/>
         <w:rPr>
           <w:rFonts w:hint="eastAsia"/>
           <w:lang w:val="en-US" w:eastAsia="zh-CN"/>
         </w:rPr>
       </w:pPr>
-      <w:bookmarkStart w:id="35" w:name="_Toc1394"/>
+      <w:bookmarkStart w:id="36" w:name="_Toc5076"/>
       <w:r>
         <w:rPr>
           <w:rFonts w:hint="eastAsia"/>
@@ -6040,11 +6114,11 @@
         </w:rPr>
         <w:t>记录</w:t>
       </w:r>
-      <w:bookmarkEnd w:id="35"/>
-    </w:p>
-    <w:p>
-      <w:pPr>
-        <w:pStyle w:val="a1"/>
+      <w:bookmarkEnd w:id="36"/>
+    </w:p>
+    <w:p>
+      <w:pPr>
+        <w:pStyle w:val="29"/>
         <w:rPr>
           <w:rFonts w:hint="default"/>
           <w:lang w:val="en-US" w:eastAsia="zh-CN"/>
@@ -6059,33 +6133,83 @@
       </w:r>
     </w:p>
     <w:sectPr>
-      <w:headerReference w:type="default" r:id="rId5"/>
+      <w:headerReference r:id="rId5" w:type="default"/>
       <w:pgSz w:w="11906" w:h="16838"/>
       <w:pgMar w:top="1417" w:right="1800" w:bottom="1440" w:left="1800" w:header="1140" w:footer="992" w:gutter="0"/>
-      <w:cols w:num="1" w:space="425"/>
+      <w:cols w:space="425" w:num="1"/>
       <w:docGrid w:type="lines" w:linePitch="312" w:charSpace="0"/>
     </w:sectPr>
   </w:body>
 </w:document>
 </file>
 
+<file path=word/endnotes.xml><?xml version="1.0" encoding="utf-8"?>
+<w:endnotes xmlns:wpc="http://schemas.microsoft.com/office/word/2010/wordprocessingCanvas" xmlns:mc="http://schemas.openxmlformats.org/markup-compatibility/2006" xmlns:o="urn:schemas-microsoft-com:office:office" xmlns:r="http://schemas.openxmlformats.org/officeDocument/2006/relationships" xmlns:m="http://schemas.openxmlformats.org/officeDocument/2006/math" xmlns:v="urn:schemas-microsoft-com:vml" xmlns:wp14="http://schemas.microsoft.com/office/word/2010/wordprocessingDrawing" xmlns:wp="http://schemas.openxmlformats.org/drawingml/2006/wordprocessingDrawing" xmlns:w="http://schemas.openxmlformats.org/wordprocessingml/2006/main" xmlns:w14="http://schemas.microsoft.com/office/word/2010/wordml" xmlns:w15="http://schemas.microsoft.com/office/word/2012/wordml" xmlns:w10="urn:schemas-microsoft-com:office:word" xmlns:wpg="http://schemas.microsoft.com/office/word/2010/wordprocessingGroup" xmlns:wpi="http://schemas.microsoft.com/office/word/2010/wordprocessingInk" xmlns:wne="http://schemas.microsoft.com/office/word/2006/wordml" xmlns:wps="http://schemas.microsoft.com/office/word/2010/wordprocessingShape" xmlns:wpsCustomData="http://www.wps.cn/officeDocument/2013/wpsCustomData" mc:Ignorable="w14 w15 wp14">
+  <w:endnote w:type="separator" w:id="0">
+    <w:p>
+      <w:pPr>
+        <w:spacing w:line="240" w:lineRule="auto"/>
+      </w:pPr>
+      <w:r>
+        <w:separator/>
+      </w:r>
+    </w:p>
+  </w:endnote>
+  <w:endnote w:type="continuationSeparator" w:id="1">
+    <w:p>
+      <w:pPr>
+        <w:spacing w:line="240" w:lineRule="auto"/>
+      </w:pPr>
+      <w:r>
+        <w:continuationSeparator/>
+      </w:r>
+    </w:p>
+  </w:endnote>
+</w:endnotes>
+</file>
+
+<file path=word/footnotes.xml><?xml version="1.0" encoding="utf-8"?>
+<w:footnotes xmlns:wpc="http://schemas.microsoft.com/office/word/2010/wordprocessingCanvas" xmlns:mc="http://schemas.openxmlformats.org/markup-compatibility/2006" xmlns:o="urn:schemas-microsoft-com:office:office" xmlns:r="http://schemas.openxmlformats.org/officeDocument/2006/relationships" xmlns:m="http://schemas.openxmlformats.org/officeDocument/2006/math" xmlns:v="urn:schemas-microsoft-com:vml" xmlns:wp14="http://schemas.microsoft.com/office/word/2010/wordprocessingDrawing" xmlns:wp="http://schemas.openxmlformats.org/drawingml/2006/wordprocessingDrawing" xmlns:w="http://schemas.openxmlformats.org/wordprocessingml/2006/main" xmlns:w14="http://schemas.microsoft.com/office/word/2010/wordml" xmlns:w15="http://schemas.microsoft.com/office/word/2012/wordml" xmlns:w10="urn:schemas-microsoft-com:office:word" xmlns:wpg="http://schemas.microsoft.com/office/word/2010/wordprocessingGroup" xmlns:wpi="http://schemas.microsoft.com/office/word/2010/wordprocessingInk" xmlns:wne="http://schemas.microsoft.com/office/word/2006/wordml" xmlns:wps="http://schemas.microsoft.com/office/word/2010/wordprocessingShape" xmlns:wpsCustomData="http://www.wps.cn/officeDocument/2013/wpsCustomData" mc:Ignorable="w14 w15 wp14">
+  <w:footnote w:type="separator" w:id="0">
+    <w:p>
+      <w:pPr>
+        <w:spacing w:line="360" w:lineRule="auto"/>
+      </w:pPr>
+      <w:r>
+        <w:separator/>
+      </w:r>
+    </w:p>
+  </w:footnote>
+  <w:footnote w:type="continuationSeparator" w:id="1">
+    <w:p>
+      <w:pPr>
+        <w:spacing w:line="360" w:lineRule="auto"/>
+      </w:pPr>
+      <w:r>
+        <w:continuationSeparator/>
+      </w:r>
+    </w:p>
+  </w:footnote>
+</w:footnotes>
+</file>
+
 <file path=word/header1.xml><?xml version="1.0" encoding="utf-8"?>
-<w:hdr xmlns:wpc="http://schemas.microsoft.com/office/word/2010/wordprocessingCanvas" xmlns:mc="http://schemas.openxmlformats.org/markup-compatibility/2006" xmlns:o="urn:schemas-microsoft-com:office:office" xmlns:r="http://schemas.openxmlformats.org/officeDocument/2006/relationships" xmlns:m="http://schemas.openxmlformats.org/officeDocument/2006/math" xmlns:v="urn:schemas-microsoft-com:vml" xmlns:wp14="http://schemas.microsoft.com/office/word/2010/wordprocessingDrawing" xmlns:wp="http://schemas.openxmlformats.org/drawingml/2006/wordprocessingDrawing" xmlns:w10="urn:schemas-microsoft-com:office:word" xmlns:w="http://schemas.openxmlformats.org/wordprocessingml/2006/main" xmlns:w14="http://schemas.microsoft.com/office/word/2010/wordml" xmlns:w15="http://schemas.microsoft.com/office/word/2012/wordml" xmlns:wne="http://schemas.microsoft.com/office/word/2006/wordml" xmlns:wpg="http://schemas.microsoft.com/office/word/2010/wordprocessingGroup" xmlns:wpi="http://schemas.microsoft.com/office/word/2010/wordprocessingInk" xmlns:wps="http://schemas.microsoft.com/office/word/2010/wordprocessingShape" mc:Ignorable="w14 w15 wp14">
+<w:hdr xmlns:wpc="http://schemas.microsoft.com/office/word/2010/wordprocessingCanvas" xmlns:mc="http://schemas.openxmlformats.org/markup-compatibility/2006" xmlns:o="urn:schemas-microsoft-com:office:office" xmlns:r="http://schemas.openxmlformats.org/officeDocument/2006/relationships" xmlns:m="http://schemas.openxmlformats.org/officeDocument/2006/math" xmlns:v="urn:schemas-microsoft-com:vml" xmlns:wp14="http://schemas.microsoft.com/office/word/2010/wordprocessingDrawing" xmlns:wp="http://schemas.openxmlformats.org/drawingml/2006/wordprocessingDrawing" xmlns:w10="urn:schemas-microsoft-com:office:word" xmlns:w="http://schemas.openxmlformats.org/wordprocessingml/2006/main" xmlns:w14="http://schemas.microsoft.com/office/word/2010/wordml" xmlns:w15="http://schemas.microsoft.com/office/word/2012/wordml" xmlns:wpg="http://schemas.microsoft.com/office/word/2010/wordprocessingGroup" xmlns:wpi="http://schemas.microsoft.com/office/word/2010/wordprocessingInk" xmlns:wne="http://schemas.microsoft.com/office/word/2006/wordml" xmlns:wps="http://schemas.microsoft.com/office/word/2010/wordprocessingShape" xmlns:wpsCustomData="http://www.wps.cn/officeDocument/2013/wpsCustomData" mc:Ignorable="w14 w15 wp14">
   <w:p>
     <w:pPr>
-      <w:pStyle w:val="Header"/>
+      <w:pStyle w:val="15"/>
       <w:pBdr>
-        <w:bottom w:val="single" w:sz="4" w:space="1" w:color="auto"/>
+        <w:bottom w:val="single" w:color="auto" w:sz="4" w:space="1"/>
       </w:pBdr>
       <w:jc w:val="right"/>
       <w:rPr>
-        <w:rFonts w:eastAsiaTheme="minorEastAsia" w:hint="eastAsia"/>
+        <w:rFonts w:hint="eastAsia" w:eastAsiaTheme="minorEastAsia"/>
         <w:lang w:eastAsia="zh-CN"/>
       </w:rPr>
     </w:pPr>
     <w:r>
       <w:rPr>
-        <w:rFonts w:eastAsiaTheme="minorEastAsia" w:hint="eastAsia"/>
+        <w:rFonts w:hint="eastAsia" w:eastAsiaTheme="minorEastAsia"/>
         <w:lang w:eastAsia="zh-CN"/>
       </w:rPr>
       <w:t>天津通海信息技术有限公司</w:t>
@@ -6095,15 +6219,15 @@
 </file>
 
 <file path=word/numbering.xml><?xml version="1.0" encoding="utf-8"?>
-<w:numbering xmlns:wpc="http://schemas.microsoft.com/office/word/2010/wordprocessingCanvas" xmlns:mc="http://schemas.openxmlformats.org/markup-compatibility/2006" xmlns:o="urn:schemas-microsoft-com:office:office" xmlns:r="http://schemas.openxmlformats.org/officeDocument/2006/relationships" xmlns:m="http://schemas.openxmlformats.org/officeDocument/2006/math" xmlns:v="urn:schemas-microsoft-com:vml" xmlns:wp14="http://schemas.microsoft.com/office/word/2010/wordprocessingDrawing" xmlns:wp="http://schemas.openxmlformats.org/drawingml/2006/wordprocessingDrawing" xmlns:w10="urn:schemas-microsoft-com:office:word" xmlns:w="http://schemas.openxmlformats.org/wordprocessingml/2006/main" xmlns:w14="http://schemas.microsoft.com/office/word/2010/wordml" xmlns:w15="http://schemas.microsoft.com/office/word/2012/wordml" xmlns:wne="http://schemas.microsoft.com/office/word/2006/wordml" xmlns:wpg="http://schemas.microsoft.com/office/word/2010/wordprocessingGroup" xmlns:wpi="http://schemas.microsoft.com/office/word/2010/wordprocessingInk" xmlns:wps="http://schemas.microsoft.com/office/word/2010/wordprocessingShape" mc:Ignorable="w14 w15 wp14">
+<w:numbering xmlns:wpc="http://schemas.microsoft.com/office/word/2010/wordprocessingCanvas" xmlns:mc="http://schemas.openxmlformats.org/markup-compatibility/2006" xmlns:o="urn:schemas-microsoft-com:office:office" xmlns:r="http://schemas.openxmlformats.org/officeDocument/2006/relationships" xmlns:m="http://schemas.openxmlformats.org/officeDocument/2006/math" xmlns:v="urn:schemas-microsoft-com:vml" xmlns:wp14="http://schemas.microsoft.com/office/word/2010/wordprocessingDrawing" xmlns:wp="http://schemas.openxmlformats.org/drawingml/2006/wordprocessingDrawing" xmlns:w10="urn:schemas-microsoft-com:office:word" xmlns:w="http://schemas.openxmlformats.org/wordprocessingml/2006/main" xmlns:w14="http://schemas.microsoft.com/office/word/2010/wordml" xmlns:wpg="http://schemas.microsoft.com/office/word/2010/wordprocessingGroup" xmlns:wpi="http://schemas.microsoft.com/office/word/2010/wordprocessingInk" xmlns:wne="http://schemas.microsoft.com/office/word/2006/wordml" xmlns:wps="http://schemas.microsoft.com/office/word/2010/wordprocessingShape" xmlns:wpsCustomData="http://www.wps.cn/officeDocument/2013/wpsCustomData" mc:Ignorable="w14 wp14">
   <w:abstractNum w:abstractNumId="0">
     <w:nsid w:val="8E964DCE"/>
     <w:multiLevelType w:val="multilevel"/>
     <w:tmpl w:val="8E964DCE"/>
-    <w:lvl w:ilvl="0">
+    <w:lvl w:ilvl="0" w:tentative="0">
       <w:start w:val="1"/>
       <w:numFmt w:val="decimal"/>
-      <w:pStyle w:val="Heading1"/>
+      <w:pStyle w:val="2"/>
       <w:lvlText w:val="%1."/>
       <w:lvlJc w:val="left"/>
       <w:pPr>
@@ -6113,10 +6237,10 @@
         <w:rFonts w:hint="default"/>
       </w:rPr>
     </w:lvl>
-    <w:lvl w:ilvl="1">
+    <w:lvl w:ilvl="1" w:tentative="0">
       <w:start w:val="1"/>
       <w:numFmt w:val="decimal"/>
-      <w:pStyle w:val="Heading2"/>
+      <w:pStyle w:val="3"/>
       <w:lvlText w:val="%1.%2."/>
       <w:lvlJc w:val="left"/>
       <w:pPr>
@@ -6126,10 +6250,10 @@
         <w:rFonts w:hint="default"/>
       </w:rPr>
     </w:lvl>
-    <w:lvl w:ilvl="2">
+    <w:lvl w:ilvl="2" w:tentative="0">
       <w:start w:val="1"/>
       <w:numFmt w:val="decimal"/>
-      <w:pStyle w:val="Heading3"/>
+      <w:pStyle w:val="4"/>
       <w:lvlText w:val="%1.%2.%3."/>
       <w:lvlJc w:val="left"/>
       <w:pPr>
@@ -6139,10 +6263,10 @@
         <w:rFonts w:hint="default"/>
       </w:rPr>
     </w:lvl>
-    <w:lvl w:ilvl="3">
+    <w:lvl w:ilvl="3" w:tentative="0">
       <w:start w:val="1"/>
       <w:numFmt w:val="decimal"/>
-      <w:pStyle w:val="Heading4"/>
+      <w:pStyle w:val="5"/>
       <w:lvlText w:val="%1.%2.%3.%4."/>
       <w:lvlJc w:val="left"/>
       <w:pPr>
@@ -6152,10 +6276,10 @@
         <w:rFonts w:hint="default"/>
       </w:rPr>
     </w:lvl>
-    <w:lvl w:ilvl="4">
+    <w:lvl w:ilvl="4" w:tentative="0">
       <w:start w:val="1"/>
       <w:numFmt w:val="decimal"/>
-      <w:pStyle w:val="Heading5"/>
+      <w:pStyle w:val="6"/>
       <w:lvlText w:val="%1.%2.%3.%4.%5."/>
       <w:lvlJc w:val="left"/>
       <w:pPr>
@@ -6165,10 +6289,10 @@
         <w:rFonts w:hint="default"/>
       </w:rPr>
     </w:lvl>
-    <w:lvl w:ilvl="5">
+    <w:lvl w:ilvl="5" w:tentative="0">
       <w:start w:val="1"/>
       <w:numFmt w:val="decimal"/>
-      <w:pStyle w:val="Heading6"/>
+      <w:pStyle w:val="7"/>
       <w:lvlText w:val="%1.%2.%3.%4.%5.%6."/>
       <w:lvlJc w:val="left"/>
       <w:pPr>
@@ -6178,10 +6302,10 @@
         <w:rFonts w:hint="default"/>
       </w:rPr>
     </w:lvl>
-    <w:lvl w:ilvl="6">
+    <w:lvl w:ilvl="6" w:tentative="0">
       <w:start w:val="1"/>
       <w:numFmt w:val="decimal"/>
-      <w:pStyle w:val="Heading7"/>
+      <w:pStyle w:val="8"/>
       <w:lvlText w:val="%1.%2.%3.%4.%5.%6.%7."/>
       <w:lvlJc w:val="left"/>
       <w:pPr>
@@ -6191,10 +6315,10 @@
         <w:rFonts w:hint="default"/>
       </w:rPr>
     </w:lvl>
-    <w:lvl w:ilvl="7">
+    <w:lvl w:ilvl="7" w:tentative="0">
       <w:start w:val="1"/>
       <w:numFmt w:val="decimal"/>
-      <w:pStyle w:val="Heading8"/>
+      <w:pStyle w:val="9"/>
       <w:lvlText w:val="%1.%2.%3.%4.%5.%6.%7.%8."/>
       <w:lvlJc w:val="left"/>
       <w:pPr>
@@ -6204,10 +6328,10 @@
         <w:rFonts w:hint="default"/>
       </w:rPr>
     </w:lvl>
-    <w:lvl w:ilvl="8">
+    <w:lvl w:ilvl="8" w:tentative="0">
       <w:start w:val="1"/>
       <w:numFmt w:val="decimal"/>
-      <w:pStyle w:val="Heading9"/>
+      <w:pStyle w:val="10"/>
       <w:lvlText w:val="%1.%2.%3.%4.%5.%6.%7.%8.%9."/>
       <w:lvlJc w:val="left"/>
       <w:pPr>
@@ -6222,7 +6346,7 @@
     <w:nsid w:val="92DD817C"/>
     <w:multiLevelType w:val="singleLevel"/>
     <w:tmpl w:val="92DD817C"/>
-    <w:lvl w:ilvl="0">
+    <w:lvl w:ilvl="0" w:tentative="0">
       <w:start w:val="1"/>
       <w:numFmt w:val="decimal"/>
       <w:lvlText w:val="%1."/>
@@ -6239,7 +6363,7 @@
     <w:nsid w:val="C878FC8D"/>
     <w:multiLevelType w:val="singleLevel"/>
     <w:tmpl w:val="C878FC8D"/>
-    <w:lvl w:ilvl="0">
+    <w:lvl w:ilvl="0" w:tentative="0">
       <w:start w:val="1"/>
       <w:numFmt w:val="decimal"/>
       <w:lvlText w:val="%1."/>
@@ -6256,7 +6380,7 @@
     <w:nsid w:val="CC0B1356"/>
     <w:multiLevelType w:val="singleLevel"/>
     <w:tmpl w:val="CC0B1356"/>
-    <w:lvl w:ilvl="0">
+    <w:lvl w:ilvl="0" w:tentative="0">
       <w:start w:val="1"/>
       <w:numFmt w:val="decimal"/>
       <w:lvlText w:val="%1."/>
@@ -6273,7 +6397,7 @@
     <w:nsid w:val="D01B90C6"/>
     <w:multiLevelType w:val="singleLevel"/>
     <w:tmpl w:val="D01B90C6"/>
-    <w:lvl w:ilvl="0">
+    <w:lvl w:ilvl="0" w:tentative="0">
       <w:start w:val="1"/>
       <w:numFmt w:val="decimal"/>
       <w:lvlText w:val="%1."/>
@@ -6290,7 +6414,7 @@
     <w:nsid w:val="F9539CF3"/>
     <w:multiLevelType w:val="singleLevel"/>
     <w:tmpl w:val="F9539CF3"/>
-    <w:lvl w:ilvl="0">
+    <w:lvl w:ilvl="0" w:tentative="0">
       <w:start w:val="1"/>
       <w:numFmt w:val="decimal"/>
       <w:lvlText w:val="%1."/>
@@ -6307,7 +6431,7 @@
     <w:nsid w:val="2482352A"/>
     <w:multiLevelType w:val="singleLevel"/>
     <w:tmpl w:val="2482352A"/>
-    <w:lvl w:ilvl="0">
+    <w:lvl w:ilvl="0" w:tentative="0">
       <w:start w:val="1"/>
       <w:numFmt w:val="decimal"/>
       <w:lvlText w:val="%1."/>
@@ -6324,7 +6448,7 @@
     <w:nsid w:val="4080F831"/>
     <w:multiLevelType w:val="singleLevel"/>
     <w:tmpl w:val="4080F831"/>
-    <w:lvl w:ilvl="0">
+    <w:lvl w:ilvl="0" w:tentative="0">
       <w:start w:val="1"/>
       <w:numFmt w:val="decimal"/>
       <w:lvlText w:val="%1."/>
@@ -6341,7 +6465,7 @@
     <w:nsid w:val="5EEE15B2"/>
     <w:multiLevelType w:val="singleLevel"/>
     <w:tmpl w:val="5EEE15B2"/>
-    <w:lvl w:ilvl="0">
+    <w:lvl w:ilvl="0" w:tentative="0">
       <w:start w:val="1"/>
       <w:numFmt w:val="decimal"/>
       <w:lvlText w:val="%1."/>
@@ -6385,267 +6509,269 @@
 </file>
 
 <file path=word/styles.xml><?xml version="1.0" encoding="utf-8"?>
-<w:styles xmlns:mc="http://schemas.openxmlformats.org/markup-compatibility/2006" xmlns:r="http://schemas.openxmlformats.org/officeDocument/2006/relationships" xmlns:w="http://schemas.openxmlformats.org/wordprocessingml/2006/main" xmlns:w14="http://schemas.microsoft.com/office/word/2010/wordml" xmlns:w15="http://schemas.microsoft.com/office/word/2012/wordml" mc:Ignorable="w14 w15">
+<w:styles xmlns:mc="http://schemas.openxmlformats.org/markup-compatibility/2006" xmlns:o="urn:schemas-microsoft-com:office:office" xmlns:r="http://schemas.openxmlformats.org/officeDocument/2006/relationships" xmlns:m="http://schemas.openxmlformats.org/officeDocument/2006/math" xmlns:v="urn:schemas-microsoft-com:vml" xmlns:w="http://schemas.openxmlformats.org/wordprocessingml/2006/main" xmlns:w14="http://schemas.microsoft.com/office/word/2010/wordml" xmlns:w10="urn:schemas-microsoft-com:office:word" xmlns:sl="http://schemas.openxmlformats.org/schemaLibrary/2006/main" xmlns:wpsCustomData="http://www.wps.cn/officeDocument/2013/wpsCustomData" mc:Ignorable="w14">
   <w:docDefaults>
     <w:rPrDefault>
       <w:rPr>
-        <w:rFonts w:ascii="Times New Roman" w:eastAsia="宋体" w:hAnsi="Times New Roman" w:cs="Times New Roman"/>
+        <w:rFonts w:ascii="Times New Roman" w:hAnsi="Times New Roman" w:eastAsia="宋体" w:cs="Times New Roman"/>
       </w:rPr>
     </w:rPrDefault>
     <w:pPrDefault/>
   </w:docDefaults>
-  <w:latentStyles w:defLockedState="0" w:defUIPriority="99" w:defSemiHidden="1" w:defUnhideWhenUsed="1" w:defQFormat="0" w:count="260">
-    <w:lsdException w:name="Normal" w:semiHidden="0" w:uiPriority="0" w:unhideWhenUsed="0" w:qFormat="1"/>
-    <w:lsdException w:name="heading 1" w:semiHidden="0" w:uiPriority="0" w:unhideWhenUsed="0" w:qFormat="1"/>
-    <w:lsdException w:name="heading 2" w:semiHidden="0" w:uiPriority="0" w:qFormat="1"/>
-    <w:lsdException w:name="heading 3" w:uiPriority="0" w:qFormat="1"/>
-    <w:lsdException w:name="heading 4" w:semiHidden="0" w:uiPriority="0" w:qFormat="1"/>
-    <w:lsdException w:name="heading 5" w:uiPriority="0" w:qFormat="1"/>
-    <w:lsdException w:name="heading 6" w:uiPriority="0" w:qFormat="1"/>
-    <w:lsdException w:name="heading 7" w:uiPriority="0" w:qFormat="1"/>
-    <w:lsdException w:name="heading 8" w:uiPriority="0" w:qFormat="1"/>
-    <w:lsdException w:name="heading 9" w:uiPriority="0" w:qFormat="1"/>
-    <w:lsdException w:name="index 1" w:semiHidden="0" w:uiPriority="0" w:unhideWhenUsed="0"/>
-    <w:lsdException w:name="index 2" w:semiHidden="0" w:uiPriority="0" w:unhideWhenUsed="0"/>
-    <w:lsdException w:name="index 3" w:semiHidden="0" w:uiPriority="0" w:unhideWhenUsed="0"/>
-    <w:lsdException w:name="index 4" w:semiHidden="0" w:uiPriority="0" w:unhideWhenUsed="0"/>
-    <w:lsdException w:name="index 5" w:semiHidden="0" w:uiPriority="0" w:unhideWhenUsed="0"/>
-    <w:lsdException w:name="index 6" w:semiHidden="0" w:uiPriority="0" w:unhideWhenUsed="0"/>
-    <w:lsdException w:name="index 7" w:semiHidden="0" w:uiPriority="0" w:unhideWhenUsed="0"/>
-    <w:lsdException w:name="index 8" w:semiHidden="0" w:uiPriority="0" w:unhideWhenUsed="0"/>
-    <w:lsdException w:name="index 9" w:semiHidden="0" w:uiPriority="0" w:unhideWhenUsed="0"/>
-    <w:lsdException w:name="toc 1" w:semiHidden="0" w:uiPriority="0" w:unhideWhenUsed="0" w:qFormat="1"/>
-    <w:lsdException w:name="toc 2" w:semiHidden="0" w:uiPriority="0" w:unhideWhenUsed="0" w:qFormat="1"/>
-    <w:lsdException w:name="toc 3" w:semiHidden="0" w:uiPriority="0" w:unhideWhenUsed="0" w:qFormat="1"/>
-    <w:lsdException w:name="toc 4" w:semiHidden="0" w:uiPriority="0" w:unhideWhenUsed="0"/>
-    <w:lsdException w:name="toc 5" w:semiHidden="0" w:uiPriority="0" w:unhideWhenUsed="0"/>
-    <w:lsdException w:name="toc 6" w:semiHidden="0" w:uiPriority="0" w:unhideWhenUsed="0"/>
-    <w:lsdException w:name="toc 7" w:semiHidden="0" w:uiPriority="0" w:unhideWhenUsed="0"/>
-    <w:lsdException w:name="toc 8" w:semiHidden="0" w:uiPriority="0" w:unhideWhenUsed="0"/>
-    <w:lsdException w:name="toc 9" w:semiHidden="0" w:uiPriority="0" w:unhideWhenUsed="0"/>
-    <w:lsdException w:name="Normal Indent" w:semiHidden="0" w:uiPriority="0" w:unhideWhenUsed="0"/>
-    <w:lsdException w:name="footnote text" w:semiHidden="0" w:uiPriority="0" w:unhideWhenUsed="0"/>
-    <w:lsdException w:name="annotation text" w:semiHidden="0" w:uiPriority="0" w:unhideWhenUsed="0" w:qFormat="1"/>
-    <w:lsdException w:name="header" w:semiHidden="0" w:uiPriority="0" w:unhideWhenUsed="0" w:qFormat="1"/>
-    <w:lsdException w:name="footer" w:semiHidden="0" w:uiPriority="0" w:unhideWhenUsed="0" w:qFormat="1"/>
-    <w:lsdException w:name="index heading" w:semiHidden="0" w:uiPriority="0" w:unhideWhenUsed="0"/>
-    <w:lsdException w:name="caption" w:uiPriority="0" w:qFormat="1"/>
-    <w:lsdException w:name="table of figures" w:semiHidden="0" w:uiPriority="0" w:unhideWhenUsed="0"/>
-    <w:lsdException w:name="envelope address" w:semiHidden="0" w:uiPriority="0" w:unhideWhenUsed="0"/>
-    <w:lsdException w:name="envelope return" w:semiHidden="0" w:uiPriority="0" w:unhideWhenUsed="0"/>
-    <w:lsdException w:name="footnote reference" w:semiHidden="0" w:uiPriority="0" w:unhideWhenUsed="0"/>
-    <w:lsdException w:name="annotation reference" w:semiHidden="0" w:uiPriority="0" w:unhideWhenUsed="0"/>
-    <w:lsdException w:name="line number" w:semiHidden="0" w:uiPriority="0" w:unhideWhenUsed="0"/>
-    <w:lsdException w:name="page number" w:semiHidden="0" w:uiPriority="0" w:unhideWhenUsed="0"/>
-    <w:lsdException w:name="endnote reference" w:semiHidden="0" w:uiPriority="0" w:unhideWhenUsed="0"/>
-    <w:lsdException w:name="endnote text" w:semiHidden="0" w:uiPriority="0" w:unhideWhenUsed="0"/>
-    <w:lsdException w:name="table of authorities" w:semiHidden="0" w:uiPriority="0" w:unhideWhenUsed="0"/>
-    <w:lsdException w:name="macro" w:semiHidden="0" w:uiPriority="0" w:unhideWhenUsed="0"/>
-    <w:lsdException w:name="toa heading" w:semiHidden="0" w:uiPriority="0" w:unhideWhenUsed="0"/>
-    <w:lsdException w:name="List" w:semiHidden="0" w:uiPriority="0" w:unhideWhenUsed="0"/>
-    <w:lsdException w:name="List Bullet" w:semiHidden="0" w:uiPriority="0" w:unhideWhenUsed="0"/>
-    <w:lsdException w:name="List Number" w:semiHidden="0" w:uiPriority="0" w:unhideWhenUsed="0"/>
-    <w:lsdException w:name="List 2" w:semiHidden="0" w:uiPriority="0" w:unhideWhenUsed="0"/>
-    <w:lsdException w:name="List 3" w:semiHidden="0" w:uiPriority="0" w:unhideWhenUsed="0"/>
-    <w:lsdException w:name="List 4" w:semiHidden="0" w:uiPriority="0" w:unhideWhenUsed="0"/>
-    <w:lsdException w:name="List 5" w:semiHidden="0" w:uiPriority="0" w:unhideWhenUsed="0"/>
-    <w:lsdException w:name="List Bullet 2" w:semiHidden="0" w:uiPriority="0" w:unhideWhenUsed="0"/>
-    <w:lsdException w:name="List Bullet 3" w:semiHidden="0" w:uiPriority="0" w:unhideWhenUsed="0"/>
-    <w:lsdException w:name="List Bullet 4" w:semiHidden="0" w:uiPriority="0" w:unhideWhenUsed="0"/>
-    <w:lsdException w:name="List Bullet 5" w:semiHidden="0" w:uiPriority="0" w:unhideWhenUsed="0"/>
-    <w:lsdException w:name="List Number 2" w:semiHidden="0" w:uiPriority="0" w:unhideWhenUsed="0"/>
-    <w:lsdException w:name="List Number 3" w:semiHidden="0" w:uiPriority="0" w:unhideWhenUsed="0"/>
-    <w:lsdException w:name="List Number 4" w:semiHidden="0" w:uiPriority="0" w:unhideWhenUsed="0"/>
-    <w:lsdException w:name="List Number 5" w:semiHidden="0" w:uiPriority="0" w:unhideWhenUsed="0"/>
-    <w:lsdException w:name="Title" w:semiHidden="0" w:uiPriority="0" w:unhideWhenUsed="0" w:qFormat="1"/>
-    <w:lsdException w:name="Closing" w:semiHidden="0" w:uiPriority="0" w:unhideWhenUsed="0"/>
-    <w:lsdException w:name="Signature" w:semiHidden="0" w:uiPriority="0" w:unhideWhenUsed="0"/>
-    <w:lsdException w:name="Default Paragraph Font" w:uiPriority="0" w:unhideWhenUsed="0" w:qFormat="1"/>
-    <w:lsdException w:name="Body Text" w:uiPriority="0" w:unhideWhenUsed="0" w:qFormat="1"/>
-    <w:lsdException w:name="Body Text Indent" w:semiHidden="0" w:uiPriority="0" w:unhideWhenUsed="0"/>
-    <w:lsdException w:name="List Continue" w:semiHidden="0" w:uiPriority="0" w:unhideWhenUsed="0"/>
-    <w:lsdException w:name="List Continue 2" w:semiHidden="0" w:uiPriority="0" w:unhideWhenUsed="0"/>
-    <w:lsdException w:name="List Continue 3" w:semiHidden="0" w:uiPriority="0" w:unhideWhenUsed="0"/>
-    <w:lsdException w:name="List Continue 4" w:semiHidden="0" w:uiPriority="0" w:unhideWhenUsed="0"/>
-    <w:lsdException w:name="List Continue 5" w:semiHidden="0" w:uiPriority="0" w:unhideWhenUsed="0"/>
-    <w:lsdException w:name="Message Header" w:semiHidden="0" w:uiPriority="0" w:unhideWhenUsed="0"/>
-    <w:lsdException w:name="Subtitle" w:semiHidden="0" w:uiPriority="0" w:unhideWhenUsed="0" w:qFormat="1"/>
-    <w:lsdException w:name="Salutation" w:semiHidden="0" w:uiPriority="0" w:unhideWhenUsed="0"/>
-    <w:lsdException w:name="Date" w:semiHidden="0" w:uiPriority="0" w:unhideWhenUsed="0"/>
-    <w:lsdException w:name="Body Text First Indent" w:semiHidden="0" w:uiPriority="0" w:unhideWhenUsed="0"/>
-    <w:lsdException w:name="Body Text First Indent 2" w:semiHidden="0" w:uiPriority="0" w:unhideWhenUsed="0"/>
-    <w:lsdException w:name="Body Text 2" w:semiHidden="0" w:uiPriority="0" w:unhideWhenUsed="0"/>
-    <w:lsdException w:name="Body Text 3" w:semiHidden="0" w:uiPriority="0" w:unhideWhenUsed="0"/>
-    <w:lsdException w:name="Body Text Indent 2" w:semiHidden="0" w:uiPriority="0" w:unhideWhenUsed="0"/>
-    <w:lsdException w:name="Body Text Indent 3" w:semiHidden="0" w:uiPriority="0" w:unhideWhenUsed="0"/>
-    <w:lsdException w:name="Block Text" w:semiHidden="0" w:uiPriority="0" w:unhideWhenUsed="0"/>
-    <w:lsdException w:name="Hyperlink" w:semiHidden="0" w:uiPriority="0" w:unhideWhenUsed="0"/>
-    <w:lsdException w:name="FollowedHyperlink" w:semiHidden="0" w:uiPriority="0" w:unhideWhenUsed="0"/>
-    <w:lsdException w:name="Strong" w:semiHidden="0" w:uiPriority="0" w:unhideWhenUsed="0" w:qFormat="1"/>
-    <w:lsdException w:name="Emphasis" w:semiHidden="0" w:uiPriority="0" w:unhideWhenUsed="0" w:qFormat="1"/>
-    <w:lsdException w:name="Document Map" w:semiHidden="0" w:uiPriority="0" w:unhideWhenUsed="0"/>
-    <w:lsdException w:name="Plain Text" w:semiHidden="0" w:uiPriority="0" w:unhideWhenUsed="0"/>
-    <w:lsdException w:name="E-mail Signature" w:semiHidden="0" w:uiPriority="0" w:unhideWhenUsed="0"/>
-    <w:lsdException w:name="Normal (Web)" w:semiHidden="0" w:uiPriority="0" w:unhideWhenUsed="0" w:qFormat="1"/>
-    <w:lsdException w:name="HTML Acronym" w:semiHidden="0" w:uiPriority="0" w:unhideWhenUsed="0"/>
-    <w:lsdException w:name="HTML Address" w:semiHidden="0" w:uiPriority="0" w:unhideWhenUsed="0"/>
-    <w:lsdException w:name="HTML Cite" w:semiHidden="0" w:uiPriority="0" w:unhideWhenUsed="0"/>
-    <w:lsdException w:name="HTML Code" w:semiHidden="0" w:uiPriority="0" w:unhideWhenUsed="0"/>
-    <w:lsdException w:name="HTML Definition" w:semiHidden="0" w:uiPriority="0" w:unhideWhenUsed="0"/>
-    <w:lsdException w:name="HTML Keyboard" w:semiHidden="0" w:uiPriority="0" w:unhideWhenUsed="0"/>
-    <w:lsdException w:name="HTML Preformatted" w:semiHidden="0" w:uiPriority="0" w:unhideWhenUsed="0"/>
-    <w:lsdException w:name="HTML Sample" w:semiHidden="0" w:uiPriority="0" w:unhideWhenUsed="0"/>
-    <w:lsdException w:name="HTML Typewriter" w:semiHidden="0" w:uiPriority="0" w:unhideWhenUsed="0"/>
-    <w:lsdException w:name="HTML Variable" w:semiHidden="0" w:uiPriority="0" w:unhideWhenUsed="0"/>
-    <w:lsdException w:name="Normal Table" w:uiPriority="0" w:unhideWhenUsed="0" w:qFormat="1"/>
-    <w:lsdException w:name="annotation subject" w:semiHidden="0" w:uiPriority="0" w:unhideWhenUsed="0"/>
-    <w:lsdException w:name="Table Simple 1" w:semiHidden="0" w:uiPriority="0" w:unhideWhenUsed="0"/>
-    <w:lsdException w:name="Table Simple 2" w:semiHidden="0" w:uiPriority="0" w:unhideWhenUsed="0"/>
-    <w:lsdException w:name="Table Simple 3" w:semiHidden="0" w:uiPriority="0" w:unhideWhenUsed="0"/>
-    <w:lsdException w:name="Table Classic 1" w:semiHidden="0" w:uiPriority="0" w:unhideWhenUsed="0"/>
-    <w:lsdException w:name="Table Classic 2" w:semiHidden="0" w:uiPriority="0" w:unhideWhenUsed="0"/>
-    <w:lsdException w:name="Table Classic 3" w:semiHidden="0" w:uiPriority="0" w:unhideWhenUsed="0"/>
-    <w:lsdException w:name="Table Classic 4" w:semiHidden="0" w:uiPriority="0" w:unhideWhenUsed="0"/>
-    <w:lsdException w:name="Table Colorful 1" w:semiHidden="0" w:uiPriority="0" w:unhideWhenUsed="0"/>
-    <w:lsdException w:name="Table Colorful 2" w:semiHidden="0" w:uiPriority="0" w:unhideWhenUsed="0"/>
-    <w:lsdException w:name="Table Colorful 3" w:semiHidden="0" w:uiPriority="0" w:unhideWhenUsed="0"/>
-    <w:lsdException w:name="Table Columns 1" w:semiHidden="0" w:uiPriority="0" w:unhideWhenUsed="0"/>
-    <w:lsdException w:name="Table Columns 2" w:semiHidden="0" w:uiPriority="0" w:unhideWhenUsed="0"/>
-    <w:lsdException w:name="Table Columns 3" w:semiHidden="0" w:uiPriority="0" w:unhideWhenUsed="0"/>
-    <w:lsdException w:name="Table Columns 4" w:semiHidden="0" w:uiPriority="0" w:unhideWhenUsed="0"/>
-    <w:lsdException w:name="Table Columns 5" w:semiHidden="0" w:uiPriority="0" w:unhideWhenUsed="0"/>
-    <w:lsdException w:name="Table Grid 1" w:semiHidden="0" w:uiPriority="0" w:unhideWhenUsed="0"/>
-    <w:lsdException w:name="Table Grid 2" w:semiHidden="0" w:uiPriority="0" w:unhideWhenUsed="0"/>
-    <w:lsdException w:name="Table Grid 3" w:semiHidden="0" w:uiPriority="0" w:unhideWhenUsed="0"/>
-    <w:lsdException w:name="Table Grid 4" w:semiHidden="0" w:uiPriority="0" w:unhideWhenUsed="0"/>
-    <w:lsdException w:name="Table Grid 5" w:semiHidden="0" w:uiPriority="0" w:unhideWhenUsed="0"/>
-    <w:lsdException w:name="Table Grid 6" w:semiHidden="0" w:uiPriority="0" w:unhideWhenUsed="0"/>
-    <w:lsdException w:name="Table Grid 7" w:semiHidden="0" w:uiPriority="0" w:unhideWhenUsed="0"/>
-    <w:lsdException w:name="Table Grid 8" w:semiHidden="0" w:uiPriority="0" w:unhideWhenUsed="0"/>
-    <w:lsdException w:name="Table List 1" w:semiHidden="0" w:uiPriority="0" w:unhideWhenUsed="0"/>
-    <w:lsdException w:name="Table List 2" w:semiHidden="0" w:uiPriority="0" w:unhideWhenUsed="0"/>
-    <w:lsdException w:name="Table List 3" w:semiHidden="0" w:uiPriority="0" w:unhideWhenUsed="0"/>
-    <w:lsdException w:name="Table List 4" w:semiHidden="0" w:uiPriority="0" w:unhideWhenUsed="0"/>
-    <w:lsdException w:name="Table List 5" w:semiHidden="0" w:uiPriority="0" w:unhideWhenUsed="0"/>
-    <w:lsdException w:name="Table List 6" w:semiHidden="0" w:uiPriority="0" w:unhideWhenUsed="0"/>
-    <w:lsdException w:name="Table List 7" w:semiHidden="0" w:uiPriority="0" w:unhideWhenUsed="0"/>
-    <w:lsdException w:name="Table List 8" w:semiHidden="0" w:uiPriority="0" w:unhideWhenUsed="0"/>
-    <w:lsdException w:name="Table 3D effects 1" w:semiHidden="0" w:uiPriority="0" w:unhideWhenUsed="0"/>
-    <w:lsdException w:name="Table 3D effects 2" w:semiHidden="0" w:uiPriority="0" w:unhideWhenUsed="0"/>
-    <w:lsdException w:name="Table 3D effects 3" w:semiHidden="0" w:uiPriority="0" w:unhideWhenUsed="0"/>
-    <w:lsdException w:name="Table Contemporary" w:semiHidden="0" w:uiPriority="0" w:unhideWhenUsed="0"/>
-    <w:lsdException w:name="Table Elegant" w:semiHidden="0" w:uiPriority="0" w:unhideWhenUsed="0"/>
-    <w:lsdException w:name="Table Professional" w:semiHidden="0" w:uiPriority="0" w:unhideWhenUsed="0"/>
-    <w:lsdException w:name="Table Subtle 1" w:semiHidden="0" w:uiPriority="0" w:unhideWhenUsed="0"/>
-    <w:lsdException w:name="Table Subtle 2" w:semiHidden="0" w:uiPriority="0" w:unhideWhenUsed="0"/>
-    <w:lsdException w:name="Table Web 1" w:semiHidden="0" w:uiPriority="0" w:unhideWhenUsed="0"/>
-    <w:lsdException w:name="Table Web 2" w:semiHidden="0" w:uiPriority="0" w:unhideWhenUsed="0"/>
-    <w:lsdException w:name="Table Web 3" w:semiHidden="0" w:uiPriority="0" w:unhideWhenUsed="0"/>
-    <w:lsdException w:name="Balloon Text" w:semiHidden="0" w:uiPriority="0" w:unhideWhenUsed="0"/>
-    <w:lsdException w:name="Table Grid" w:semiHidden="0" w:uiPriority="0" w:unhideWhenUsed="0" w:qFormat="1"/>
-    <w:lsdException w:name="Table Theme" w:semiHidden="0" w:uiPriority="0" w:unhideWhenUsed="0"/>
-    <w:lsdException w:name="Light Shading" w:semiHidden="0" w:uiPriority="60" w:unhideWhenUsed="0"/>
-    <w:lsdException w:name="Light List" w:semiHidden="0" w:uiPriority="61" w:unhideWhenUsed="0"/>
-    <w:lsdException w:name="Light Grid" w:semiHidden="0" w:uiPriority="62" w:unhideWhenUsed="0"/>
-    <w:lsdException w:name="Medium Shading 1" w:semiHidden="0" w:uiPriority="63" w:unhideWhenUsed="0"/>
-    <w:lsdException w:name="Medium Shading 2" w:semiHidden="0" w:uiPriority="64" w:unhideWhenUsed="0"/>
-    <w:lsdException w:name="Medium List 1" w:semiHidden="0" w:uiPriority="65" w:unhideWhenUsed="0"/>
-    <w:lsdException w:name="Medium List 2" w:semiHidden="0" w:uiPriority="66" w:unhideWhenUsed="0"/>
-    <w:lsdException w:name="Medium Grid 1" w:semiHidden="0" w:uiPriority="67" w:unhideWhenUsed="0"/>
-    <w:lsdException w:name="Medium Grid 2" w:semiHidden="0" w:uiPriority="68" w:unhideWhenUsed="0"/>
-    <w:lsdException w:name="Medium Grid 3" w:semiHidden="0" w:uiPriority="69" w:unhideWhenUsed="0"/>
-    <w:lsdException w:name="Dark List" w:semiHidden="0" w:uiPriority="70" w:unhideWhenUsed="0"/>
-    <w:lsdException w:name="Colorful Shading" w:semiHidden="0" w:uiPriority="71" w:unhideWhenUsed="0"/>
-    <w:lsdException w:name="Colorful List" w:semiHidden="0" w:uiPriority="72" w:unhideWhenUsed="0"/>
-    <w:lsdException w:name="Colorful Grid" w:semiHidden="0" w:uiPriority="73" w:unhideWhenUsed="0"/>
-    <w:lsdException w:name="Light Shading Accent 1" w:semiHidden="0" w:uiPriority="60" w:unhideWhenUsed="0"/>
-    <w:lsdException w:name="Light List Accent 1" w:semiHidden="0" w:uiPriority="61" w:unhideWhenUsed="0"/>
-    <w:lsdException w:name="Light Grid Accent 1" w:semiHidden="0" w:uiPriority="62" w:unhideWhenUsed="0"/>
-    <w:lsdException w:name="Medium Shading 1 Accent 1" w:semiHidden="0" w:uiPriority="63" w:unhideWhenUsed="0"/>
-    <w:lsdException w:name="Medium Shading 2 Accent 1" w:semiHidden="0" w:uiPriority="64" w:unhideWhenUsed="0"/>
-    <w:lsdException w:name="Medium List 1 Accent 1" w:semiHidden="0" w:uiPriority="65" w:unhideWhenUsed="0"/>
-    <w:lsdException w:name="Medium List 2 Accent 1" w:semiHidden="0" w:uiPriority="66" w:unhideWhenUsed="0"/>
-    <w:lsdException w:name="Medium Grid 1 Accent 1" w:semiHidden="0" w:uiPriority="67" w:unhideWhenUsed="0"/>
-    <w:lsdException w:name="Medium Grid 2 Accent 1" w:semiHidden="0" w:uiPriority="68" w:unhideWhenUsed="0"/>
-    <w:lsdException w:name="Medium Grid 3 Accent 1" w:semiHidden="0" w:uiPriority="69" w:unhideWhenUsed="0"/>
-    <w:lsdException w:name="Dark List Accent 1" w:semiHidden="0" w:uiPriority="70" w:unhideWhenUsed="0"/>
-    <w:lsdException w:name="Colorful Shading Accent 1" w:semiHidden="0" w:uiPriority="71" w:unhideWhenUsed="0"/>
-    <w:lsdException w:name="Colorful List Accent 1" w:semiHidden="0" w:uiPriority="72" w:unhideWhenUsed="0"/>
-    <w:lsdException w:name="Colorful Grid Accent 1" w:semiHidden="0" w:uiPriority="73" w:unhideWhenUsed="0"/>
-    <w:lsdException w:name="Light Shading Accent 2" w:semiHidden="0" w:uiPriority="60" w:unhideWhenUsed="0"/>
-    <w:lsdException w:name="Light List Accent 2" w:semiHidden="0" w:uiPriority="61" w:unhideWhenUsed="0"/>
-    <w:lsdException w:name="Light Grid Accent 2" w:semiHidden="0" w:uiPriority="62" w:unhideWhenUsed="0"/>
-    <w:lsdException w:name="Medium Shading 1 Accent 2" w:semiHidden="0" w:uiPriority="63" w:unhideWhenUsed="0"/>
-    <w:lsdException w:name="Medium Shading 2 Accent 2" w:semiHidden="0" w:uiPriority="64" w:unhideWhenUsed="0"/>
-    <w:lsdException w:name="Medium List 1 Accent 2" w:semiHidden="0" w:uiPriority="65" w:unhideWhenUsed="0"/>
-    <w:lsdException w:name="Medium List 2 Accent 2" w:semiHidden="0" w:uiPriority="66" w:unhideWhenUsed="0"/>
-    <w:lsdException w:name="Medium Grid 1 Accent 2" w:semiHidden="0" w:uiPriority="67" w:unhideWhenUsed="0"/>
-    <w:lsdException w:name="Medium Grid 2 Accent 2" w:semiHidden="0" w:uiPriority="68" w:unhideWhenUsed="0"/>
-    <w:lsdException w:name="Medium Grid 3 Accent 2" w:semiHidden="0" w:uiPriority="69" w:unhideWhenUsed="0"/>
-    <w:lsdException w:name="Dark List Accent 2" w:semiHidden="0" w:uiPriority="70" w:unhideWhenUsed="0"/>
-    <w:lsdException w:name="Colorful Shading Accent 2" w:semiHidden="0" w:uiPriority="71" w:unhideWhenUsed="0"/>
-    <w:lsdException w:name="Colorful List Accent 2" w:semiHidden="0" w:uiPriority="72" w:unhideWhenUsed="0"/>
-    <w:lsdException w:name="Colorful Grid Accent 2" w:semiHidden="0" w:uiPriority="73" w:unhideWhenUsed="0"/>
-    <w:lsdException w:name="Light Shading Accent 3" w:semiHidden="0" w:uiPriority="60" w:unhideWhenUsed="0"/>
-    <w:lsdException w:name="Light List Accent 3" w:semiHidden="0" w:uiPriority="61" w:unhideWhenUsed="0"/>
-    <w:lsdException w:name="Light Grid Accent 3" w:semiHidden="0" w:uiPriority="62" w:unhideWhenUsed="0"/>
-    <w:lsdException w:name="Medium Shading 1 Accent 3" w:semiHidden="0" w:uiPriority="63" w:unhideWhenUsed="0"/>
-    <w:lsdException w:name="Medium Shading 2 Accent 3" w:semiHidden="0" w:uiPriority="64" w:unhideWhenUsed="0"/>
-    <w:lsdException w:name="Medium List 1 Accent 3" w:semiHidden="0" w:uiPriority="65" w:unhideWhenUsed="0"/>
-    <w:lsdException w:name="Medium List 2 Accent 3" w:semiHidden="0" w:uiPriority="66" w:unhideWhenUsed="0"/>
-    <w:lsdException w:name="Medium Grid 1 Accent 3" w:semiHidden="0" w:uiPriority="67" w:unhideWhenUsed="0"/>
-    <w:lsdException w:name="Medium Grid 2 Accent 3" w:semiHidden="0" w:uiPriority="68" w:unhideWhenUsed="0"/>
-    <w:lsdException w:name="Medium Grid 3 Accent 3" w:semiHidden="0" w:uiPriority="69" w:unhideWhenUsed="0"/>
-    <w:lsdException w:name="Dark List Accent 3" w:semiHidden="0" w:uiPriority="70" w:unhideWhenUsed="0"/>
-    <w:lsdException w:name="Colorful Shading Accent 3" w:semiHidden="0" w:uiPriority="71" w:unhideWhenUsed="0"/>
-    <w:lsdException w:name="Colorful List Accent 3" w:semiHidden="0" w:uiPriority="72" w:unhideWhenUsed="0"/>
-    <w:lsdException w:name="Colorful Grid Accent 3" w:semiHidden="0" w:uiPriority="73" w:unhideWhenUsed="0"/>
-    <w:lsdException w:name="Light Shading Accent 4" w:semiHidden="0" w:uiPriority="60" w:unhideWhenUsed="0"/>
-    <w:lsdException w:name="Light List Accent 4" w:semiHidden="0" w:uiPriority="61" w:unhideWhenUsed="0"/>
-    <w:lsdException w:name="Light Grid Accent 4" w:semiHidden="0" w:uiPriority="62" w:unhideWhenUsed="0"/>
-    <w:lsdException w:name="Medium Shading 1 Accent 4" w:semiHidden="0" w:uiPriority="63" w:unhideWhenUsed="0"/>
-    <w:lsdException w:name="Medium Shading 2 Accent 4" w:semiHidden="0" w:uiPriority="64" w:unhideWhenUsed="0"/>
-    <w:lsdException w:name="Medium List 1 Accent 4" w:semiHidden="0" w:uiPriority="65" w:unhideWhenUsed="0"/>
-    <w:lsdException w:name="Medium List 2 Accent 4" w:semiHidden="0" w:uiPriority="66" w:unhideWhenUsed="0"/>
-    <w:lsdException w:name="Medium Grid 1 Accent 4" w:semiHidden="0" w:uiPriority="67" w:unhideWhenUsed="0"/>
-    <w:lsdException w:name="Medium Grid 2 Accent 4" w:semiHidden="0" w:uiPriority="68" w:unhideWhenUsed="0"/>
-    <w:lsdException w:name="Medium Grid 3 Accent 4" w:semiHidden="0" w:uiPriority="69" w:unhideWhenUsed="0"/>
-    <w:lsdException w:name="Dark List Accent 4" w:semiHidden="0" w:uiPriority="70" w:unhideWhenUsed="0"/>
-    <w:lsdException w:name="Colorful Shading Accent 4" w:semiHidden="0" w:uiPriority="71" w:unhideWhenUsed="0"/>
-    <w:lsdException w:name="Colorful List Accent 4" w:semiHidden="0" w:uiPriority="72" w:unhideWhenUsed="0"/>
-    <w:lsdException w:name="Colorful Grid Accent 4" w:semiHidden="0" w:uiPriority="73" w:unhideWhenUsed="0"/>
-    <w:lsdException w:name="Light Shading Accent 5" w:semiHidden="0" w:uiPriority="60" w:unhideWhenUsed="0"/>
-    <w:lsdException w:name="Light List Accent 5" w:semiHidden="0" w:uiPriority="61" w:unhideWhenUsed="0"/>
-    <w:lsdException w:name="Light Grid Accent 5" w:semiHidden="0" w:uiPriority="62" w:unhideWhenUsed="0"/>
-    <w:lsdException w:name="Medium Shading 1 Accent 5" w:semiHidden="0" w:uiPriority="63" w:unhideWhenUsed="0"/>
-    <w:lsdException w:name="Medium Shading 2 Accent 5" w:semiHidden="0" w:uiPriority="64" w:unhideWhenUsed="0"/>
-    <w:lsdException w:name="Medium List 1 Accent 5" w:semiHidden="0" w:uiPriority="65" w:unhideWhenUsed="0"/>
-    <w:lsdException w:name="Medium List 2 Accent 5" w:semiHidden="0" w:uiPriority="66" w:unhideWhenUsed="0"/>
-    <w:lsdException w:name="Medium Grid 1 Accent 5" w:semiHidden="0" w:uiPriority="67" w:unhideWhenUsed="0"/>
-    <w:lsdException w:name="Medium Grid 2 Accent 5" w:semiHidden="0" w:uiPriority="68" w:unhideWhenUsed="0"/>
-    <w:lsdException w:name="Medium Grid 3 Accent 5" w:semiHidden="0" w:uiPriority="69" w:unhideWhenUsed="0"/>
-    <w:lsdException w:name="Dark List Accent 5" w:semiHidden="0" w:uiPriority="70" w:unhideWhenUsed="0"/>
-    <w:lsdException w:name="Colorful Shading Accent 5" w:semiHidden="0" w:uiPriority="71" w:unhideWhenUsed="0"/>
-    <w:lsdException w:name="Colorful List Accent 5" w:semiHidden="0" w:uiPriority="72" w:unhideWhenUsed="0"/>
-    <w:lsdException w:name="Colorful Grid Accent 5" w:semiHidden="0" w:uiPriority="73" w:unhideWhenUsed="0"/>
-    <w:lsdException w:name="Light Shading Accent 6" w:semiHidden="0" w:uiPriority="60" w:unhideWhenUsed="0"/>
-    <w:lsdException w:name="Light List Accent 6" w:semiHidden="0" w:uiPriority="61" w:unhideWhenUsed="0"/>
-    <w:lsdException w:name="Light Grid Accent 6" w:semiHidden="0" w:uiPriority="62" w:unhideWhenUsed="0"/>
-    <w:lsdException w:name="Medium Shading 1 Accent 6" w:semiHidden="0" w:uiPriority="63" w:unhideWhenUsed="0"/>
-    <w:lsdException w:name="Medium Shading 2 Accent 6" w:semiHidden="0" w:uiPriority="64" w:unhideWhenUsed="0"/>
-    <w:lsdException w:name="Medium List 1 Accent 6" w:semiHidden="0" w:uiPriority="65" w:unhideWhenUsed="0"/>
-    <w:lsdException w:name="Medium List 2 Accent 6" w:semiHidden="0" w:uiPriority="66" w:unhideWhenUsed="0"/>
-    <w:lsdException w:name="Medium Grid 1 Accent 6" w:semiHidden="0" w:uiPriority="67" w:unhideWhenUsed="0"/>
-    <w:lsdException w:name="Medium Grid 2 Accent 6" w:semiHidden="0" w:uiPriority="68" w:unhideWhenUsed="0"/>
-    <w:lsdException w:name="Medium Grid 3 Accent 6" w:semiHidden="0" w:uiPriority="69" w:unhideWhenUsed="0"/>
-    <w:lsdException w:name="Dark List Accent 6" w:semiHidden="0" w:uiPriority="70" w:unhideWhenUsed="0"/>
-    <w:lsdException w:name="Colorful Shading Accent 6" w:semiHidden="0" w:uiPriority="71" w:unhideWhenUsed="0"/>
-    <w:lsdException w:name="Colorful List Accent 6" w:semiHidden="0" w:uiPriority="72" w:unhideWhenUsed="0"/>
-    <w:lsdException w:name="Colorful Grid Accent 6" w:semiHidden="0" w:uiPriority="73" w:unhideWhenUsed="0"/>
+  <w:latentStyles w:count="260" w:defQFormat="0" w:defUnhideWhenUsed="1" w:defSemiHidden="1" w:defUIPriority="99" w:defLockedState="0">
+    <w:lsdException w:qFormat="1" w:unhideWhenUsed="0" w:uiPriority="0" w:semiHidden="0" w:name="Normal"/>
+    <w:lsdException w:qFormat="1" w:unhideWhenUsed="0" w:uiPriority="0" w:semiHidden="0" w:name="heading 1"/>
+    <w:lsdException w:qFormat="1" w:uiPriority="0" w:semiHidden="0" w:name="heading 2"/>
+    <w:lsdException w:qFormat="1" w:uiPriority="0" w:name="heading 3"/>
+    <w:lsdException w:qFormat="1" w:uiPriority="0" w:semiHidden="0" w:name="heading 4"/>
+    <w:lsdException w:qFormat="1" w:uiPriority="0" w:name="heading 5"/>
+    <w:lsdException w:qFormat="1" w:uiPriority="0" w:name="heading 6"/>
+    <w:lsdException w:qFormat="1" w:uiPriority="0" w:name="heading 7"/>
+    <w:lsdException w:qFormat="1" w:uiPriority="0" w:name="heading 8"/>
+    <w:lsdException w:qFormat="1" w:uiPriority="0" w:name="heading 9"/>
+    <w:lsdException w:unhideWhenUsed="0" w:uiPriority="0" w:semiHidden="0" w:name="index 1"/>
+    <w:lsdException w:unhideWhenUsed="0" w:uiPriority="0" w:semiHidden="0" w:name="index 2"/>
+    <w:lsdException w:unhideWhenUsed="0" w:uiPriority="0" w:semiHidden="0" w:name="index 3"/>
+    <w:lsdException w:unhideWhenUsed="0" w:uiPriority="0" w:semiHidden="0" w:name="index 4"/>
+    <w:lsdException w:unhideWhenUsed="0" w:uiPriority="0" w:semiHidden="0" w:name="index 5"/>
+    <w:lsdException w:unhideWhenUsed="0" w:uiPriority="0" w:semiHidden="0" w:name="index 6"/>
+    <w:lsdException w:unhideWhenUsed="0" w:uiPriority="0" w:semiHidden="0" w:name="index 7"/>
+    <w:lsdException w:unhideWhenUsed="0" w:uiPriority="0" w:semiHidden="0" w:name="index 8"/>
+    <w:lsdException w:unhideWhenUsed="0" w:uiPriority="0" w:semiHidden="0" w:name="index 9"/>
+    <w:lsdException w:qFormat="1" w:unhideWhenUsed="0" w:uiPriority="0" w:semiHidden="0" w:name="toc 1"/>
+    <w:lsdException w:qFormat="1" w:unhideWhenUsed="0" w:uiPriority="0" w:semiHidden="0" w:name="toc 2"/>
+    <w:lsdException w:qFormat="1" w:unhideWhenUsed="0" w:uiPriority="0" w:semiHidden="0" w:name="toc 3"/>
+    <w:lsdException w:unhideWhenUsed="0" w:uiPriority="0" w:semiHidden="0" w:name="toc 4"/>
+    <w:lsdException w:unhideWhenUsed="0" w:uiPriority="0" w:semiHidden="0" w:name="toc 5"/>
+    <w:lsdException w:unhideWhenUsed="0" w:uiPriority="0" w:semiHidden="0" w:name="toc 6"/>
+    <w:lsdException w:unhideWhenUsed="0" w:uiPriority="0" w:semiHidden="0" w:name="toc 7"/>
+    <w:lsdException w:unhideWhenUsed="0" w:uiPriority="0" w:semiHidden="0" w:name="toc 8"/>
+    <w:lsdException w:unhideWhenUsed="0" w:uiPriority="0" w:semiHidden="0" w:name="toc 9"/>
+    <w:lsdException w:unhideWhenUsed="0" w:uiPriority="0" w:semiHidden="0" w:name="Normal Indent"/>
+    <w:lsdException w:unhideWhenUsed="0" w:uiPriority="0" w:semiHidden="0" w:name="footnote text"/>
+    <w:lsdException w:qFormat="1" w:unhideWhenUsed="0" w:uiPriority="0" w:semiHidden="0" w:name="annotation text"/>
+    <w:lsdException w:qFormat="1" w:unhideWhenUsed="0" w:uiPriority="0" w:semiHidden="0" w:name="header"/>
+    <w:lsdException w:qFormat="1" w:unhideWhenUsed="0" w:uiPriority="0" w:semiHidden="0" w:name="footer"/>
+    <w:lsdException w:unhideWhenUsed="0" w:uiPriority="0" w:semiHidden="0" w:name="index heading"/>
+    <w:lsdException w:qFormat="1" w:uiPriority="0" w:name="caption"/>
+    <w:lsdException w:unhideWhenUsed="0" w:uiPriority="0" w:semiHidden="0" w:name="table of figures"/>
+    <w:lsdException w:unhideWhenUsed="0" w:uiPriority="0" w:semiHidden="0" w:name="envelope address"/>
+    <w:lsdException w:unhideWhenUsed="0" w:uiPriority="0" w:semiHidden="0" w:name="envelope return"/>
+    <w:lsdException w:unhideWhenUsed="0" w:uiPriority="0" w:semiHidden="0" w:name="footnote reference"/>
+    <w:lsdException w:unhideWhenUsed="0" w:uiPriority="0" w:semiHidden="0" w:name="annotation reference"/>
+    <w:lsdException w:unhideWhenUsed="0" w:uiPriority="0" w:semiHidden="0" w:name="line number"/>
+    <w:lsdException w:unhideWhenUsed="0" w:uiPriority="0" w:semiHidden="0" w:name="page number"/>
+    <w:lsdException w:unhideWhenUsed="0" w:uiPriority="0" w:semiHidden="0" w:name="endnote reference"/>
+    <w:lsdException w:unhideWhenUsed="0" w:uiPriority="0" w:semiHidden="0" w:name="endnote text"/>
+    <w:lsdException w:unhideWhenUsed="0" w:uiPriority="0" w:semiHidden="0" w:name="table of authorities"/>
+    <w:lsdException w:unhideWhenUsed="0" w:uiPriority="0" w:semiHidden="0" w:name="macro"/>
+    <w:lsdException w:unhideWhenUsed="0" w:uiPriority="0" w:semiHidden="0" w:name="toa heading"/>
+    <w:lsdException w:unhideWhenUsed="0" w:uiPriority="0" w:semiHidden="0" w:name="List"/>
+    <w:lsdException w:unhideWhenUsed="0" w:uiPriority="0" w:semiHidden="0" w:name="List Bullet"/>
+    <w:lsdException w:unhideWhenUsed="0" w:uiPriority="0" w:semiHidden="0" w:name="List Number"/>
+    <w:lsdException w:unhideWhenUsed="0" w:uiPriority="0" w:semiHidden="0" w:name="List 2"/>
+    <w:lsdException w:unhideWhenUsed="0" w:uiPriority="0" w:semiHidden="0" w:name="List 3"/>
+    <w:lsdException w:unhideWhenUsed="0" w:uiPriority="0" w:semiHidden="0" w:name="List 4"/>
+    <w:lsdException w:unhideWhenUsed="0" w:uiPriority="0" w:semiHidden="0" w:name="List 5"/>
+    <w:lsdException w:unhideWhenUsed="0" w:uiPriority="0" w:semiHidden="0" w:name="List Bullet 2"/>
+    <w:lsdException w:unhideWhenUsed="0" w:uiPriority="0" w:semiHidden="0" w:name="List Bullet 3"/>
+    <w:lsdException w:unhideWhenUsed="0" w:uiPriority="0" w:semiHidden="0" w:name="List Bullet 4"/>
+    <w:lsdException w:unhideWhenUsed="0" w:uiPriority="0" w:semiHidden="0" w:name="List Bullet 5"/>
+    <w:lsdException w:unhideWhenUsed="0" w:uiPriority="0" w:semiHidden="0" w:name="List Number 2"/>
+    <w:lsdException w:unhideWhenUsed="0" w:uiPriority="0" w:semiHidden="0" w:name="List Number 3"/>
+    <w:lsdException w:unhideWhenUsed="0" w:uiPriority="0" w:semiHidden="0" w:name="List Number 4"/>
+    <w:lsdException w:unhideWhenUsed="0" w:uiPriority="0" w:semiHidden="0" w:name="List Number 5"/>
+    <w:lsdException w:qFormat="1" w:unhideWhenUsed="0" w:uiPriority="0" w:semiHidden="0" w:name="Title"/>
+    <w:lsdException w:unhideWhenUsed="0" w:uiPriority="0" w:semiHidden="0" w:name="Closing"/>
+    <w:lsdException w:unhideWhenUsed="0" w:uiPriority="0" w:semiHidden="0" w:name="Signature"/>
+    <w:lsdException w:qFormat="1" w:unhideWhenUsed="0" w:uiPriority="0" w:name="Default Paragraph Font"/>
+    <w:lsdException w:qFormat="1" w:unhideWhenUsed="0" w:uiPriority="0" w:name="Body Text"/>
+    <w:lsdException w:unhideWhenUsed="0" w:uiPriority="0" w:semiHidden="0" w:name="Body Text Indent"/>
+    <w:lsdException w:unhideWhenUsed="0" w:uiPriority="0" w:semiHidden="0" w:name="List Continue"/>
+    <w:lsdException w:unhideWhenUsed="0" w:uiPriority="0" w:semiHidden="0" w:name="List Continue 2"/>
+    <w:lsdException w:unhideWhenUsed="0" w:uiPriority="0" w:semiHidden="0" w:name="List Continue 3"/>
+    <w:lsdException w:unhideWhenUsed="0" w:uiPriority="0" w:semiHidden="0" w:name="List Continue 4"/>
+    <w:lsdException w:unhideWhenUsed="0" w:uiPriority="0" w:semiHidden="0" w:name="List Continue 5"/>
+    <w:lsdException w:unhideWhenUsed="0" w:uiPriority="0" w:semiHidden="0" w:name="Message Header"/>
+    <w:lsdException w:qFormat="1" w:unhideWhenUsed="0" w:uiPriority="0" w:semiHidden="0" w:name="Subtitle"/>
+    <w:lsdException w:unhideWhenUsed="0" w:uiPriority="0" w:semiHidden="0" w:name="Salutation"/>
+    <w:lsdException w:unhideWhenUsed="0" w:uiPriority="0" w:semiHidden="0" w:name="Date"/>
+    <w:lsdException w:unhideWhenUsed="0" w:uiPriority="0" w:semiHidden="0" w:name="Body Text First Indent"/>
+    <w:lsdException w:unhideWhenUsed="0" w:uiPriority="0" w:semiHidden="0" w:name="Body Text First Indent 2"/>
+    <w:lsdException w:uiPriority="99" w:name="Note Heading"/>
+    <w:lsdException w:unhideWhenUsed="0" w:uiPriority="0" w:semiHidden="0" w:name="Body Text 2"/>
+    <w:lsdException w:unhideWhenUsed="0" w:uiPriority="0" w:semiHidden="0" w:name="Body Text 3"/>
+    <w:lsdException w:unhideWhenUsed="0" w:uiPriority="0" w:semiHidden="0" w:name="Body Text Indent 2"/>
+    <w:lsdException w:unhideWhenUsed="0" w:uiPriority="0" w:semiHidden="0" w:name="Body Text Indent 3"/>
+    <w:lsdException w:unhideWhenUsed="0" w:uiPriority="0" w:semiHidden="0" w:name="Block Text"/>
+    <w:lsdException w:unhideWhenUsed="0" w:uiPriority="0" w:semiHidden="0" w:name="Hyperlink"/>
+    <w:lsdException w:unhideWhenUsed="0" w:uiPriority="0" w:semiHidden="0" w:name="FollowedHyperlink"/>
+    <w:lsdException w:qFormat="1" w:unhideWhenUsed="0" w:uiPriority="0" w:semiHidden="0" w:name="Strong"/>
+    <w:lsdException w:qFormat="1" w:unhideWhenUsed="0" w:uiPriority="0" w:semiHidden="0" w:name="Emphasis"/>
+    <w:lsdException w:unhideWhenUsed="0" w:uiPriority="0" w:semiHidden="0" w:name="Document Map"/>
+    <w:lsdException w:unhideWhenUsed="0" w:uiPriority="0" w:semiHidden="0" w:name="Plain Text"/>
+    <w:lsdException w:unhideWhenUsed="0" w:uiPriority="0" w:semiHidden="0" w:name="E-mail Signature"/>
+    <w:lsdException w:qFormat="1" w:unhideWhenUsed="0" w:uiPriority="0" w:semiHidden="0" w:name="Normal (Web)"/>
+    <w:lsdException w:unhideWhenUsed="0" w:uiPriority="0" w:semiHidden="0" w:name="HTML Acronym"/>
+    <w:lsdException w:unhideWhenUsed="0" w:uiPriority="0" w:semiHidden="0" w:name="HTML Address"/>
+    <w:lsdException w:unhideWhenUsed="0" w:uiPriority="0" w:semiHidden="0" w:name="HTML Cite"/>
+    <w:lsdException w:unhideWhenUsed="0" w:uiPriority="0" w:semiHidden="0" w:name="HTML Code"/>
+    <w:lsdException w:unhideWhenUsed="0" w:uiPriority="0" w:semiHidden="0" w:name="HTML Definition"/>
+    <w:lsdException w:unhideWhenUsed="0" w:uiPriority="0" w:semiHidden="0" w:name="HTML Keyboard"/>
+    <w:lsdException w:unhideWhenUsed="0" w:uiPriority="0" w:semiHidden="0" w:name="HTML Preformatted"/>
+    <w:lsdException w:unhideWhenUsed="0" w:uiPriority="0" w:semiHidden="0" w:name="HTML Sample"/>
+    <w:lsdException w:unhideWhenUsed="0" w:uiPriority="0" w:semiHidden="0" w:name="HTML Typewriter"/>
+    <w:lsdException w:unhideWhenUsed="0" w:uiPriority="0" w:semiHidden="0" w:name="HTML Variable"/>
+    <w:lsdException w:qFormat="1" w:unhideWhenUsed="0" w:uiPriority="0" w:name="Normal Table"/>
+    <w:lsdException w:unhideWhenUsed="0" w:uiPriority="0" w:semiHidden="0" w:name="annotation subject"/>
+    <w:lsdException w:unhideWhenUsed="0" w:uiPriority="0" w:semiHidden="0" w:name="Table Simple 1"/>
+    <w:lsdException w:unhideWhenUsed="0" w:uiPriority="0" w:semiHidden="0" w:name="Table Simple 2"/>
+    <w:lsdException w:unhideWhenUsed="0" w:uiPriority="0" w:semiHidden="0" w:name="Table Simple 3"/>
+    <w:lsdException w:unhideWhenUsed="0" w:uiPriority="0" w:semiHidden="0" w:name="Table Classic 1"/>
+    <w:lsdException w:unhideWhenUsed="0" w:uiPriority="0" w:semiHidden="0" w:name="Table Classic 2"/>
+    <w:lsdException w:unhideWhenUsed="0" w:uiPriority="0" w:semiHidden="0" w:name="Table Classic 3"/>
+    <w:lsdException w:unhideWhenUsed="0" w:uiPriority="0" w:semiHidden="0" w:name="Table Classic 4"/>
+    <w:lsdException w:unhideWhenUsed="0" w:uiPriority="0" w:semiHidden="0" w:name="Table Colorful 1"/>
+    <w:lsdException w:unhideWhenUsed="0" w:uiPriority="0" w:semiHidden="0" w:name="Table Colorful 2"/>
+    <w:lsdException w:unhideWhenUsed="0" w:uiPriority="0" w:semiHidden="0" w:name="Table Colorful 3"/>
+    <w:lsdException w:unhideWhenUsed="0" w:uiPriority="0" w:semiHidden="0" w:name="Table Columns 1"/>
+    <w:lsdException w:unhideWhenUsed="0" w:uiPriority="0" w:semiHidden="0" w:name="Table Columns 2"/>
+    <w:lsdException w:unhideWhenUsed="0" w:uiPriority="0" w:semiHidden="0" w:name="Table Columns 3"/>
+    <w:lsdException w:unhideWhenUsed="0" w:uiPriority="0" w:semiHidden="0" w:name="Table Columns 4"/>
+    <w:lsdException w:unhideWhenUsed="0" w:uiPriority="0" w:semiHidden="0" w:name="Table Columns 5"/>
+    <w:lsdException w:unhideWhenUsed="0" w:uiPriority="0" w:semiHidden="0" w:name="Table Grid 1"/>
+    <w:lsdException w:unhideWhenUsed="0" w:uiPriority="0" w:semiHidden="0" w:name="Table Grid 2"/>
+    <w:lsdException w:unhideWhenUsed="0" w:uiPriority="0" w:semiHidden="0" w:name="Table Grid 3"/>
+    <w:lsdException w:unhideWhenUsed="0" w:uiPriority="0" w:semiHidden="0" w:name="Table Grid 4"/>
+    <w:lsdException w:unhideWhenUsed="0" w:uiPriority="0" w:semiHidden="0" w:name="Table Grid 5"/>
+    <w:lsdException w:unhideWhenUsed="0" w:uiPriority="0" w:semiHidden="0" w:name="Table Grid 6"/>
+    <w:lsdException w:unhideWhenUsed="0" w:uiPriority="0" w:semiHidden="0" w:name="Table Grid 7"/>
+    <w:lsdException w:unhideWhenUsed="0" w:uiPriority="0" w:semiHidden="0" w:name="Table Grid 8"/>
+    <w:lsdException w:unhideWhenUsed="0" w:uiPriority="0" w:semiHidden="0" w:name="Table List 1"/>
+    <w:lsdException w:unhideWhenUsed="0" w:uiPriority="0" w:semiHidden="0" w:name="Table List 2"/>
+    <w:lsdException w:unhideWhenUsed="0" w:uiPriority="0" w:semiHidden="0" w:name="Table List 3"/>
+    <w:lsdException w:unhideWhenUsed="0" w:uiPriority="0" w:semiHidden="0" w:name="Table List 4"/>
+    <w:lsdException w:unhideWhenUsed="0" w:uiPriority="0" w:semiHidden="0" w:name="Table List 5"/>
+    <w:lsdException w:unhideWhenUsed="0" w:uiPriority="0" w:semiHidden="0" w:name="Table List 6"/>
+    <w:lsdException w:unhideWhenUsed="0" w:uiPriority="0" w:semiHidden="0" w:name="Table List 7"/>
+    <w:lsdException w:unhideWhenUsed="0" w:uiPriority="0" w:semiHidden="0" w:name="Table List 8"/>
+    <w:lsdException w:unhideWhenUsed="0" w:uiPriority="0" w:semiHidden="0" w:name="Table 3D effects 1"/>
+    <w:lsdException w:unhideWhenUsed="0" w:uiPriority="0" w:semiHidden="0" w:name="Table 3D effects 2"/>
+    <w:lsdException w:unhideWhenUsed="0" w:uiPriority="0" w:semiHidden="0" w:name="Table 3D effects 3"/>
+    <w:lsdException w:unhideWhenUsed="0" w:uiPriority="0" w:semiHidden="0" w:name="Table Contemporary"/>
+    <w:lsdException w:unhideWhenUsed="0" w:uiPriority="0" w:semiHidden="0" w:name="Table Elegant"/>
+    <w:lsdException w:unhideWhenUsed="0" w:uiPriority="0" w:semiHidden="0" w:name="Table Professional"/>
+    <w:lsdException w:unhideWhenUsed="0" w:uiPriority="0" w:semiHidden="0" w:name="Table Subtle 1"/>
+    <w:lsdException w:unhideWhenUsed="0" w:uiPriority="0" w:semiHidden="0" w:name="Table Subtle 2"/>
+    <w:lsdException w:unhideWhenUsed="0" w:uiPriority="0" w:semiHidden="0" w:name="Table Web 1"/>
+    <w:lsdException w:unhideWhenUsed="0" w:uiPriority="0" w:semiHidden="0" w:name="Table Web 2"/>
+    <w:lsdException w:unhideWhenUsed="0" w:uiPriority="0" w:semiHidden="0" w:name="Table Web 3"/>
+    <w:lsdException w:unhideWhenUsed="0" w:uiPriority="0" w:semiHidden="0" w:name="Balloon Text"/>
+    <w:lsdException w:qFormat="1" w:unhideWhenUsed="0" w:uiPriority="0" w:semiHidden="0" w:name="Table Grid"/>
+    <w:lsdException w:unhideWhenUsed="0" w:uiPriority="0" w:semiHidden="0" w:name="Table Theme"/>
+    <w:lsdException w:unhideWhenUsed="0" w:uiPriority="60" w:semiHidden="0" w:name="Light Shading"/>
+    <w:lsdException w:unhideWhenUsed="0" w:uiPriority="61" w:semiHidden="0" w:name="Light List"/>
+    <w:lsdException w:unhideWhenUsed="0" w:uiPriority="62" w:semiHidden="0" w:name="Light Grid"/>
+    <w:lsdException w:unhideWhenUsed="0" w:uiPriority="63" w:semiHidden="0" w:name="Medium Shading 1"/>
+    <w:lsdException w:unhideWhenUsed="0" w:uiPriority="64" w:semiHidden="0" w:name="Medium Shading 2"/>
+    <w:lsdException w:unhideWhenUsed="0" w:uiPriority="65" w:semiHidden="0" w:name="Medium List 1"/>
+    <w:lsdException w:unhideWhenUsed="0" w:uiPriority="66" w:semiHidden="0" w:name="Medium List 2"/>
+    <w:lsdException w:unhideWhenUsed="0" w:uiPriority="67" w:semiHidden="0" w:name="Medium Grid 1"/>
+    <w:lsdException w:unhideWhenUsed="0" w:uiPriority="68" w:semiHidden="0" w:name="Medium Grid 2"/>
+    <w:lsdException w:unhideWhenUsed="0" w:uiPriority="69" w:semiHidden="0" w:name="Medium Grid 3"/>
+    <w:lsdException w:unhideWhenUsed="0" w:uiPriority="70" w:semiHidden="0" w:name="Dark List"/>
+    <w:lsdException w:unhideWhenUsed="0" w:uiPriority="71" w:semiHidden="0" w:name="Colorful Shading"/>
+    <w:lsdException w:unhideWhenUsed="0" w:uiPriority="72" w:semiHidden="0" w:name="Colorful List"/>
+    <w:lsdException w:unhideWhenUsed="0" w:uiPriority="73" w:semiHidden="0" w:name="Colorful Grid"/>
+    <w:lsdException w:unhideWhenUsed="0" w:uiPriority="60" w:semiHidden="0" w:name="Light Shading Accent 1"/>
+    <w:lsdException w:unhideWhenUsed="0" w:uiPriority="61" w:semiHidden="0" w:name="Light List Accent 1"/>
+    <w:lsdException w:unhideWhenUsed="0" w:uiPriority="62" w:semiHidden="0" w:name="Light Grid Accent 1"/>
+    <w:lsdException w:unhideWhenUsed="0" w:uiPriority="63" w:semiHidden="0" w:name="Medium Shading 1 Accent 1"/>
+    <w:lsdException w:unhideWhenUsed="0" w:uiPriority="64" w:semiHidden="0" w:name="Medium Shading 2 Accent 1"/>
+    <w:lsdException w:unhideWhenUsed="0" w:uiPriority="65" w:semiHidden="0" w:name="Medium List 1 Accent 1"/>
+    <w:lsdException w:unhideWhenUsed="0" w:uiPriority="66" w:semiHidden="0" w:name="Medium List 2 Accent 1"/>
+    <w:lsdException w:unhideWhenUsed="0" w:uiPriority="67" w:semiHidden="0" w:name="Medium Grid 1 Accent 1"/>
+    <w:lsdException w:unhideWhenUsed="0" w:uiPriority="68" w:semiHidden="0" w:name="Medium Grid 2 Accent 1"/>
+    <w:lsdException w:unhideWhenUsed="0" w:uiPriority="69" w:semiHidden="0" w:name="Medium Grid 3 Accent 1"/>
+    <w:lsdException w:unhideWhenUsed="0" w:uiPriority="70" w:semiHidden="0" w:name="Dark List Accent 1"/>
+    <w:lsdException w:unhideWhenUsed="0" w:uiPriority="71" w:semiHidden="0" w:name="Colorful Shading Accent 1"/>
+    <w:lsdException w:unhideWhenUsed="0" w:uiPriority="72" w:semiHidden="0" w:name="Colorful List Accent 1"/>
+    <w:lsdException w:unhideWhenUsed="0" w:uiPriority="73" w:semiHidden="0" w:name="Colorful Grid Accent 1"/>
+    <w:lsdException w:unhideWhenUsed="0" w:uiPriority="60" w:semiHidden="0" w:name="Light Shading Accent 2"/>
+    <w:lsdException w:unhideWhenUsed="0" w:uiPriority="61" w:semiHidden="0" w:name="Light List Accent 2"/>
+    <w:lsdException w:unhideWhenUsed="0" w:uiPriority="62" w:semiHidden="0" w:name="Light Grid Accent 2"/>
+    <w:lsdException w:unhideWhenUsed="0" w:uiPriority="63" w:semiHidden="0" w:name="Medium Shading 1 Accent 2"/>
+    <w:lsdException w:unhideWhenUsed="0" w:uiPriority="64" w:semiHidden="0" w:name="Medium Shading 2 Accent 2"/>
+    <w:lsdException w:unhideWhenUsed="0" w:uiPriority="65" w:semiHidden="0" w:name="Medium List 1 Accent 2"/>
+    <w:lsdException w:unhideWhenUsed="0" w:uiPriority="66" w:semiHidden="0" w:name="Medium List 2 Accent 2"/>
+    <w:lsdException w:unhideWhenUsed="0" w:uiPriority="67" w:semiHidden="0" w:name="Medium Grid 1 Accent 2"/>
+    <w:lsdException w:unhideWhenUsed="0" w:uiPriority="68" w:semiHidden="0" w:name="Medium Grid 2 Accent 2"/>
+    <w:lsdException w:unhideWhenUsed="0" w:uiPriority="69" w:semiHidden="0" w:name="Medium Grid 3 Accent 2"/>
+    <w:lsdException w:unhideWhenUsed="0" w:uiPriority="70" w:semiHidden="0" w:name="Dark List Accent 2"/>
+    <w:lsdException w:unhideWhenUsed="0" w:uiPriority="71" w:semiHidden="0" w:name="Colorful Shading Accent 2"/>
+    <w:lsdException w:unhideWhenUsed="0" w:uiPriority="72" w:semiHidden="0" w:name="Colorful List Accent 2"/>
+    <w:lsdException w:unhideWhenUsed="0" w:uiPriority="73" w:semiHidden="0" w:name="Colorful Grid Accent 2"/>
+    <w:lsdException w:unhideWhenUsed="0" w:uiPriority="60" w:semiHidden="0" w:name="Light Shading Accent 3"/>
+    <w:lsdException w:unhideWhenUsed="0" w:uiPriority="61" w:semiHidden="0" w:name="Light List Accent 3"/>
+    <w:lsdException w:unhideWhenUsed="0" w:uiPriority="62" w:semiHidden="0" w:name="Light Grid Accent 3"/>
+    <w:lsdException w:unhideWhenUsed="0" w:uiPriority="63" w:semiHidden="0" w:name="Medium Shading 1 Accent 3"/>
+    <w:lsdException w:unhideWhenUsed="0" w:uiPriority="64" w:semiHidden="0" w:name="Medium Shading 2 Accent 3"/>
+    <w:lsdException w:unhideWhenUsed="0" w:uiPriority="65" w:semiHidden="0" w:name="Medium List 1 Accent 3"/>
+    <w:lsdException w:unhideWhenUsed="0" w:uiPriority="66" w:semiHidden="0" w:name="Medium List 2 Accent 3"/>
+    <w:lsdException w:unhideWhenUsed="0" w:uiPriority="67" w:semiHidden="0" w:name="Medium Grid 1 Accent 3"/>
+    <w:lsdException w:unhideWhenUsed="0" w:uiPriority="68" w:semiHidden="0" w:name="Medium Grid 2 Accent 3"/>
+    <w:lsdException w:unhideWhenUsed="0" w:uiPriority="69" w:semiHidden="0" w:name="Medium Grid 3 Accent 3"/>
+    <w:lsdException w:unhideWhenUsed="0" w:uiPriority="70" w:semiHidden="0" w:name="Dark List Accent 3"/>
+    <w:lsdException w:unhideWhenUsed="0" w:uiPriority="71" w:semiHidden="0" w:name="Colorful Shading Accent 3"/>
+    <w:lsdException w:unhideWhenUsed="0" w:uiPriority="72" w:semiHidden="0" w:name="Colorful List Accent 3"/>
+    <w:lsdException w:unhideWhenUsed="0" w:uiPriority="73" w:semiHidden="0" w:name="Colorful Grid Accent 3"/>
+    <w:lsdException w:unhideWhenUsed="0" w:uiPriority="60" w:semiHidden="0" w:name="Light Shading Accent 4"/>
+    <w:lsdException w:unhideWhenUsed="0" w:uiPriority="61" w:semiHidden="0" w:name="Light List Accent 4"/>
+    <w:lsdException w:unhideWhenUsed="0" w:uiPriority="62" w:semiHidden="0" w:name="Light Grid Accent 4"/>
+    <w:lsdException w:unhideWhenUsed="0" w:uiPriority="63" w:semiHidden="0" w:name="Medium Shading 1 Accent 4"/>
+    <w:lsdException w:unhideWhenUsed="0" w:uiPriority="64" w:semiHidden="0" w:name="Medium Shading 2 Accent 4"/>
+    <w:lsdException w:unhideWhenUsed="0" w:uiPriority="65" w:semiHidden="0" w:name="Medium List 1 Accent 4"/>
+    <w:lsdException w:unhideWhenUsed="0" w:uiPriority="66" w:semiHidden="0" w:name="Medium List 2 Accent 4"/>
+    <w:lsdException w:unhideWhenUsed="0" w:uiPriority="67" w:semiHidden="0" w:name="Medium Grid 1 Accent 4"/>
+    <w:lsdException w:unhideWhenUsed="0" w:uiPriority="68" w:semiHidden="0" w:name="Medium Grid 2 Accent 4"/>
+    <w:lsdException w:unhideWhenUsed="0" w:uiPriority="69" w:semiHidden="0" w:name="Medium Grid 3 Accent 4"/>
+    <w:lsdException w:unhideWhenUsed="0" w:uiPriority="70" w:semiHidden="0" w:name="Dark List Accent 4"/>
+    <w:lsdException w:unhideWhenUsed="0" w:uiPriority="71" w:semiHidden="0" w:name="Colorful Shading Accent 4"/>
+    <w:lsdException w:unhideWhenUsed="0" w:uiPriority="72" w:semiHidden="0" w:name="Colorful List Accent 4"/>
+    <w:lsdException w:unhideWhenUsed="0" w:uiPriority="73" w:semiHidden="0" w:name="Colorful Grid Accent 4"/>
+    <w:lsdException w:unhideWhenUsed="0" w:uiPriority="60" w:semiHidden="0" w:name="Light Shading Accent 5"/>
+    <w:lsdException w:unhideWhenUsed="0" w:uiPriority="61" w:semiHidden="0" w:name="Light List Accent 5"/>
+    <w:lsdException w:unhideWhenUsed="0" w:uiPriority="62" w:semiHidden="0" w:name="Light Grid Accent 5"/>
+    <w:lsdException w:unhideWhenUsed="0" w:uiPriority="63" w:semiHidden="0" w:name="Medium Shading 1 Accent 5"/>
+    <w:lsdException w:unhideWhenUsed="0" w:uiPriority="64" w:semiHidden="0" w:name="Medium Shading 2 Accent 5"/>
+    <w:lsdException w:unhideWhenUsed="0" w:uiPriority="65" w:semiHidden="0" w:name="Medium List 1 Accent 5"/>
+    <w:lsdException w:unhideWhenUsed="0" w:uiPriority="66" w:semiHidden="0" w:name="Medium List 2 Accent 5"/>
+    <w:lsdException w:unhideWhenUsed="0" w:uiPriority="67" w:semiHidden="0" w:name="Medium Grid 1 Accent 5"/>
+    <w:lsdException w:unhideWhenUsed="0" w:uiPriority="68" w:semiHidden="0" w:name="Medium Grid 2 Accent 5"/>
+    <w:lsdException w:unhideWhenUsed="0" w:uiPriority="69" w:semiHidden="0" w:name="Medium Grid 3 Accent 5"/>
+    <w:lsdException w:unhideWhenUsed="0" w:uiPriority="70" w:semiHidden="0" w:name="Dark List Accent 5"/>
+    <w:lsdException w:unhideWhenUsed="0" w:uiPriority="71" w:semiHidden="0" w:name="Colorful Shading Accent 5"/>
+    <w:lsdException w:unhideWhenUsed="0" w:uiPriority="72" w:semiHidden="0" w:name="Colorful List Accent 5"/>
+    <w:lsdException w:unhideWhenUsed="0" w:uiPriority="73" w:semiHidden="0" w:name="Colorful Grid Accent 5"/>
+    <w:lsdException w:unhideWhenUsed="0" w:uiPriority="60" w:semiHidden="0" w:name="Light Shading Accent 6"/>
+    <w:lsdException w:unhideWhenUsed="0" w:uiPriority="61" w:semiHidden="0" w:name="Light List Accent 6"/>
+    <w:lsdException w:unhideWhenUsed="0" w:uiPriority="62" w:semiHidden="0" w:name="Light Grid Accent 6"/>
+    <w:lsdException w:unhideWhenUsed="0" w:uiPriority="63" w:semiHidden="0" w:name="Medium Shading 1 Accent 6"/>
+    <w:lsdException w:unhideWhenUsed="0" w:uiPriority="64" w:semiHidden="0" w:name="Medium Shading 2 Accent 6"/>
+    <w:lsdException w:unhideWhenUsed="0" w:uiPriority="65" w:semiHidden="0" w:name="Medium List 1 Accent 6"/>
+    <w:lsdException w:unhideWhenUsed="0" w:uiPriority="66" w:semiHidden="0" w:name="Medium List 2 Accent 6"/>
+    <w:lsdException w:unhideWhenUsed="0" w:uiPriority="67" w:semiHidden="0" w:name="Medium Grid 1 Accent 6"/>
+    <w:lsdException w:unhideWhenUsed="0" w:uiPriority="68" w:semiHidden="0" w:name="Medium Grid 2 Accent 6"/>
+    <w:lsdException w:unhideWhenUsed="0" w:uiPriority="69" w:semiHidden="0" w:name="Medium Grid 3 Accent 6"/>
+    <w:lsdException w:unhideWhenUsed="0" w:uiPriority="70" w:semiHidden="0" w:name="Dark List Accent 6"/>
+    <w:lsdException w:unhideWhenUsed="0" w:uiPriority="71" w:semiHidden="0" w:name="Colorful Shading Accent 6"/>
+    <w:lsdException w:unhideWhenUsed="0" w:uiPriority="72" w:semiHidden="0" w:name="Colorful List Accent 6"/>
+    <w:lsdException w:unhideWhenUsed="0" w:uiPriority="73" w:semiHidden="0" w:name="Colorful Grid Accent 6"/>
   </w:latentStyles>
-  <w:style w:type="paragraph" w:default="1" w:styleId="Normal">
+  <w:style w:type="paragraph" w:default="1" w:styleId="1">
     <w:name w:val="Normal"/>
     <w:qFormat/>
+    <w:uiPriority w:val="0"/>
     <w:pPr>
       <w:kinsoku w:val="0"/>
       <w:autoSpaceDE w:val="0"/>
@@ -6657,7 +6783,7 @@
       <w:textAlignment w:val="baseline"/>
     </w:pPr>
     <w:rPr>
-      <w:rFonts w:ascii="Arial" w:eastAsia="宋体" w:hAnsi="Arial" w:cs="Arial"/>
+      <w:rFonts w:ascii="Arial" w:hAnsi="Arial" w:eastAsia="宋体" w:cs="Arial"/>
       <w:snapToGrid w:val="0"/>
       <w:color w:val="000000"/>
       <w:kern w:val="0"/>
@@ -6666,11 +6792,12 @@
       <w:lang w:val="en-US" w:eastAsia="en-US" w:bidi="ar-SA"/>
     </w:rPr>
   </w:style>
-  <w:style w:type="paragraph" w:styleId="Heading1">
+  <w:style w:type="paragraph" w:styleId="2">
     <w:name w:val="heading 1"/>
-    <w:basedOn w:val="Normal"/>
-    <w:next w:val="Normal"/>
+    <w:basedOn w:val="1"/>
+    <w:next w:val="1"/>
     <w:qFormat/>
+    <w:uiPriority w:val="0"/>
     <w:pPr>
       <w:keepNext/>
       <w:keepLines/>
@@ -6688,12 +6815,13 @@
       <w:sz w:val="44"/>
     </w:rPr>
   </w:style>
-  <w:style w:type="paragraph" w:styleId="Heading2">
+  <w:style w:type="paragraph" w:styleId="3">
     <w:name w:val="heading 2"/>
-    <w:basedOn w:val="Normal"/>
-    <w:next w:val="Normal"/>
+    <w:basedOn w:val="1"/>
+    <w:next w:val="1"/>
     <w:unhideWhenUsed/>
     <w:qFormat/>
+    <w:uiPriority w:val="0"/>
     <w:pPr>
       <w:keepNext/>
       <w:keepLines/>
@@ -6706,18 +6834,19 @@
       <w:outlineLvl w:val="1"/>
     </w:pPr>
     <w:rPr>
-      <w:rFonts w:ascii="Arial" w:eastAsia="黑体" w:hAnsi="Arial"/>
+      <w:rFonts w:ascii="Arial" w:hAnsi="Arial" w:eastAsia="黑体"/>
       <w:b/>
       <w:sz w:val="32"/>
     </w:rPr>
   </w:style>
-  <w:style w:type="paragraph" w:styleId="Heading3">
+  <w:style w:type="paragraph" w:styleId="4">
     <w:name w:val="heading 3"/>
-    <w:basedOn w:val="Normal"/>
-    <w:next w:val="Normal"/>
+    <w:basedOn w:val="1"/>
+    <w:next w:val="1"/>
     <w:semiHidden/>
     <w:unhideWhenUsed/>
     <w:qFormat/>
+    <w:uiPriority w:val="0"/>
     <w:pPr>
       <w:keepNext/>
       <w:keepLines/>
@@ -6734,12 +6863,13 @@
       <w:sz w:val="32"/>
     </w:rPr>
   </w:style>
-  <w:style w:type="paragraph" w:styleId="Heading4">
+  <w:style w:type="paragraph" w:styleId="5">
     <w:name w:val="heading 4"/>
-    <w:basedOn w:val="Normal"/>
-    <w:next w:val="Normal"/>
+    <w:basedOn w:val="1"/>
+    <w:next w:val="1"/>
     <w:unhideWhenUsed/>
     <w:qFormat/>
+    <w:uiPriority w:val="0"/>
     <w:pPr>
       <w:keepNext/>
       <w:keepLines/>
@@ -6752,18 +6882,19 @@
       <w:outlineLvl w:val="3"/>
     </w:pPr>
     <w:rPr>
-      <w:rFonts w:ascii="Arial" w:eastAsia="黑体" w:hAnsi="Arial"/>
+      <w:rFonts w:ascii="Arial" w:hAnsi="Arial" w:eastAsia="黑体"/>
       <w:b/>
       <w:sz w:val="28"/>
     </w:rPr>
   </w:style>
-  <w:style w:type="paragraph" w:styleId="Heading5">
+  <w:style w:type="paragraph" w:styleId="6">
     <w:name w:val="heading 5"/>
-    <w:basedOn w:val="Normal"/>
-    <w:next w:val="Normal"/>
+    <w:basedOn w:val="1"/>
+    <w:next w:val="1"/>
     <w:semiHidden/>
     <w:unhideWhenUsed/>
     <w:qFormat/>
+    <w:uiPriority w:val="0"/>
     <w:pPr>
       <w:keepNext/>
       <w:keepLines/>
@@ -6780,13 +6911,14 @@
       <w:sz w:val="28"/>
     </w:rPr>
   </w:style>
-  <w:style w:type="paragraph" w:styleId="Heading6">
+  <w:style w:type="paragraph" w:styleId="7">
     <w:name w:val="heading 6"/>
-    <w:basedOn w:val="Normal"/>
-    <w:next w:val="Normal"/>
+    <w:basedOn w:val="1"/>
+    <w:next w:val="1"/>
     <w:semiHidden/>
     <w:unhideWhenUsed/>
     <w:qFormat/>
+    <w:uiPriority w:val="0"/>
     <w:pPr>
       <w:keepNext/>
       <w:keepLines/>
@@ -6799,18 +6931,19 @@
       <w:outlineLvl w:val="5"/>
     </w:pPr>
     <w:rPr>
-      <w:rFonts w:ascii="Arial" w:eastAsia="黑体" w:hAnsi="Arial"/>
+      <w:rFonts w:ascii="Arial" w:hAnsi="Arial" w:eastAsia="黑体"/>
       <w:b/>
       <w:sz w:val="24"/>
     </w:rPr>
   </w:style>
-  <w:style w:type="paragraph" w:styleId="Heading7">
+  <w:style w:type="paragraph" w:styleId="8">
     <w:name w:val="heading 7"/>
-    <w:basedOn w:val="Normal"/>
-    <w:next w:val="Normal"/>
+    <w:basedOn w:val="1"/>
+    <w:next w:val="1"/>
     <w:semiHidden/>
     <w:unhideWhenUsed/>
     <w:qFormat/>
+    <w:uiPriority w:val="0"/>
     <w:pPr>
       <w:keepNext/>
       <w:keepLines/>
@@ -6827,13 +6960,14 @@
       <w:sz w:val="24"/>
     </w:rPr>
   </w:style>
-  <w:style w:type="paragraph" w:styleId="Heading8">
+  <w:style w:type="paragraph" w:styleId="9">
     <w:name w:val="heading 8"/>
-    <w:basedOn w:val="Normal"/>
-    <w:next w:val="Normal"/>
+    <w:basedOn w:val="1"/>
+    <w:next w:val="1"/>
     <w:semiHidden/>
     <w:unhideWhenUsed/>
     <w:qFormat/>
+    <w:uiPriority w:val="0"/>
     <w:pPr>
       <w:keepNext/>
       <w:keepLines/>
@@ -6846,17 +6980,18 @@
       <w:outlineLvl w:val="7"/>
     </w:pPr>
     <w:rPr>
-      <w:rFonts w:ascii="Arial" w:eastAsia="黑体" w:hAnsi="Arial"/>
+      <w:rFonts w:ascii="Arial" w:hAnsi="Arial" w:eastAsia="黑体"/>
       <w:sz w:val="24"/>
     </w:rPr>
   </w:style>
-  <w:style w:type="paragraph" w:styleId="Heading9">
+  <w:style w:type="paragraph" w:styleId="10">
     <w:name w:val="heading 9"/>
-    <w:basedOn w:val="Normal"/>
-    <w:next w:val="Normal"/>
+    <w:basedOn w:val="1"/>
+    <w:next w:val="1"/>
     <w:semiHidden/>
     <w:unhideWhenUsed/>
     <w:qFormat/>
+    <w:uiPriority w:val="0"/>
     <w:pPr>
       <w:keepNext/>
       <w:keepLines/>
@@ -6869,19 +7004,21 @@
       <w:outlineLvl w:val="8"/>
     </w:pPr>
     <w:rPr>
-      <w:rFonts w:ascii="Arial" w:eastAsia="黑体" w:hAnsi="Arial"/>
+      <w:rFonts w:ascii="Arial" w:hAnsi="Arial" w:eastAsia="黑体"/>
       <w:sz w:val="21"/>
     </w:rPr>
   </w:style>
-  <w:style w:type="character" w:default="1" w:styleId="DefaultParagraphFont">
+  <w:style w:type="character" w:default="1" w:styleId="22">
     <w:name w:val="Default Paragraph Font"/>
     <w:semiHidden/>
     <w:qFormat/>
+    <w:uiPriority w:val="0"/>
   </w:style>
-  <w:style w:type="table" w:default="1" w:styleId="TableNormal">
+  <w:style w:type="table" w:default="1" w:styleId="20">
     <w:name w:val="Normal Table"/>
     <w:semiHidden/>
     <w:qFormat/>
+    <w:uiPriority w:val="0"/>
     <w:tblPr>
       <w:tblCellMar>
         <w:top w:w="0" w:type="dxa"/>
@@ -6891,39 +7028,43 @@
       </w:tblCellMar>
     </w:tblPr>
   </w:style>
-  <w:style w:type="paragraph" w:styleId="CommentText">
+  <w:style w:type="paragraph" w:styleId="11">
     <w:name w:val="annotation text"/>
-    <w:basedOn w:val="Normal"/>
+    <w:basedOn w:val="1"/>
     <w:qFormat/>
+    <w:uiPriority w:val="0"/>
     <w:pPr>
       <w:jc w:val="left"/>
     </w:pPr>
   </w:style>
-  <w:style w:type="paragraph" w:styleId="BodyText">
+  <w:style w:type="paragraph" w:styleId="12">
     <w:name w:val="Body Text"/>
-    <w:basedOn w:val="Normal"/>
+    <w:basedOn w:val="1"/>
     <w:semiHidden/>
     <w:qFormat/>
+    <w:uiPriority w:val="0"/>
     <w:rPr>
-      <w:rFonts w:ascii="Arial" w:eastAsia="Arial" w:hAnsi="Arial" w:cs="Arial"/>
+      <w:rFonts w:ascii="Arial" w:hAnsi="Arial" w:eastAsia="Arial" w:cs="Arial"/>
       <w:sz w:val="21"/>
       <w:szCs w:val="21"/>
       <w:lang w:val="en-US" w:eastAsia="en-US" w:bidi="ar-SA"/>
     </w:rPr>
   </w:style>
-  <w:style w:type="paragraph" w:styleId="TOC3">
+  <w:style w:type="paragraph" w:styleId="13">
     <w:name w:val="toc 3"/>
-    <w:basedOn w:val="Normal"/>
-    <w:next w:val="Normal"/>
+    <w:basedOn w:val="1"/>
+    <w:next w:val="1"/>
     <w:qFormat/>
+    <w:uiPriority w:val="0"/>
     <w:pPr>
       <w:ind w:left="840" w:leftChars="400"/>
     </w:pPr>
   </w:style>
-  <w:style w:type="paragraph" w:styleId="Footer">
+  <w:style w:type="paragraph" w:styleId="14">
     <w:name w:val="footer"/>
-    <w:basedOn w:val="Normal"/>
+    <w:basedOn w:val="1"/>
     <w:qFormat/>
+    <w:uiPriority w:val="0"/>
     <w:pPr>
       <w:tabs>
         <w:tab w:val="center" w:pos="4153"/>
@@ -6936,16 +7077,17 @@
       <w:sz w:val="18"/>
     </w:rPr>
   </w:style>
-  <w:style w:type="paragraph" w:styleId="Header">
+  <w:style w:type="paragraph" w:styleId="15">
     <w:name w:val="header"/>
-    <w:basedOn w:val="Normal"/>
+    <w:basedOn w:val="1"/>
     <w:qFormat/>
+    <w:uiPriority w:val="0"/>
     <w:pPr>
       <w:pBdr>
-        <w:top w:val="nil"/>
-        <w:left w:val="nil"/>
-        <w:bottom w:val="nil"/>
-        <w:right w:val="nil"/>
+        <w:top w:val="none" w:color="auto" w:sz="0" w:space="0"/>
+        <w:left w:val="none" w:color="auto" w:sz="0" w:space="0"/>
+        <w:bottom w:val="none" w:color="auto" w:sz="0" w:space="0"/>
+        <w:right w:val="none" w:color="auto" w:sz="0" w:space="0"/>
       </w:pBdr>
       <w:tabs>
         <w:tab w:val="center" w:pos="4153"/>
@@ -6960,37 +7102,41 @@
       <w:sz w:val="18"/>
     </w:rPr>
   </w:style>
-  <w:style w:type="paragraph" w:styleId="TOC1">
+  <w:style w:type="paragraph" w:styleId="16">
     <w:name w:val="toc 1"/>
-    <w:basedOn w:val="Normal"/>
-    <w:next w:val="Normal"/>
+    <w:basedOn w:val="1"/>
+    <w:next w:val="1"/>
     <w:qFormat/>
+    <w:uiPriority w:val="0"/>
     <w:rPr>
-      <w:rFonts w:ascii="Arial" w:eastAsia="Microsoft JhengHei" w:hAnsi="Arial"/>
+      <w:rFonts w:ascii="Arial" w:hAnsi="Arial" w:eastAsia="Microsoft JhengHei"/>
       <w:sz w:val="24"/>
     </w:rPr>
   </w:style>
-  <w:style w:type="paragraph" w:styleId="TOC2">
+  <w:style w:type="paragraph" w:styleId="17">
     <w:name w:val="toc 2"/>
-    <w:basedOn w:val="Normal"/>
-    <w:next w:val="Normal"/>
+    <w:basedOn w:val="1"/>
+    <w:next w:val="1"/>
     <w:qFormat/>
+    <w:uiPriority w:val="0"/>
     <w:pPr>
       <w:ind w:left="420" w:leftChars="200"/>
     </w:pPr>
   </w:style>
-  <w:style w:type="paragraph" w:styleId="NormalWeb">
+  <w:style w:type="paragraph" w:styleId="18">
     <w:name w:val="Normal (Web)"/>
-    <w:basedOn w:val="Normal"/>
+    <w:basedOn w:val="1"/>
     <w:qFormat/>
+    <w:uiPriority w:val="0"/>
     <w:rPr>
       <w:sz w:val="24"/>
     </w:rPr>
   </w:style>
-  <w:style w:type="paragraph" w:styleId="Title">
+  <w:style w:type="paragraph" w:styleId="19">
     <w:name w:val="Title"/>
-    <w:basedOn w:val="Normal"/>
+    <w:basedOn w:val="1"/>
     <w:qFormat/>
+    <w:uiPriority w:val="0"/>
     <w:pPr>
       <w:spacing w:before="240" w:beforeLines="0" w:beforeAutospacing="0" w:after="60" w:afterLines="0" w:afterAutospacing="0"/>
       <w:jc w:val="center"/>
@@ -7002,68 +7148,73 @@
       <w:sz w:val="32"/>
     </w:rPr>
   </w:style>
-  <w:style w:type="table" w:styleId="TableGrid">
+  <w:style w:type="table" w:styleId="21">
     <w:name w:val="Table Grid"/>
-    <w:basedOn w:val="TableNormal"/>
+    <w:basedOn w:val="20"/>
     <w:qFormat/>
+    <w:uiPriority w:val="0"/>
     <w:pPr>
       <w:widowControl w:val="0"/>
       <w:jc w:val="both"/>
     </w:pPr>
     <w:tblPr>
       <w:tblBorders>
-        <w:top w:val="single" w:sz="4" w:space="0" w:color="auto"/>
-        <w:left w:val="single" w:sz="4" w:space="0" w:color="auto"/>
-        <w:bottom w:val="single" w:sz="4" w:space="0" w:color="auto"/>
-        <w:right w:val="single" w:sz="4" w:space="0" w:color="auto"/>
-        <w:insideH w:val="single" w:sz="4" w:space="0" w:color="auto"/>
-        <w:insideV w:val="single" w:sz="4" w:space="0" w:color="auto"/>
+        <w:top w:val="single" w:color="auto" w:sz="4" w:space="0"/>
+        <w:left w:val="single" w:color="auto" w:sz="4" w:space="0"/>
+        <w:bottom w:val="single" w:color="auto" w:sz="4" w:space="0"/>
+        <w:right w:val="single" w:color="auto" w:sz="4" w:space="0"/>
+        <w:insideH w:val="single" w:color="auto" w:sz="4" w:space="0"/>
+        <w:insideV w:val="single" w:color="auto" w:sz="4" w:space="0"/>
       </w:tblBorders>
     </w:tblPr>
   </w:style>
-  <w:style w:type="character" w:styleId="Strong">
+  <w:style w:type="character" w:styleId="23">
     <w:name w:val="Strong"/>
-    <w:basedOn w:val="DefaultParagraphFont"/>
+    <w:basedOn w:val="22"/>
     <w:qFormat/>
+    <w:uiPriority w:val="0"/>
     <w:rPr>
       <w:b/>
     </w:rPr>
   </w:style>
-  <w:style w:type="paragraph" w:customStyle="1" w:styleId="a">
+  <w:style w:type="paragraph" w:customStyle="1" w:styleId="24">
     <w:name w:val="柴_公司名"/>
-    <w:basedOn w:val="Title"/>
+    <w:basedOn w:val="19"/>
     <w:qFormat/>
+    <w:uiPriority w:val="0"/>
     <w:pPr>
       <w:spacing w:after="600" w:afterLines="600"/>
     </w:pPr>
     <w:rPr>
-      <w:rFonts w:ascii="宋体" w:eastAsia="宋体" w:hAnsi="宋体" w:cs="宋体" w:hint="eastAsia"/>
+      <w:rFonts w:hint="eastAsia" w:ascii="宋体" w:hAnsi="宋体" w:eastAsia="宋体" w:cs="宋体"/>
       <w:bCs/>
       <w:spacing w:val="-6"/>
       <w:sz w:val="52"/>
       <w:szCs w:val="52"/>
     </w:rPr>
   </w:style>
-  <w:style w:type="paragraph" w:customStyle="1" w:styleId="a0">
+  <w:style w:type="paragraph" w:customStyle="1" w:styleId="25">
     <w:name w:val="柴_文档名"/>
-    <w:basedOn w:val="Title"/>
+    <w:basedOn w:val="19"/>
     <w:qFormat/>
+    <w:uiPriority w:val="0"/>
     <w:pPr>
       <w:spacing w:after="900" w:afterLines="900"/>
     </w:pPr>
     <w:rPr>
-      <w:rFonts w:ascii="黑体" w:eastAsia="黑体" w:hAnsi="黑体" w:cs="黑体"/>
+      <w:rFonts w:ascii="黑体" w:hAnsi="黑体" w:eastAsia="黑体" w:cs="黑体"/>
       <w:bCs/>
       <w:spacing w:val="-7"/>
       <w:sz w:val="52"/>
       <w:szCs w:val="52"/>
     </w:rPr>
   </w:style>
-  <w:style w:type="table" w:customStyle="1" w:styleId="TableNormal0">
+  <w:style w:type="table" w:customStyle="1" w:styleId="26">
     <w:name w:val="Table Normal_0"/>
     <w:semiHidden/>
     <w:unhideWhenUsed/>
     <w:qFormat/>
+    <w:uiPriority w:val="0"/>
     <w:tblPr>
       <w:tblCellMar>
         <w:top w:w="0" w:type="dxa"/>
@@ -7073,80 +7224,86 @@
       </w:tblCellMar>
     </w:tblPr>
   </w:style>
-  <w:style w:type="paragraph" w:customStyle="1" w:styleId="TableText">
+  <w:style w:type="paragraph" w:customStyle="1" w:styleId="27">
     <w:name w:val="Table Text"/>
-    <w:basedOn w:val="Normal"/>
+    <w:basedOn w:val="1"/>
     <w:semiHidden/>
     <w:qFormat/>
+    <w:uiPriority w:val="0"/>
     <w:rPr>
-      <w:rFonts w:ascii="宋体" w:eastAsia="宋体" w:hAnsi="宋体" w:cs="宋体"/>
+      <w:rFonts w:ascii="宋体" w:hAnsi="宋体" w:eastAsia="宋体" w:cs="宋体"/>
       <w:sz w:val="21"/>
       <w:szCs w:val="21"/>
       <w:lang w:val="en-US" w:eastAsia="en-US" w:bidi="ar-SA"/>
     </w:rPr>
   </w:style>
-  <w:style w:type="paragraph" w:customStyle="1" w:styleId="1">
+  <w:style w:type="paragraph" w:customStyle="1" w:styleId="28">
     <w:name w:val="柴_标题1"/>
-    <w:basedOn w:val="Heading1"/>
-    <w:next w:val="a1"/>
-    <w:link w:val="1Char"/>
+    <w:basedOn w:val="2"/>
+    <w:next w:val="29"/>
+    <w:link w:val="38"/>
     <w:qFormat/>
+    <w:uiPriority w:val="0"/>
     <w:pPr>
       <w:spacing w:before="100" w:after="90" w:line="360" w:lineRule="auto"/>
     </w:pPr>
     <w:rPr>
-      <w:rFonts w:ascii="Arial" w:eastAsia="宋体" w:hAnsi="Arial"/>
+      <w:rFonts w:ascii="Arial" w:hAnsi="Arial" w:eastAsia="宋体"/>
       <w:sz w:val="32"/>
     </w:rPr>
   </w:style>
-  <w:style w:type="paragraph" w:customStyle="1" w:styleId="a1">
+  <w:style w:type="paragraph" w:customStyle="1" w:styleId="29">
     <w:name w:val="柴_正文"/>
-    <w:basedOn w:val="BodyText"/>
+    <w:basedOn w:val="12"/>
     <w:qFormat/>
+    <w:uiPriority w:val="0"/>
     <w:pPr>
       <w:spacing w:line="360" w:lineRule="auto"/>
       <w:ind w:firstLine="470" w:firstLineChars="200"/>
     </w:pPr>
     <w:rPr>
-      <w:rFonts w:ascii="Arial" w:eastAsia="宋体" w:hAnsi="Arial"/>
+      <w:rFonts w:ascii="Arial" w:hAnsi="Arial" w:eastAsia="宋体"/>
       <w:sz w:val="24"/>
       <w:lang w:eastAsia="zh-CN"/>
     </w:rPr>
   </w:style>
-  <w:style w:type="paragraph" w:customStyle="1" w:styleId="2">
+  <w:style w:type="paragraph" w:customStyle="1" w:styleId="30">
     <w:name w:val="柴_标题2"/>
-    <w:basedOn w:val="Heading2"/>
-    <w:next w:val="a1"/>
+    <w:basedOn w:val="3"/>
+    <w:next w:val="29"/>
     <w:qFormat/>
+    <w:uiPriority w:val="0"/>
     <w:pPr>
       <w:spacing w:line="360" w:lineRule="auto"/>
     </w:pPr>
     <w:rPr>
-      <w:rFonts w:ascii="Arial" w:eastAsia="宋体" w:hAnsi="Arial"/>
+      <w:rFonts w:ascii="Arial" w:hAnsi="Arial" w:eastAsia="宋体"/>
       <w:sz w:val="28"/>
     </w:rPr>
   </w:style>
-  <w:style w:type="paragraph" w:customStyle="1" w:styleId="3">
+  <w:style w:type="paragraph" w:customStyle="1" w:styleId="31">
     <w:name w:val="柴_标题3"/>
-    <w:basedOn w:val="Heading3"/>
-    <w:next w:val="Normal"/>
+    <w:basedOn w:val="4"/>
+    <w:next w:val="1"/>
     <w:qFormat/>
+    <w:uiPriority w:val="0"/>
     <w:pPr>
       <w:spacing w:line="360" w:lineRule="auto"/>
       <w:ind w:left="0" w:firstLine="472" w:firstLineChars="200"/>
     </w:pPr>
     <w:rPr>
-      <w:rFonts w:ascii="宋体" w:eastAsia="宋体" w:hAnsi="宋体" w:cs="宋体"/>
+      <w:rFonts w:ascii="宋体" w:hAnsi="宋体" w:eastAsia="宋体" w:cs="宋体"/>
       <w:spacing w:val="-2"/>
       <w:sz w:val="24"/>
       <w:szCs w:val="24"/>
     </w:rPr>
   </w:style>
-  <w:style w:type="paragraph" w:customStyle="1" w:styleId="a2">
+  <w:style w:type="paragraph" w:customStyle="1" w:styleId="32">
     <w:name w:val="柴_目录"/>
-    <w:basedOn w:val="Normal"/>
-    <w:next w:val="BodyText"/>
+    <w:basedOn w:val="1"/>
+    <w:next w:val="12"/>
     <w:qFormat/>
+    <w:uiPriority w:val="0"/>
     <w:pPr>
       <w:tabs>
         <w:tab w:val="right" w:leader="dot" w:pos="8442"/>
@@ -7154,59 +7311,64 @@
       <w:ind w:left="0" w:leftChars="0"/>
     </w:pPr>
     <w:rPr>
-      <w:rFonts w:ascii="Arial" w:eastAsia="Microsoft JhengHei" w:hAnsi="Arial"/>
+      <w:rFonts w:ascii="Arial" w:hAnsi="Arial" w:eastAsia="Microsoft JhengHei"/>
       <w:sz w:val="24"/>
     </w:rPr>
   </w:style>
-  <w:style w:type="paragraph" w:customStyle="1" w:styleId="WPSOffice1">
+  <w:style w:type="paragraph" w:customStyle="1" w:styleId="33">
     <w:name w:val="WPSOffice手动目录 1"/>
     <w:qFormat/>
+    <w:uiPriority w:val="0"/>
     <w:pPr>
       <w:ind w:leftChars="0"/>
     </w:pPr>
     <w:rPr>
-      <w:rFonts w:ascii="Times New Roman" w:eastAsia="宋体" w:hAnsi="Times New Roman" w:cs="Times New Roman"/>
+      <w:rFonts w:ascii="Times New Roman" w:hAnsi="Times New Roman" w:eastAsia="宋体" w:cs="Times New Roman"/>
       <w:sz w:val="20"/>
       <w:szCs w:val="20"/>
     </w:rPr>
   </w:style>
-  <w:style w:type="paragraph" w:customStyle="1" w:styleId="WPSOffice2">
+  <w:style w:type="paragraph" w:customStyle="1" w:styleId="34">
     <w:name w:val="WPSOffice手动目录 2"/>
     <w:qFormat/>
+    <w:uiPriority w:val="0"/>
     <w:pPr>
       <w:ind w:leftChars="200"/>
     </w:pPr>
     <w:rPr>
-      <w:rFonts w:ascii="Times New Roman" w:eastAsia="宋体" w:hAnsi="Times New Roman" w:cs="Times New Roman"/>
+      <w:rFonts w:ascii="Times New Roman" w:hAnsi="Times New Roman" w:eastAsia="宋体" w:cs="Times New Roman"/>
       <w:sz w:val="20"/>
       <w:szCs w:val="20"/>
     </w:rPr>
   </w:style>
-  <w:style w:type="paragraph" w:customStyle="1" w:styleId="WPSOffice3">
+  <w:style w:type="paragraph" w:customStyle="1" w:styleId="35">
     <w:name w:val="WPSOffice手动目录 3"/>
     <w:qFormat/>
+    <w:uiPriority w:val="0"/>
     <w:pPr>
       <w:ind w:leftChars="400"/>
     </w:pPr>
     <w:rPr>
-      <w:rFonts w:ascii="Times New Roman" w:eastAsia="宋体" w:hAnsi="Times New Roman" w:cs="Times New Roman"/>
+      <w:rFonts w:ascii="Times New Roman" w:hAnsi="Times New Roman" w:eastAsia="宋体" w:cs="Times New Roman"/>
       <w:sz w:val="20"/>
       <w:szCs w:val="20"/>
     </w:rPr>
   </w:style>
-  <w:style w:type="paragraph" w:customStyle="1" w:styleId="Compact">
+  <w:style w:type="paragraph" w:customStyle="1" w:styleId="36">
     <w:name w:val="Compact"/>
-    <w:basedOn w:val="BodyText"/>
+    <w:basedOn w:val="12"/>
     <w:qFormat/>
+    <w:uiPriority w:val="0"/>
     <w:pPr>
       <w:spacing w:before="36" w:after="36"/>
     </w:pPr>
   </w:style>
-  <w:style w:type="table" w:customStyle="1" w:styleId="Table">
+  <w:style w:type="table" w:customStyle="1" w:styleId="37">
     <w:name w:val="Table"/>
     <w:semiHidden/>
     <w:unhideWhenUsed/>
     <w:qFormat/>
+    <w:uiPriority w:val="0"/>
     <w:tblPr>
       <w:tblCellMar>
         <w:top w:w="0" w:type="dxa"/>
@@ -7218,25 +7380,27 @@
     <w:tblStylePr w:type="firstRow">
       <w:tcPr>
         <w:tcBorders>
-          <w:bottom w:val="single" w:sz="0" w:space="0" w:color="auto"/>
+          <w:bottom w:val="single" w:color="auto" w:sz="0" w:space="0"/>
         </w:tcBorders>
         <w:vAlign w:val="bottom"/>
       </w:tcPr>
     </w:tblStylePr>
   </w:style>
-  <w:style w:type="character" w:customStyle="1" w:styleId="1Char">
+  <w:style w:type="character" w:customStyle="1" w:styleId="38">
     <w:name w:val="柴_标题1 Char"/>
-    <w:link w:val="1"/>
+    <w:link w:val="28"/>
     <w:qFormat/>
+    <w:uiPriority w:val="0"/>
     <w:rPr>
-      <w:rFonts w:ascii="Arial" w:eastAsia="宋体" w:hAnsi="Arial"/>
+      <w:rFonts w:ascii="Arial" w:hAnsi="Arial" w:eastAsia="宋体"/>
       <w:sz w:val="32"/>
     </w:rPr>
   </w:style>
-  <w:style w:type="paragraph" w:customStyle="1" w:styleId="a3">
+  <w:style w:type="paragraph" w:customStyle="1" w:styleId="39">
     <w:name w:val="柴_正文_无缩进"/>
-    <w:basedOn w:val="Normal"/>
+    <w:basedOn w:val="1"/>
     <w:qFormat/>
+    <w:uiPriority w:val="0"/>
     <w:pPr>
       <w:ind w:firstLine="0" w:firstLineChars="0"/>
     </w:pPr>
